--- a/Assignments/GE03  (2.1)Loops, Methods and Software Development.docx
+++ b/Assignments/GE03  (2.1)Loops, Methods and Software Development.docx
@@ -42,7 +42,15 @@
         <w:t xml:space="preserve">Due Date: </w:t>
       </w:r>
       <w:r>
-        <w:t xml:space="preserve">  Due date listed in Canvas but some sections will be due as class participation before. Create Calendar reminders</w:t>
+        <w:t xml:space="preserve">  Due date listed in </w:t>
+      </w:r>
+      <w:proofErr w:type="gramStart"/>
+      <w:r>
+        <w:t>Canvas</w:t>
+      </w:r>
+      <w:proofErr w:type="gramEnd"/>
+      <w:r>
+        <w:t xml:space="preserve"> but some sections will be due as class participation before. Create Calendar reminders</w:t>
       </w:r>
     </w:p>
     <w:p>
@@ -53,7 +61,23 @@
         </w:numPr>
       </w:pPr>
       <w:r>
-        <w:t xml:space="preserve">Final submission will be accepted up to 24 hours after the due date with a 10% penalty. Meaning if you turn it in at 12:01 am of the next day  you will be deducted 10% of the total points from your score. </w:t>
+        <w:t xml:space="preserve">Final submission will be accepted up to 24 hours after the due date with a 10% penalty. Meaning if you turn it in at 12:01 </w:t>
+      </w:r>
+      <w:proofErr w:type="gramStart"/>
+      <w:r>
+        <w:t>am of</w:t>
+      </w:r>
+      <w:proofErr w:type="gramEnd"/>
+      <w:r>
+        <w:t xml:space="preserve"> the next </w:t>
+      </w:r>
+      <w:proofErr w:type="gramStart"/>
+      <w:r>
+        <w:t>day  you</w:t>
+      </w:r>
+      <w:proofErr w:type="gramEnd"/>
+      <w:r>
+        <w:t xml:space="preserve"> will be deducted 10% of the total points from your score. </w:t>
       </w:r>
     </w:p>
     <w:p>
@@ -64,7 +88,15 @@
         </w:numPr>
       </w:pPr>
       <w:r>
-        <w:t xml:space="preserve">If the assignment is more than 24 hours late, it will be a 0. </w:t>
+        <w:t xml:space="preserve">If the assignment is more than 24 hours late, it will be </w:t>
+      </w:r>
+      <w:proofErr w:type="gramStart"/>
+      <w:r>
+        <w:t>a 0</w:t>
+      </w:r>
+      <w:proofErr w:type="gramEnd"/>
+      <w:r>
+        <w:t xml:space="preserve">. </w:t>
       </w:r>
     </w:p>
     <w:p>
@@ -118,7 +150,21 @@
         <w:rPr>
           <w:shd w:val="clear" w:color="auto" w:fill="D9EAD3"/>
         </w:rPr>
-        <w:t xml:space="preserve">This document with your answers in the highlighted areas </w:t>
+        <w:t xml:space="preserve">This document with your answers </w:t>
+      </w:r>
+      <w:proofErr w:type="gramStart"/>
+      <w:r>
+        <w:rPr>
+          <w:shd w:val="clear" w:color="auto" w:fill="D9EAD3"/>
+        </w:rPr>
+        <w:t>in</w:t>
+      </w:r>
+      <w:proofErr w:type="gramEnd"/>
+      <w:r>
+        <w:rPr>
+          <w:shd w:val="clear" w:color="auto" w:fill="D9EAD3"/>
+        </w:rPr>
+        <w:t xml:space="preserve"> the highlighted areas </w:t>
       </w:r>
     </w:p>
     <w:p>
@@ -214,10 +260,22 @@
           <w:b/>
           <w:bCs/>
         </w:rPr>
-        <w:t xml:space="preserve">Effort: </w:t>
-      </w:r>
-      <w:r>
-        <w:t xml:space="preserve"> You are encouraged to collaborate to discuss concepts and explore writing code together. Remember </w:t>
+        <w:t>Effort</w:t>
+      </w:r>
+      <w:proofErr w:type="gramStart"/>
+      <w:r>
+        <w:rPr>
+          <w:b/>
+          <w:bCs/>
+        </w:rPr>
+        <w:t xml:space="preserve">: </w:t>
+      </w:r>
+      <w:r>
+        <w:t xml:space="preserve"> You</w:t>
+      </w:r>
+      <w:proofErr w:type="gramEnd"/>
+      <w:r>
+        <w:t xml:space="preserve"> are encouraged to collaborate to discuss concepts and explore writing code together. Remember </w:t>
       </w:r>
     </w:p>
     <w:p>
@@ -569,7 +627,15 @@
         </w:numPr>
       </w:pPr>
       <w:r>
-        <w:t>Add a new Title for GE03 and subtitle for the different lectures</w:t>
+        <w:t xml:space="preserve">Add a new Title for GE03 and </w:t>
+      </w:r>
+      <w:proofErr w:type="gramStart"/>
+      <w:r>
+        <w:t>subtitle</w:t>
+      </w:r>
+      <w:proofErr w:type="gramEnd"/>
+      <w:r>
+        <w:t xml:space="preserve"> for the different lectures</w:t>
       </w:r>
     </w:p>
     <w:p>
@@ -592,7 +658,15 @@
         </w:numPr>
       </w:pPr>
       <w:r>
-        <w:t>Practice writing code and include comments.</w:t>
+        <w:t xml:space="preserve">Practice writing code and </w:t>
+      </w:r>
+      <w:proofErr w:type="gramStart"/>
+      <w:r>
+        <w:t>include</w:t>
+      </w:r>
+      <w:proofErr w:type="gramEnd"/>
+      <w:r>
+        <w:t xml:space="preserve"> comments.</w:t>
       </w:r>
     </w:p>
     <w:p>
@@ -643,7 +717,23 @@
           <w:b/>
           <w:bCs/>
         </w:rPr>
-        <w:t>for, while, do-while</w:t>
+        <w:t xml:space="preserve">for, </w:t>
+      </w:r>
+      <w:proofErr w:type="gramStart"/>
+      <w:r>
+        <w:rPr>
+          <w:b/>
+          <w:bCs/>
+        </w:rPr>
+        <w:t>while,</w:t>
+      </w:r>
+      <w:proofErr w:type="gramEnd"/>
+      <w:r>
+        <w:rPr>
+          <w:b/>
+          <w:bCs/>
+        </w:rPr>
+        <w:t xml:space="preserve"> do-while</w:t>
       </w:r>
     </w:p>
     <w:p>
@@ -690,7 +780,15 @@
         </w:numPr>
       </w:pPr>
       <w:r>
-        <w:t>Sentinel values and boolean flags</w:t>
+        <w:t xml:space="preserve">Sentinel values and </w:t>
+      </w:r>
+      <w:proofErr w:type="spellStart"/>
+      <w:r>
+        <w:t>boolean</w:t>
+      </w:r>
+      <w:proofErr w:type="spellEnd"/>
+      <w:r>
+        <w:t xml:space="preserve"> flags</w:t>
       </w:r>
     </w:p>
     <w:p>
@@ -858,8 +956,13 @@
         <w:t>methods</w:t>
       </w:r>
       <w:r>
-        <w:t xml:space="preserve"> to modularize repetitive code and follow single responsibility principle and do not repeat your self</w:t>
-      </w:r>
+        <w:t xml:space="preserve"> to modularize repetitive code and follow single responsibility principle and do not repeat </w:t>
+      </w:r>
+      <w:proofErr w:type="gramStart"/>
+      <w:r>
+        <w:t>your self</w:t>
+      </w:r>
+      <w:proofErr w:type="gramEnd"/>
     </w:p>
     <w:p>
       <w:pPr>
@@ -914,7 +1017,23 @@
               <w:ind w:left="0"/>
             </w:pPr>
             <w:r>
-              <w:t>1. Write test cases to find the sum of the numbers 1 to a max. For example if max is 4 then the sum is 10 because 1+2+3 + 4 = 10</w:t>
+              <w:t xml:space="preserve">1. Write test cases to find the sum of the numbers 1 to a max. For </w:t>
+            </w:r>
+            <w:proofErr w:type="gramStart"/>
+            <w:r>
+              <w:t>example</w:t>
+            </w:r>
+            <w:proofErr w:type="gramEnd"/>
+            <w:r>
+              <w:t xml:space="preserve"> if max is 4 </w:t>
+            </w:r>
+            <w:proofErr w:type="spellStart"/>
+            <w:r>
+              <w:t>then</w:t>
+            </w:r>
+            <w:proofErr w:type="spellEnd"/>
+            <w:r>
+              <w:t xml:space="preserve"> the sum is 10 because 1+2+3 + 4 = 10</w:t>
             </w:r>
           </w:p>
           <w:p>
@@ -1233,11 +1352,16 @@
                     <w:ind w:left="0"/>
                   </w:pPr>
                   <w:r>
-                    <w:t xml:space="preserve">sum =  </w:t>
+                    <w:t xml:space="preserve">sum </w:t>
+                  </w:r>
+                  <w:proofErr w:type="gramStart"/>
+                  <w:r>
+                    <w:t xml:space="preserve">=  </w:t>
                   </w:r>
                   <w:r>
                     <w:t>0</w:t>
                   </w:r>
+                  <w:proofErr w:type="gramEnd"/>
                 </w:p>
               </w:tc>
               <w:tc>
@@ -1525,11 +1649,52 @@
               </w:rPr>
               <w:t xml:space="preserve">Method Name using verbs: </w:t>
             </w:r>
+            <w:proofErr w:type="spellStart"/>
             <w:r>
               <w:rPr>
                 <w:shd w:val="clear" w:color="auto" w:fill="D9EAD3"/>
               </w:rPr>
               <w:t>calculateSum</w:t>
+            </w:r>
+            <w:proofErr w:type="spellEnd"/>
+          </w:p>
+          <w:p>
+            <w:pPr>
+              <w:spacing w:line="240" w:lineRule="auto"/>
+              <w:ind w:left="0"/>
+              <w:rPr>
+                <w:shd w:val="clear" w:color="auto" w:fill="D9EAD3"/>
+              </w:rPr>
+            </w:pPr>
+            <w:r>
+              <w:rPr>
+                <w:b/>
+                <w:bCs/>
+                <w:shd w:val="clear" w:color="auto" w:fill="D9EAD3"/>
+              </w:rPr>
+              <w:t>Method Description</w:t>
+            </w:r>
+            <w:proofErr w:type="gramStart"/>
+            <w:r>
+              <w:rPr>
+                <w:b/>
+                <w:bCs/>
+                <w:shd w:val="clear" w:color="auto" w:fill="D9EAD3"/>
+              </w:rPr>
+              <w:t xml:space="preserve">: </w:t>
+            </w:r>
+            <w:r>
+              <w:rPr>
+                <w:shd w:val="clear" w:color="auto" w:fill="D9EAD3"/>
+              </w:rPr>
+              <w:t xml:space="preserve"> sum</w:t>
+            </w:r>
+            <w:proofErr w:type="gramEnd"/>
+            <w:r>
+              <w:rPr>
+                <w:shd w:val="clear" w:color="auto" w:fill="D9EAD3"/>
+              </w:rPr>
+              <w:t xml:space="preserve"> the integer values from 1 to a max value.</w:t>
             </w:r>
           </w:p>
           <w:p>
@@ -1546,30 +1711,25 @@
                 <w:bCs/>
                 <w:shd w:val="clear" w:color="auto" w:fill="D9EAD3"/>
               </w:rPr>
-              <w:t xml:space="preserve">Method Description: </w:t>
+              <w:t>Parameters (What does the method need</w:t>
             </w:r>
-            <w:r>
-              <w:rPr>
-                <w:shd w:val="clear" w:color="auto" w:fill="D9EAD3"/>
-              </w:rPr>
-              <w:t xml:space="preserve"> sum the integer values from 1 to a max value.</w:t>
-            </w:r>
-          </w:p>
-          <w:p>
-            <w:pPr>
-              <w:spacing w:line="240" w:lineRule="auto"/>
-              <w:ind w:left="0"/>
-              <w:rPr>
-                <w:shd w:val="clear" w:color="auto" w:fill="D9EAD3"/>
-              </w:rPr>
-            </w:pPr>
+            <w:proofErr w:type="gramStart"/>
             <w:r>
               <w:rPr>
                 <w:b/>
                 <w:bCs/>
                 <w:shd w:val="clear" w:color="auto" w:fill="D9EAD3"/>
               </w:rPr>
-              <w:t xml:space="preserve">Parameters (What does the method need) : </w:t>
+              <w:t>) :</w:t>
+            </w:r>
+            <w:proofErr w:type="gramEnd"/>
+            <w:r>
+              <w:rPr>
+                <w:b/>
+                <w:bCs/>
+                <w:shd w:val="clear" w:color="auto" w:fill="D9EAD3"/>
+              </w:rPr>
+              <w:t xml:space="preserve"> </w:t>
             </w:r>
             <w:r>
               <w:rPr>
@@ -1586,13 +1746,23 @@
                 <w:shd w:val="clear" w:color="auto" w:fill="D9EAD3"/>
               </w:rPr>
             </w:pPr>
+            <w:proofErr w:type="gramStart"/>
             <w:r>
               <w:rPr>
                 <w:b/>
                 <w:bCs/>
                 <w:shd w:val="clear" w:color="auto" w:fill="D9EAD3"/>
               </w:rPr>
-              <w:t xml:space="preserve">Return  (What does the method return): </w:t>
+              <w:t>Return  (</w:t>
+            </w:r>
+            <w:proofErr w:type="gramEnd"/>
+            <w:r>
+              <w:rPr>
+                <w:b/>
+                <w:bCs/>
+                <w:shd w:val="clear" w:color="auto" w:fill="D9EAD3"/>
+              </w:rPr>
+              <w:t xml:space="preserve">What does the method return): </w:t>
             </w:r>
             <w:r>
               <w:rPr>
@@ -1618,7 +1788,43 @@
               <w:rPr>
                 <w:shd w:val="clear" w:color="auto" w:fill="D9EAD3"/>
               </w:rPr>
-              <w:t>int CalculateSum(int currentMax)</w:t>
+              <w:t xml:space="preserve">int </w:t>
+            </w:r>
+            <w:proofErr w:type="spellStart"/>
+            <w:proofErr w:type="gramStart"/>
+            <w:r>
+              <w:rPr>
+                <w:shd w:val="clear" w:color="auto" w:fill="D9EAD3"/>
+              </w:rPr>
+              <w:t>CalculateSum</w:t>
+            </w:r>
+            <w:proofErr w:type="spellEnd"/>
+            <w:r>
+              <w:rPr>
+                <w:shd w:val="clear" w:color="auto" w:fill="D9EAD3"/>
+              </w:rPr>
+              <w:t>(</w:t>
+            </w:r>
+            <w:proofErr w:type="gramEnd"/>
+            <w:r>
+              <w:rPr>
+                <w:shd w:val="clear" w:color="auto" w:fill="D9EAD3"/>
+              </w:rPr>
+              <w:t xml:space="preserve">int </w:t>
+            </w:r>
+            <w:proofErr w:type="spellStart"/>
+            <w:r>
+              <w:rPr>
+                <w:shd w:val="clear" w:color="auto" w:fill="D9EAD3"/>
+              </w:rPr>
+              <w:t>currentMax</w:t>
+            </w:r>
+            <w:proofErr w:type="spellEnd"/>
+            <w:r>
+              <w:rPr>
+                <w:shd w:val="clear" w:color="auto" w:fill="D9EAD3"/>
+              </w:rPr>
+              <w:t>)</w:t>
             </w:r>
           </w:p>
         </w:tc>
@@ -1733,7 +1939,18 @@
               <w:ind w:left="0"/>
             </w:pPr>
             <w:r>
-              <w:t>What information must be stored in main?</w:t>
+              <w:t xml:space="preserve">What information must be stored in </w:t>
+            </w:r>
+            <w:proofErr w:type="gramStart"/>
+            <w:r>
+              <w:t>main</w:t>
+            </w:r>
+            <w:proofErr w:type="gramEnd"/>
+            <w:r>
+              <w:t>?</w:t>
+            </w:r>
+            <w:r>
+              <w:t xml:space="preserve"> Variables for sum and the user input, new scanner, calling the new method </w:t>
             </w:r>
           </w:p>
           <w:p>
@@ -1743,7 +1960,7 @@
               <w:ind w:left="0"/>
             </w:pPr>
             <w:r>
-              <w:t>What must be passed to the calculateSum method?</w:t>
+              <w:t>max = 0; (user input)</w:t>
             </w:r>
           </w:p>
           <w:p>
@@ -1753,7 +1970,33 @@
               <w:ind w:left="0"/>
             </w:pPr>
             <w:r>
-              <w:t>What is returned to main when the calculateSum method completes?</w:t>
+              <w:t xml:space="preserve">sum = </w:t>
+            </w:r>
+            <w:proofErr w:type="gramStart"/>
+            <w:r>
+              <w:t>0;</w:t>
+            </w:r>
+            <w:proofErr w:type="gramEnd"/>
+          </w:p>
+          <w:p>
+            <w:pPr>
+              <w:widowControl w:val="0"/>
+              <w:spacing w:line="240" w:lineRule="auto"/>
+              <w:ind w:left="0"/>
+            </w:pPr>
+            <w:r>
+              <w:t xml:space="preserve">What must be passed to the </w:t>
+            </w:r>
+            <w:proofErr w:type="spellStart"/>
+            <w:r>
+              <w:t>calculateSum</w:t>
+            </w:r>
+            <w:proofErr w:type="spellEnd"/>
+            <w:r>
+              <w:t xml:space="preserve"> method?</w:t>
+            </w:r>
+            <w:r>
+              <w:t xml:space="preserve"> The user input for max</w:t>
             </w:r>
           </w:p>
           <w:p>
@@ -1762,6 +2005,27 @@
               <w:spacing w:line="240" w:lineRule="auto"/>
               <w:ind w:left="0"/>
             </w:pPr>
+            <w:r>
+              <w:t xml:space="preserve">What is returned to main when the </w:t>
+            </w:r>
+            <w:proofErr w:type="spellStart"/>
+            <w:r>
+              <w:t>calculateSum</w:t>
+            </w:r>
+            <w:proofErr w:type="spellEnd"/>
+            <w:r>
+              <w:t xml:space="preserve"> method completes?</w:t>
+            </w:r>
+          </w:p>
+          <w:p>
+            <w:pPr>
+              <w:widowControl w:val="0"/>
+              <w:spacing w:line="240" w:lineRule="auto"/>
+              <w:ind w:left="0"/>
+            </w:pPr>
+            <w:r>
+              <w:t>The result of the current sum after the addition of the loop for max</w:t>
+            </w:r>
           </w:p>
           <w:p>
             <w:pPr>
@@ -1824,6 +2088,50 @@
             <w:r>
               <w:t>Take a screenshot showing what is in the debugger after stepping through two iterations of the loop.</w:t>
             </w:r>
+            <w:r>
+              <w:rPr>
+                <w:noProof/>
+              </w:rPr>
+              <w:t xml:space="preserve"> </w:t>
+            </w:r>
+            <w:r>
+              <w:lastRenderedPageBreak/>
+              <w:drawing>
+                <wp:inline distT="0" distB="0" distL="0" distR="0" wp14:anchorId="0C62A2CF" wp14:editId="3F0C8CE8">
+                  <wp:extent cx="5359400" cy="2689860"/>
+                  <wp:effectExtent l="0" t="0" r="0" b="0"/>
+                  <wp:docPr id="1227301123" name="Picture 1"/>
+                  <wp:cNvGraphicFramePr>
+                    <a:graphicFrameLocks xmlns:a="http://schemas.openxmlformats.org/drawingml/2006/main" noChangeAspect="1"/>
+                  </wp:cNvGraphicFramePr>
+                  <a:graphic xmlns:a="http://schemas.openxmlformats.org/drawingml/2006/main">
+                    <a:graphicData uri="http://schemas.openxmlformats.org/drawingml/2006/picture">
+                      <pic:pic xmlns:pic="http://schemas.openxmlformats.org/drawingml/2006/picture">
+                        <pic:nvPicPr>
+                          <pic:cNvPr id="1227301123" name=""/>
+                          <pic:cNvPicPr/>
+                        </pic:nvPicPr>
+                        <pic:blipFill>
+                          <a:blip r:embed="rId7"/>
+                          <a:stretch>
+                            <a:fillRect/>
+                          </a:stretch>
+                        </pic:blipFill>
+                        <pic:spPr>
+                          <a:xfrm>
+                            <a:off x="0" y="0"/>
+                            <a:ext cx="5359400" cy="2689860"/>
+                          </a:xfrm>
+                          <a:prstGeom prst="rect">
+                            <a:avLst/>
+                          </a:prstGeom>
+                        </pic:spPr>
+                      </pic:pic>
+                    </a:graphicData>
+                  </a:graphic>
+                </wp:inline>
+              </w:drawing>
+            </w:r>
           </w:p>
           <w:p>
             <w:pPr>
@@ -1881,6 +2189,7 @@
               <w:ind w:left="0"/>
             </w:pPr>
             <w:r>
+              <w:lastRenderedPageBreak/>
               <w:t>5. Method Stack Frame and Pass by Value</w:t>
             </w:r>
           </w:p>
@@ -1914,6 +2223,36 @@
               <w:spacing w:line="240" w:lineRule="auto"/>
               <w:ind w:left="0"/>
             </w:pPr>
+            <w:r>
+              <w:t xml:space="preserve">Int max = </w:t>
+            </w:r>
+            <w:proofErr w:type="gramStart"/>
+            <w:r>
+              <w:t>0;</w:t>
+            </w:r>
+            <w:proofErr w:type="gramEnd"/>
+          </w:p>
+          <w:p>
+            <w:pPr>
+              <w:widowControl w:val="0"/>
+              <w:pBdr>
+                <w:top w:val="nil"/>
+                <w:left w:val="nil"/>
+                <w:bottom w:val="nil"/>
+                <w:right w:val="nil"/>
+                <w:between w:val="nil"/>
+              </w:pBdr>
+              <w:spacing w:line="240" w:lineRule="auto"/>
+              <w:ind w:left="0"/>
+            </w:pPr>
+            <w:r>
+              <w:t xml:space="preserve">Int sum = </w:t>
+            </w:r>
+            <w:proofErr w:type="gramStart"/>
+            <w:r>
+              <w:t>0;</w:t>
+            </w:r>
+            <w:proofErr w:type="gramEnd"/>
           </w:p>
           <w:p>
             <w:pPr>
@@ -1922,8 +2261,23 @@
               <w:ind w:left="0"/>
             </w:pPr>
             <w:r>
-              <w:lastRenderedPageBreak/>
-              <w:t xml:space="preserve">When the calculateSum method is called, what happens in memory? </w:t>
+              <w:t xml:space="preserve">When the </w:t>
+            </w:r>
+            <w:proofErr w:type="spellStart"/>
+            <w:r>
+              <w:t>calculateSum</w:t>
+            </w:r>
+            <w:proofErr w:type="spellEnd"/>
+            <w:r>
+              <w:t xml:space="preserve"> method is called, what happens in memory? </w:t>
+            </w:r>
+            <w:proofErr w:type="gramStart"/>
+            <w:r>
+              <w:t>Creates</w:t>
+            </w:r>
+            <w:proofErr w:type="gramEnd"/>
+            <w:r>
+              <w:t xml:space="preserve"> enough memory needed for the new method</w:t>
             </w:r>
           </w:p>
           <w:p>
@@ -1933,8 +2287,64 @@
               <w:ind w:left="0"/>
             </w:pPr>
             <w:r>
-              <w:t>What are the local variables in the calculateSum method?</w:t>
+              <w:t xml:space="preserve">What are the local variables in the </w:t>
             </w:r>
+            <w:proofErr w:type="spellStart"/>
+            <w:r>
+              <w:t>calculateSum</w:t>
+            </w:r>
+            <w:proofErr w:type="spellEnd"/>
+            <w:r>
+              <w:t xml:space="preserve"> method?</w:t>
+            </w:r>
+          </w:p>
+          <w:p>
+            <w:pPr>
+              <w:widowControl w:val="0"/>
+              <w:spacing w:line="240" w:lineRule="auto"/>
+              <w:ind w:left="0"/>
+            </w:pPr>
+            <w:r>
+              <w:t xml:space="preserve">Int </w:t>
+            </w:r>
+            <w:proofErr w:type="spellStart"/>
+            <w:r>
+              <w:t>currentSum</w:t>
+            </w:r>
+            <w:proofErr w:type="spellEnd"/>
+            <w:r>
+              <w:t xml:space="preserve"> = </w:t>
+            </w:r>
+            <w:proofErr w:type="gramStart"/>
+            <w:r>
+              <w:t>0;</w:t>
+            </w:r>
+            <w:proofErr w:type="gramEnd"/>
+          </w:p>
+          <w:p>
+            <w:pPr>
+              <w:widowControl w:val="0"/>
+              <w:spacing w:line="240" w:lineRule="auto"/>
+              <w:ind w:left="0"/>
+            </w:pPr>
+            <w:r>
+              <w:t xml:space="preserve">Int counter </w:t>
+            </w:r>
+          </w:p>
+          <w:p>
+            <w:pPr>
+              <w:widowControl w:val="0"/>
+              <w:spacing w:line="240" w:lineRule="auto"/>
+              <w:ind w:left="0"/>
+            </w:pPr>
+            <w:r>
+              <w:t xml:space="preserve">Int </w:t>
+            </w:r>
+            <w:proofErr w:type="spellStart"/>
+            <w:r>
+              <w:t>currentMax</w:t>
+            </w:r>
+            <w:proofErr w:type="spellEnd"/>
           </w:p>
           <w:p>
             <w:pPr>
@@ -1949,11 +2359,36 @@
           <w:p>
             <w:pPr>
               <w:widowControl w:val="0"/>
+              <w:spacing w:before="240" w:after="240" w:line="240" w:lineRule="auto"/>
+              <w:ind w:left="0"/>
+            </w:pPr>
+          </w:p>
+          <w:p>
+            <w:pPr>
+              <w:widowControl w:val="0"/>
               <w:spacing w:line="240" w:lineRule="auto"/>
               <w:ind w:left="0"/>
             </w:pPr>
             <w:r>
-              <w:t>Why would changing the currentMax parameter value  inside the method not change the original variable in main?</w:t>
+              <w:t xml:space="preserve">Why would changing the </w:t>
+            </w:r>
+            <w:proofErr w:type="spellStart"/>
+            <w:r>
+              <w:t>currentMax</w:t>
+            </w:r>
+            <w:proofErr w:type="spellEnd"/>
+            <w:r>
+              <w:t xml:space="preserve"> parameter value inside the method not change the original variable in main?</w:t>
+            </w:r>
+          </w:p>
+          <w:p>
+            <w:pPr>
+              <w:widowControl w:val="0"/>
+              <w:spacing w:line="240" w:lineRule="auto"/>
+              <w:ind w:left="0"/>
+            </w:pPr>
+            <w:r>
+              <w:t xml:space="preserve">They are designated to the method by being inside those brackets. </w:t>
             </w:r>
           </w:p>
           <w:p>
@@ -1963,7 +2398,15 @@
               <w:ind w:left="0"/>
             </w:pPr>
             <w:r>
-              <w:t>When the calculateSum method finishes, what happens to its local variables?</w:t>
+              <w:t xml:space="preserve">When the </w:t>
+            </w:r>
+            <w:proofErr w:type="spellStart"/>
+            <w:r>
+              <w:t>calculateSum</w:t>
+            </w:r>
+            <w:proofErr w:type="spellEnd"/>
+            <w:r>
+              <w:t xml:space="preserve"> method finishes, what happens to its local variables?</w:t>
             </w:r>
           </w:p>
           <w:p>
@@ -2025,7 +2468,6 @@
               <w:ind w:left="0"/>
             </w:pPr>
             <w:r>
-              <w:lastRenderedPageBreak/>
               <w:t>Draw the stages of what happens when calling this method from main.</w:t>
             </w:r>
           </w:p>
@@ -2145,6 +2587,7 @@
               <w:ind w:left="0"/>
             </w:pPr>
             <w:r>
+              <w:lastRenderedPageBreak/>
               <w:t xml:space="preserve">7. Update your technical document with summaries and examples from above. No need to turn in your java file. </w:t>
             </w:r>
           </w:p>
@@ -2195,7 +2638,7 @@
         </w:rPr>
         <w:t xml:space="preserve">Follow </w:t>
       </w:r>
-      <w:hyperlink r:id="rId7" w:anchor="slide=id.g38ec2b9932b_0_47">
+      <w:hyperlink r:id="rId8" w:anchor="slide=id.g38ec2b9932b_0_47">
         <w:r>
           <w:rPr>
             <w:b/>
@@ -2281,7 +2724,6 @@
         </w:numPr>
       </w:pPr>
       <w:r>
-        <w:lastRenderedPageBreak/>
         <w:t>Repeat for next task</w:t>
       </w:r>
     </w:p>
@@ -2507,8 +2949,13 @@
     </w:p>
     <w:p>
       <w:r>
-        <w:t>As a trainer, I want the program to calculate each athlete’s BMI .</w:t>
-      </w:r>
+        <w:t xml:space="preserve">As a trainer, I want the program to calculate each athlete’s </w:t>
+      </w:r>
+      <w:proofErr w:type="gramStart"/>
+      <w:r>
+        <w:t>BMI .</w:t>
+      </w:r>
+      <w:proofErr w:type="gramEnd"/>
     </w:p>
     <w:p>
       <w:pPr>
@@ -2597,7 +3044,6 @@
         </w:numPr>
       </w:pPr>
       <w:r>
-        <w:lastRenderedPageBreak/>
         <w:t>Ask if another athlete should be entered (y/n)</w:t>
       </w:r>
     </w:p>
@@ -2609,7 +3055,31 @@
         </w:numPr>
       </w:pPr>
       <w:r>
-        <w:t xml:space="preserve">Check that valid data has been entered: ‘y’, ‘Y’, ‘N’ or ‘n’ </w:t>
+        <w:t xml:space="preserve">Check that valid data has been </w:t>
+      </w:r>
+      <w:proofErr w:type="gramStart"/>
+      <w:r>
+        <w:t>entered: ‘</w:t>
+      </w:r>
+      <w:proofErr w:type="gramEnd"/>
+      <w:r>
+        <w:t>y</w:t>
+      </w:r>
+      <w:proofErr w:type="gramStart"/>
+      <w:r>
+        <w:t>’, ‘</w:t>
+      </w:r>
+      <w:proofErr w:type="gramEnd"/>
+      <w:r>
+        <w:t>Y</w:t>
+      </w:r>
+      <w:proofErr w:type="gramStart"/>
+      <w:r>
+        <w:t>’, ‘</w:t>
+      </w:r>
+      <w:proofErr w:type="gramEnd"/>
+      <w:r>
+        <w:t xml:space="preserve">N’ or ‘n’ </w:t>
       </w:r>
     </w:p>
     <w:p>
@@ -2620,7 +3090,15 @@
         </w:numPr>
       </w:pPr>
       <w:r>
-        <w:t>When not a y or n character repeat question</w:t>
+        <w:t xml:space="preserve">When not a y or n character </w:t>
+      </w:r>
+      <w:proofErr w:type="gramStart"/>
+      <w:r>
+        <w:t>repeat</w:t>
+      </w:r>
+      <w:proofErr w:type="gramEnd"/>
+      <w:r>
+        <w:t xml:space="preserve"> question</w:t>
       </w:r>
     </w:p>
     <w:p>
@@ -2642,7 +3120,23 @@
         </w:numPr>
       </w:pPr>
       <w:r>
-        <w:t>‘n’ or ‘N’ Display the number of athletes that entered and end the program. For example “4 athlete calculations were completed.</w:t>
+        <w:t xml:space="preserve">‘n’ or ‘N’ Display the number of athletes that entered and </w:t>
+      </w:r>
+      <w:proofErr w:type="gramStart"/>
+      <w:r>
+        <w:t>end</w:t>
+      </w:r>
+      <w:proofErr w:type="gramEnd"/>
+      <w:r>
+        <w:t xml:space="preserve"> the program. For </w:t>
+      </w:r>
+      <w:proofErr w:type="gramStart"/>
+      <w:r>
+        <w:t>example</w:t>
+      </w:r>
+      <w:proofErr w:type="gramEnd"/>
+      <w:r>
+        <w:t xml:space="preserve"> “4 athlete calculations were completed.</w:t>
       </w:r>
     </w:p>
     <w:p>
@@ -2848,6 +3342,7 @@
                     <w:b/>
                     <w:bCs/>
                   </w:rPr>
+                  <w:lastRenderedPageBreak/>
                   <w:t>List constants and variables with data types that are needed</w:t>
                 </w:r>
               </w:p>
@@ -3001,7 +3496,15 @@
         </w:numPr>
       </w:pPr>
       <w:r>
-        <w:t>Implement code and test - Do not worry if you are not able to get all your code working but you should have all of your test cases and design of algorithms completed.</w:t>
+        <w:t xml:space="preserve">Implement code and test - Do not worry if you are not able to get all your code working but you should have </w:t>
+      </w:r>
+      <w:proofErr w:type="gramStart"/>
+      <w:r>
+        <w:t>all of</w:t>
+      </w:r>
+      <w:proofErr w:type="gramEnd"/>
+      <w:r>
+        <w:t xml:space="preserve"> your test cases and design of algorithms completed.</w:t>
       </w:r>
     </w:p>
     <w:p/>
@@ -3019,7 +3522,6 @@
           <w:szCs w:val="24"/>
           <w:shd w:val="clear" w:color="auto" w:fill="D9D2E9"/>
         </w:rPr>
-        <w:lastRenderedPageBreak/>
         <w:t>You can use your work from previous guided explorations if you did it correctly when completing the following.</w:t>
       </w:r>
     </w:p>
@@ -3200,6 +3702,7 @@
                   <w:ind w:left="0"/>
                 </w:pPr>
                 <w:r>
+                  <w:lastRenderedPageBreak/>
                   <w:t>Version Control:</w:t>
                 </w:r>
               </w:p>
@@ -3773,7 +4276,6 @@
                     <w:b/>
                     <w:bCs/>
                   </w:rPr>
-                  <w:lastRenderedPageBreak/>
                   <w:t>Paste handwritten pseudocode algorithm below</w:t>
                 </w:r>
               </w:p>
@@ -5737,6 +6239,7 @@
       <w:bookmarkStart w:id="8" w:name="_heading=h.unzmybdbgbo" w:colFirst="0" w:colLast="0"/>
       <w:bookmarkEnd w:id="8"/>
       <w:r>
+        <w:lastRenderedPageBreak/>
         <w:t>3 Learnings and Reflection</w:t>
       </w:r>
     </w:p>

--- a/Assignments/GE03  (2.1)Loops, Methods and Software Development.docx
+++ b/Assignments/GE03  (2.1)Loops, Methods and Software Development.docx
@@ -2095,6 +2095,9 @@
               <w:t xml:space="preserve"> </w:t>
             </w:r>
             <w:r>
+              <w:rPr>
+                <w:noProof/>
+              </w:rPr>
               <w:lastRenderedPageBreak/>
               <w:drawing>
                 <wp:inline distT="0" distB="0" distL="0" distR="0" wp14:anchorId="0C62A2CF" wp14:editId="3F0C8CE8">
@@ -3770,577 +3773,633 @@
               <w:right w:w="100" w:type="dxa"/>
             </w:tcMar>
           </w:tcPr>
-          <w:sdt>
-            <w:sdtPr>
-              <w:tag w:val="goog_rdk_7"/>
-              <w:id w:val="2090787032"/>
-              <w:lock w:val="contentLocked"/>
-            </w:sdtPr>
-            <w:sdtContent>
-              <w:p>
-                <w:pPr>
-                  <w:spacing w:line="240" w:lineRule="auto"/>
-                  <w:ind w:left="0"/>
-                  <w:rPr>
-                    <w:b/>
-                    <w:bCs/>
-                    <w:shd w:val="clear" w:color="auto" w:fill="D9EAD3"/>
-                  </w:rPr>
-                </w:pPr>
-                <w:r>
-                  <w:rPr>
-                    <w:b/>
-                    <w:bCs/>
-                    <w:shd w:val="clear" w:color="auto" w:fill="D9EAD3"/>
-                  </w:rPr>
-                  <w:t>User Story 2: Method to Validate a Positive Double</w:t>
-                </w:r>
-              </w:p>
-              <w:p>
-                <w:pPr>
-                  <w:spacing w:line="240" w:lineRule="auto"/>
-                  <w:ind w:left="0"/>
-                  <w:rPr>
-                    <w:b/>
-                    <w:bCs/>
-                    <w:shd w:val="clear" w:color="auto" w:fill="D9EAD3"/>
-                  </w:rPr>
-                </w:pPr>
-                <w:r>
-                  <w:rPr>
-                    <w:b/>
-                    <w:bCs/>
-                    <w:shd w:val="clear" w:color="auto" w:fill="D9EAD3"/>
-                  </w:rPr>
-                  <w:t>Description:</w:t>
-                </w:r>
-                <w:r>
-                  <w:rPr>
-                    <w:shd w:val="clear" w:color="auto" w:fill="D9EAD3"/>
-                  </w:rPr>
-                  <w:t xml:space="preserve"> Prompt the user for value and repeats until the user enters a positive integer.</w:t>
-                </w:r>
-              </w:p>
-              <w:p>
-                <w:pPr>
-                  <w:spacing w:line="240" w:lineRule="auto"/>
-                  <w:ind w:left="0"/>
-                </w:pPr>
-              </w:p>
-              <w:p>
-                <w:pPr>
-                  <w:spacing w:line="240" w:lineRule="auto"/>
-                  <w:ind w:left="0"/>
-                </w:pPr>
-                <w:r>
-                  <w:t>Create 4 test cases and include edge cases</w:t>
-                </w:r>
-              </w:p>
-              <w:sdt>
-                <w:sdtPr>
-                  <w:tag w:val="goog_rdk_6"/>
-                  <w:id w:val="-125739214"/>
-                  <w:lock w:val="contentLocked"/>
-                </w:sdtPr>
-                <w:sdtContent>
-                  <w:tbl>
-                    <w:tblPr>
-                      <w:tblStyle w:val="affd"/>
-                      <w:tblW w:w="8415" w:type="dxa"/>
-                      <w:tblInd w:w="0" w:type="dxa"/>
-                      <w:tblBorders>
-                        <w:top w:val="single" w:sz="8" w:space="0" w:color="000000"/>
-                        <w:left w:val="single" w:sz="8" w:space="0" w:color="000000"/>
-                        <w:bottom w:val="single" w:sz="8" w:space="0" w:color="000000"/>
-                        <w:right w:val="single" w:sz="8" w:space="0" w:color="000000"/>
-                        <w:insideH w:val="single" w:sz="8" w:space="0" w:color="000000"/>
-                        <w:insideV w:val="single" w:sz="8" w:space="0" w:color="000000"/>
-                      </w:tblBorders>
-                      <w:tblLayout w:type="fixed"/>
-                      <w:tblLook w:val="0600" w:firstRow="0" w:lastRow="0" w:firstColumn="0" w:lastColumn="0" w:noHBand="1" w:noVBand="1"/>
-                    </w:tblPr>
-                    <w:tblGrid>
-                      <w:gridCol w:w="2325"/>
-                      <w:gridCol w:w="2565"/>
-                      <w:gridCol w:w="3525"/>
-                    </w:tblGrid>
-                    <w:tr>
-                      <w:tc>
-                        <w:tcPr>
-                          <w:tcW w:w="2325" w:type="dxa"/>
-                          <w:tcMar>
-                            <w:top w:w="100" w:type="dxa"/>
-                            <w:left w:w="100" w:type="dxa"/>
-                            <w:bottom w:w="100" w:type="dxa"/>
-                            <w:right w:w="100" w:type="dxa"/>
-                          </w:tcMar>
-                        </w:tcPr>
-                        <w:p>
-                          <w:pPr>
-                            <w:widowControl w:val="0"/>
-                            <w:spacing w:line="240" w:lineRule="auto"/>
-                            <w:ind w:left="0"/>
-                          </w:pPr>
-                          <w:r>
-                            <w:t>Precondition</w:t>
-                          </w:r>
-                        </w:p>
-                      </w:tc>
-                      <w:tc>
-                        <w:tcPr>
-                          <w:tcW w:w="2565" w:type="dxa"/>
-                          <w:tcMar>
-                            <w:top w:w="100" w:type="dxa"/>
-                            <w:left w:w="100" w:type="dxa"/>
-                            <w:bottom w:w="100" w:type="dxa"/>
-                            <w:right w:w="100" w:type="dxa"/>
-                          </w:tcMar>
-                        </w:tcPr>
-                        <w:p>
-                          <w:pPr>
-                            <w:widowControl w:val="0"/>
-                            <w:spacing w:line="240" w:lineRule="auto"/>
-                            <w:ind w:left="0"/>
-                          </w:pPr>
-                          <w:r>
-                            <w:t>Algorithm Notes</w:t>
-                          </w:r>
-                        </w:p>
-                      </w:tc>
-                      <w:tc>
-                        <w:tcPr>
-                          <w:tcW w:w="3525" w:type="dxa"/>
-                          <w:tcMar>
-                            <w:top w:w="100" w:type="dxa"/>
-                            <w:left w:w="100" w:type="dxa"/>
-                            <w:bottom w:w="100" w:type="dxa"/>
-                            <w:right w:w="100" w:type="dxa"/>
-                          </w:tcMar>
-                        </w:tcPr>
-                        <w:p>
-                          <w:pPr>
-                            <w:widowControl w:val="0"/>
-                            <w:spacing w:line="240" w:lineRule="auto"/>
-                            <w:ind w:left="0"/>
-                          </w:pPr>
-                          <w:r>
-                            <w:t>Postcondition</w:t>
-                          </w:r>
-                        </w:p>
-                      </w:tc>
-                    </w:tr>
-                    <w:tr>
-                      <w:tc>
-                        <w:tcPr>
-                          <w:tcW w:w="2325" w:type="dxa"/>
-                          <w:tcMar>
-                            <w:top w:w="100" w:type="dxa"/>
-                            <w:left w:w="100" w:type="dxa"/>
-                            <w:bottom w:w="100" w:type="dxa"/>
-                            <w:right w:w="100" w:type="dxa"/>
-                          </w:tcMar>
-                        </w:tcPr>
-                        <w:p>
-                          <w:pPr>
-                            <w:widowControl w:val="0"/>
-                            <w:spacing w:line="240" w:lineRule="auto"/>
-                            <w:ind w:left="0"/>
-                          </w:pPr>
-                        </w:p>
-                      </w:tc>
-                      <w:tc>
-                        <w:tcPr>
-                          <w:tcW w:w="2565" w:type="dxa"/>
-                          <w:tcMar>
-                            <w:top w:w="100" w:type="dxa"/>
-                            <w:left w:w="100" w:type="dxa"/>
-                            <w:bottom w:w="100" w:type="dxa"/>
-                            <w:right w:w="100" w:type="dxa"/>
-                          </w:tcMar>
-                        </w:tcPr>
-                        <w:p>
-                          <w:pPr>
-                            <w:widowControl w:val="0"/>
-                            <w:spacing w:line="240" w:lineRule="auto"/>
-                            <w:ind w:left="0"/>
-                          </w:pPr>
-                        </w:p>
-                      </w:tc>
-                      <w:tc>
-                        <w:tcPr>
-                          <w:tcW w:w="3525" w:type="dxa"/>
-                          <w:tcMar>
-                            <w:top w:w="100" w:type="dxa"/>
-                            <w:left w:w="100" w:type="dxa"/>
-                            <w:bottom w:w="100" w:type="dxa"/>
-                            <w:right w:w="100" w:type="dxa"/>
-                          </w:tcMar>
-                        </w:tcPr>
-                        <w:p>
-                          <w:pPr>
-                            <w:widowControl w:val="0"/>
-                            <w:spacing w:line="240" w:lineRule="auto"/>
-                            <w:ind w:left="0"/>
-                          </w:pPr>
-                        </w:p>
-                      </w:tc>
-                    </w:tr>
-                    <w:tr>
-                      <w:tc>
-                        <w:tcPr>
-                          <w:tcW w:w="2325" w:type="dxa"/>
-                          <w:tcMar>
-                            <w:top w:w="100" w:type="dxa"/>
-                            <w:left w:w="100" w:type="dxa"/>
-                            <w:bottom w:w="100" w:type="dxa"/>
-                            <w:right w:w="100" w:type="dxa"/>
-                          </w:tcMar>
-                        </w:tcPr>
-                        <w:p>
-                          <w:pPr>
-                            <w:widowControl w:val="0"/>
-                            <w:spacing w:line="240" w:lineRule="auto"/>
-                            <w:ind w:left="0"/>
-                          </w:pPr>
-                        </w:p>
-                      </w:tc>
-                      <w:tc>
-                        <w:tcPr>
-                          <w:tcW w:w="2565" w:type="dxa"/>
-                          <w:tcMar>
-                            <w:top w:w="100" w:type="dxa"/>
-                            <w:left w:w="100" w:type="dxa"/>
-                            <w:bottom w:w="100" w:type="dxa"/>
-                            <w:right w:w="100" w:type="dxa"/>
-                          </w:tcMar>
-                        </w:tcPr>
-                        <w:p>
-                          <w:pPr>
-                            <w:widowControl w:val="0"/>
-                            <w:spacing w:line="240" w:lineRule="auto"/>
-                            <w:ind w:left="0"/>
-                          </w:pPr>
-                        </w:p>
-                      </w:tc>
-                      <w:tc>
-                        <w:tcPr>
-                          <w:tcW w:w="3525" w:type="dxa"/>
-                          <w:tcMar>
-                            <w:top w:w="100" w:type="dxa"/>
-                            <w:left w:w="100" w:type="dxa"/>
-                            <w:bottom w:w="100" w:type="dxa"/>
-                            <w:right w:w="100" w:type="dxa"/>
-                          </w:tcMar>
-                        </w:tcPr>
-                        <w:p>
-                          <w:pPr>
-                            <w:widowControl w:val="0"/>
-                            <w:spacing w:line="240" w:lineRule="auto"/>
-                            <w:ind w:left="0"/>
-                          </w:pPr>
-                        </w:p>
-                      </w:tc>
-                    </w:tr>
-                    <w:tr>
-                      <w:tc>
-                        <w:tcPr>
-                          <w:tcW w:w="2325" w:type="dxa"/>
-                          <w:tcMar>
-                            <w:top w:w="100" w:type="dxa"/>
-                            <w:left w:w="100" w:type="dxa"/>
-                            <w:bottom w:w="100" w:type="dxa"/>
-                            <w:right w:w="100" w:type="dxa"/>
-                          </w:tcMar>
-                        </w:tcPr>
-                        <w:p>
-                          <w:pPr>
-                            <w:widowControl w:val="0"/>
-                            <w:spacing w:line="240" w:lineRule="auto"/>
-                            <w:ind w:left="0"/>
-                          </w:pPr>
-                        </w:p>
-                      </w:tc>
-                      <w:tc>
-                        <w:tcPr>
-                          <w:tcW w:w="2565" w:type="dxa"/>
-                          <w:tcMar>
-                            <w:top w:w="100" w:type="dxa"/>
-                            <w:left w:w="100" w:type="dxa"/>
-                            <w:bottom w:w="100" w:type="dxa"/>
-                            <w:right w:w="100" w:type="dxa"/>
-                          </w:tcMar>
-                        </w:tcPr>
-                        <w:p>
-                          <w:pPr>
-                            <w:widowControl w:val="0"/>
-                            <w:spacing w:line="240" w:lineRule="auto"/>
-                            <w:ind w:left="0"/>
-                          </w:pPr>
-                        </w:p>
-                      </w:tc>
-                      <w:tc>
-                        <w:tcPr>
-                          <w:tcW w:w="3525" w:type="dxa"/>
-                          <w:tcMar>
-                            <w:top w:w="100" w:type="dxa"/>
-                            <w:left w:w="100" w:type="dxa"/>
-                            <w:bottom w:w="100" w:type="dxa"/>
-                            <w:right w:w="100" w:type="dxa"/>
-                          </w:tcMar>
-                        </w:tcPr>
-                        <w:p>
-                          <w:pPr>
-                            <w:widowControl w:val="0"/>
-                            <w:spacing w:line="240" w:lineRule="auto"/>
-                            <w:ind w:left="0"/>
-                          </w:pPr>
-                        </w:p>
-                      </w:tc>
-                    </w:tr>
-                    <w:tr>
-                      <w:tc>
-                        <w:tcPr>
-                          <w:tcW w:w="2325" w:type="dxa"/>
-                          <w:tcMar>
-                            <w:top w:w="100" w:type="dxa"/>
-                            <w:left w:w="100" w:type="dxa"/>
-                            <w:bottom w:w="100" w:type="dxa"/>
-                            <w:right w:w="100" w:type="dxa"/>
-                          </w:tcMar>
-                        </w:tcPr>
-                        <w:p>
-                          <w:pPr>
-                            <w:widowControl w:val="0"/>
-                            <w:spacing w:line="240" w:lineRule="auto"/>
-                            <w:ind w:left="0"/>
-                          </w:pPr>
-                        </w:p>
-                      </w:tc>
-                      <w:tc>
-                        <w:tcPr>
-                          <w:tcW w:w="2565" w:type="dxa"/>
-                          <w:tcMar>
-                            <w:top w:w="100" w:type="dxa"/>
-                            <w:left w:w="100" w:type="dxa"/>
-                            <w:bottom w:w="100" w:type="dxa"/>
-                            <w:right w:w="100" w:type="dxa"/>
-                          </w:tcMar>
-                        </w:tcPr>
-                        <w:p>
-                          <w:pPr>
-                            <w:widowControl w:val="0"/>
-                            <w:spacing w:line="240" w:lineRule="auto"/>
-                            <w:ind w:left="0"/>
-                          </w:pPr>
-                        </w:p>
-                      </w:tc>
-                      <w:tc>
-                        <w:tcPr>
-                          <w:tcW w:w="3525" w:type="dxa"/>
-                          <w:tcMar>
-                            <w:top w:w="100" w:type="dxa"/>
-                            <w:left w:w="100" w:type="dxa"/>
-                            <w:bottom w:w="100" w:type="dxa"/>
-                            <w:right w:w="100" w:type="dxa"/>
-                          </w:tcMar>
-                        </w:tcPr>
-                        <w:p>
-                          <w:pPr>
-                            <w:widowControl w:val="0"/>
-                            <w:spacing w:line="240" w:lineRule="auto"/>
-                            <w:ind w:left="0"/>
-                          </w:pPr>
-                        </w:p>
-                      </w:tc>
-                    </w:tr>
-                  </w:tbl>
-                </w:sdtContent>
-              </w:sdt>
-              <w:p>
-                <w:pPr>
-                  <w:spacing w:line="240" w:lineRule="auto"/>
-                  <w:ind w:left="0"/>
-                </w:pPr>
-              </w:p>
-              <w:p>
-                <w:pPr>
-                  <w:spacing w:line="240" w:lineRule="auto"/>
-                  <w:ind w:left="0"/>
-                  <w:rPr>
-                    <w:shd w:val="clear" w:color="auto" w:fill="D9EAD3"/>
-                  </w:rPr>
-                </w:pPr>
-                <w:r>
-                  <w:rPr>
-                    <w:b/>
-                    <w:bCs/>
-                    <w:shd w:val="clear" w:color="auto" w:fill="D9EAD3"/>
-                  </w:rPr>
-                  <w:t xml:space="preserve">Method Name using verbs: </w:t>
-                </w:r>
-                <w:r>
-                  <w:rPr>
-                    <w:shd w:val="clear" w:color="auto" w:fill="D9EAD3"/>
-                  </w:rPr>
-                  <w:t>GetPositiveDouble</w:t>
-                </w:r>
-              </w:p>
-              <w:p>
-                <w:pPr>
-                  <w:spacing w:line="240" w:lineRule="auto"/>
-                  <w:ind w:left="0"/>
-                  <w:rPr>
-                    <w:shd w:val="clear" w:color="auto" w:fill="D9EAD3"/>
-                  </w:rPr>
-                </w:pPr>
-                <w:r>
-                  <w:rPr>
-                    <w:b/>
-                    <w:bCs/>
-                    <w:shd w:val="clear" w:color="auto" w:fill="D9EAD3"/>
-                  </w:rPr>
-                  <w:t xml:space="preserve">Parameters </w:t>
-                </w:r>
-                <w:r>
-                  <w:rPr>
-                    <w:shd w:val="clear" w:color="auto" w:fill="D9EAD3"/>
-                  </w:rPr>
-                  <w:t>Need Scanner object and String to display question prompt</w:t>
-                </w:r>
-              </w:p>
-              <w:p>
-                <w:pPr>
-                  <w:spacing w:line="240" w:lineRule="auto"/>
-                  <w:ind w:left="0"/>
-                  <w:rPr>
-                    <w:shd w:val="clear" w:color="auto" w:fill="D9EAD3"/>
-                  </w:rPr>
-                </w:pPr>
-                <w:r>
-                  <w:rPr>
-                    <w:b/>
-                    <w:bCs/>
-                    <w:shd w:val="clear" w:color="auto" w:fill="D9EAD3"/>
-                  </w:rPr>
-                  <w:t xml:space="preserve">Return: </w:t>
-                </w:r>
-                <w:r>
-                  <w:rPr>
-                    <w:shd w:val="clear" w:color="auto" w:fill="D9EAD3"/>
-                  </w:rPr>
-                  <w:t>valid positive double</w:t>
-                </w:r>
-              </w:p>
-              <w:p>
-                <w:pPr>
-                  <w:spacing w:line="240" w:lineRule="auto"/>
-                  <w:ind w:left="0"/>
-                  <w:rPr>
-                    <w:b/>
-                    <w:bCs/>
-                    <w:shd w:val="clear" w:color="auto" w:fill="D9EAD3"/>
-                  </w:rPr>
-                </w:pPr>
-                <w:r>
-                  <w:rPr>
-                    <w:b/>
-                    <w:bCs/>
-                    <w:shd w:val="clear" w:color="auto" w:fill="D9EAD3"/>
-                  </w:rPr>
-                  <w:t xml:space="preserve">Method Signature: </w:t>
-                </w:r>
-                <w:r>
-                  <w:rPr>
-                    <w:shd w:val="clear" w:color="auto" w:fill="D9EAD3"/>
-                  </w:rPr>
-                  <w:t>double GetPositiveDouble(Scanner methodInput, String questionPrompt)</w:t>
-                </w:r>
-              </w:p>
-              <w:p>
-                <w:pPr>
-                  <w:spacing w:line="240" w:lineRule="auto"/>
-                  <w:ind w:left="0"/>
-                </w:pPr>
-              </w:p>
-              <w:p>
-                <w:pPr>
-                  <w:spacing w:line="240" w:lineRule="auto"/>
-                  <w:ind w:left="0"/>
-                  <w:rPr>
-                    <w:b/>
-                    <w:bCs/>
-                  </w:rPr>
-                </w:pPr>
-                <w:r>
-                  <w:rPr>
-                    <w:b/>
-                    <w:bCs/>
-                  </w:rPr>
-                  <w:t>Paste handwritten pseudocode algorithm below</w:t>
-                </w:r>
-              </w:p>
-              <w:p>
-                <w:pPr>
-                  <w:spacing w:line="240" w:lineRule="auto"/>
-                  <w:ind w:left="0"/>
-                </w:pPr>
-                <w:r>
-                  <w:t xml:space="preserve"> </w:t>
-                </w:r>
-              </w:p>
-              <w:p>
-                <w:pPr>
-                  <w:spacing w:line="240" w:lineRule="auto"/>
-                  <w:ind w:left="0"/>
-                </w:pPr>
-              </w:p>
-              <w:p>
-                <w:pPr>
-                  <w:spacing w:line="240" w:lineRule="auto"/>
-                  <w:ind w:left="0"/>
-                  <w:rPr>
-                    <w:b/>
-                    <w:bCs/>
-                  </w:rPr>
-                </w:pPr>
-                <w:r>
-                  <w:rPr>
-                    <w:b/>
-                    <w:bCs/>
-                  </w:rPr>
-                  <w:t xml:space="preserve">Implement method code, call from main and test. </w:t>
-                </w:r>
-              </w:p>
-              <w:p>
-                <w:pPr>
-                  <w:spacing w:line="240" w:lineRule="auto"/>
-                  <w:ind w:left="0"/>
-                </w:pPr>
-              </w:p>
-              <w:p>
-                <w:pPr>
-                  <w:spacing w:line="240" w:lineRule="auto"/>
-                  <w:ind w:left="0"/>
-                </w:pPr>
-              </w:p>
-              <w:p>
-                <w:pPr>
-                  <w:spacing w:line="240" w:lineRule="auto"/>
-                  <w:ind w:left="0"/>
-                </w:pPr>
-                <w:r>
-                  <w:rPr>
-                    <w:b/>
-                    <w:bCs/>
-                  </w:rPr>
-                  <w:t xml:space="preserve">Optional: </w:t>
-                </w:r>
-                <w:r>
-                  <w:t>Add code that uses a scanner hasNext method to make sure a run time error doesn’t occur if the user enters the incorrect data type.</w:t>
-                </w:r>
-              </w:p>
-            </w:sdtContent>
-          </w:sdt>
+          <w:p>
+            <w:pPr>
+              <w:spacing w:line="240" w:lineRule="auto"/>
+              <w:ind w:left="0"/>
+              <w:rPr>
+                <w:b/>
+                <w:bCs/>
+                <w:shd w:val="clear" w:color="auto" w:fill="D9EAD3"/>
+              </w:rPr>
+            </w:pPr>
+            <w:r>
+              <w:rPr>
+                <w:b/>
+                <w:bCs/>
+                <w:shd w:val="clear" w:color="auto" w:fill="D9EAD3"/>
+              </w:rPr>
+              <w:t>User Story 2: Method to Validate a Positive Double</w:t>
+            </w:r>
+          </w:p>
+          <w:p>
+            <w:pPr>
+              <w:spacing w:line="240" w:lineRule="auto"/>
+              <w:ind w:left="0"/>
+              <w:rPr>
+                <w:b/>
+                <w:bCs/>
+                <w:shd w:val="clear" w:color="auto" w:fill="D9EAD3"/>
+              </w:rPr>
+            </w:pPr>
+            <w:r>
+              <w:rPr>
+                <w:b/>
+                <w:bCs/>
+                <w:shd w:val="clear" w:color="auto" w:fill="D9EAD3"/>
+              </w:rPr>
+              <w:t>Description:</w:t>
+            </w:r>
+            <w:r>
+              <w:rPr>
+                <w:shd w:val="clear" w:color="auto" w:fill="D9EAD3"/>
+              </w:rPr>
+              <w:t xml:space="preserve"> Prompt the user for value and </w:t>
+            </w:r>
+            <w:proofErr w:type="gramStart"/>
+            <w:r>
+              <w:rPr>
+                <w:shd w:val="clear" w:color="auto" w:fill="D9EAD3"/>
+              </w:rPr>
+              <w:t>repeats</w:t>
+            </w:r>
+            <w:proofErr w:type="gramEnd"/>
+            <w:r>
+              <w:rPr>
+                <w:shd w:val="clear" w:color="auto" w:fill="D9EAD3"/>
+              </w:rPr>
+              <w:t xml:space="preserve"> until the user enters a positive integer.</w:t>
+            </w:r>
+          </w:p>
+          <w:p>
+            <w:pPr>
+              <w:spacing w:line="240" w:lineRule="auto"/>
+              <w:ind w:left="0"/>
+            </w:pPr>
+          </w:p>
+          <w:p>
+            <w:pPr>
+              <w:spacing w:line="240" w:lineRule="auto"/>
+              <w:ind w:left="0"/>
+            </w:pPr>
+            <w:r>
+              <w:t>Create 4 test cases and include edge cases</w:t>
+            </w:r>
+          </w:p>
+          <w:tbl>
+            <w:tblPr>
+              <w:tblStyle w:val="affd"/>
+              <w:tblW w:w="8415" w:type="dxa"/>
+              <w:tblInd w:w="0" w:type="dxa"/>
+              <w:tblBorders>
+                <w:top w:val="single" w:sz="8" w:space="0" w:color="000000"/>
+                <w:left w:val="single" w:sz="8" w:space="0" w:color="000000"/>
+                <w:bottom w:val="single" w:sz="8" w:space="0" w:color="000000"/>
+                <w:right w:val="single" w:sz="8" w:space="0" w:color="000000"/>
+                <w:insideH w:val="single" w:sz="8" w:space="0" w:color="000000"/>
+                <w:insideV w:val="single" w:sz="8" w:space="0" w:color="000000"/>
+              </w:tblBorders>
+              <w:tblLayout w:type="fixed"/>
+              <w:tblLook w:val="0600" w:firstRow="0" w:lastRow="0" w:firstColumn="0" w:lastColumn="0" w:noHBand="1" w:noVBand="1"/>
+            </w:tblPr>
+            <w:tblGrid>
+              <w:gridCol w:w="2325"/>
+              <w:gridCol w:w="2565"/>
+              <w:gridCol w:w="3525"/>
+            </w:tblGrid>
+            <w:tr>
+              <w:tc>
+                <w:tcPr>
+                  <w:tcW w:w="2325" w:type="dxa"/>
+                  <w:tcMar>
+                    <w:top w:w="100" w:type="dxa"/>
+                    <w:left w:w="100" w:type="dxa"/>
+                    <w:bottom w:w="100" w:type="dxa"/>
+                    <w:right w:w="100" w:type="dxa"/>
+                  </w:tcMar>
+                </w:tcPr>
+                <w:p>
+                  <w:pPr>
+                    <w:widowControl w:val="0"/>
+                    <w:spacing w:line="240" w:lineRule="auto"/>
+                    <w:ind w:left="0"/>
+                  </w:pPr>
+                  <w:r>
+                    <w:t>Precondition</w:t>
+                  </w:r>
+                </w:p>
+              </w:tc>
+              <w:tc>
+                <w:tcPr>
+                  <w:tcW w:w="2565" w:type="dxa"/>
+                  <w:tcMar>
+                    <w:top w:w="100" w:type="dxa"/>
+                    <w:left w:w="100" w:type="dxa"/>
+                    <w:bottom w:w="100" w:type="dxa"/>
+                    <w:right w:w="100" w:type="dxa"/>
+                  </w:tcMar>
+                </w:tcPr>
+                <w:p>
+                  <w:pPr>
+                    <w:widowControl w:val="0"/>
+                    <w:spacing w:line="240" w:lineRule="auto"/>
+                    <w:ind w:left="0"/>
+                  </w:pPr>
+                  <w:r>
+                    <w:t>Algorithm Notes</w:t>
+                  </w:r>
+                </w:p>
+              </w:tc>
+              <w:tc>
+                <w:tcPr>
+                  <w:tcW w:w="3525" w:type="dxa"/>
+                  <w:tcMar>
+                    <w:top w:w="100" w:type="dxa"/>
+                    <w:left w:w="100" w:type="dxa"/>
+                    <w:bottom w:w="100" w:type="dxa"/>
+                    <w:right w:w="100" w:type="dxa"/>
+                  </w:tcMar>
+                </w:tcPr>
+                <w:p>
+                  <w:pPr>
+                    <w:widowControl w:val="0"/>
+                    <w:spacing w:line="240" w:lineRule="auto"/>
+                    <w:ind w:left="0"/>
+                  </w:pPr>
+                  <w:r>
+                    <w:t>Postcondition</w:t>
+                  </w:r>
+                </w:p>
+              </w:tc>
+            </w:tr>
+            <w:tr>
+              <w:tc>
+                <w:tcPr>
+                  <w:tcW w:w="2325" w:type="dxa"/>
+                  <w:tcMar>
+                    <w:top w:w="100" w:type="dxa"/>
+                    <w:left w:w="100" w:type="dxa"/>
+                    <w:bottom w:w="100" w:type="dxa"/>
+                    <w:right w:w="100" w:type="dxa"/>
+                  </w:tcMar>
+                </w:tcPr>
+                <w:p>
+                  <w:pPr>
+                    <w:widowControl w:val="0"/>
+                    <w:spacing w:line="240" w:lineRule="auto"/>
+                    <w:ind w:left="0"/>
+                  </w:pPr>
+                </w:p>
+              </w:tc>
+              <w:tc>
+                <w:tcPr>
+                  <w:tcW w:w="2565" w:type="dxa"/>
+                  <w:tcMar>
+                    <w:top w:w="100" w:type="dxa"/>
+                    <w:left w:w="100" w:type="dxa"/>
+                    <w:bottom w:w="100" w:type="dxa"/>
+                    <w:right w:w="100" w:type="dxa"/>
+                  </w:tcMar>
+                </w:tcPr>
+                <w:p>
+                  <w:pPr>
+                    <w:widowControl w:val="0"/>
+                    <w:spacing w:line="240" w:lineRule="auto"/>
+                    <w:ind w:left="0"/>
+                  </w:pPr>
+                </w:p>
+              </w:tc>
+              <w:tc>
+                <w:tcPr>
+                  <w:tcW w:w="3525" w:type="dxa"/>
+                  <w:tcMar>
+                    <w:top w:w="100" w:type="dxa"/>
+                    <w:left w:w="100" w:type="dxa"/>
+                    <w:bottom w:w="100" w:type="dxa"/>
+                    <w:right w:w="100" w:type="dxa"/>
+                  </w:tcMar>
+                </w:tcPr>
+                <w:p>
+                  <w:pPr>
+                    <w:widowControl w:val="0"/>
+                    <w:spacing w:line="240" w:lineRule="auto"/>
+                    <w:ind w:left="0"/>
+                  </w:pPr>
+                </w:p>
+              </w:tc>
+            </w:tr>
+            <w:tr>
+              <w:tc>
+                <w:tcPr>
+                  <w:tcW w:w="2325" w:type="dxa"/>
+                  <w:tcMar>
+                    <w:top w:w="100" w:type="dxa"/>
+                    <w:left w:w="100" w:type="dxa"/>
+                    <w:bottom w:w="100" w:type="dxa"/>
+                    <w:right w:w="100" w:type="dxa"/>
+                  </w:tcMar>
+                </w:tcPr>
+                <w:p>
+                  <w:pPr>
+                    <w:widowControl w:val="0"/>
+                    <w:spacing w:line="240" w:lineRule="auto"/>
+                    <w:ind w:left="0"/>
+                  </w:pPr>
+                </w:p>
+              </w:tc>
+              <w:tc>
+                <w:tcPr>
+                  <w:tcW w:w="2565" w:type="dxa"/>
+                  <w:tcMar>
+                    <w:top w:w="100" w:type="dxa"/>
+                    <w:left w:w="100" w:type="dxa"/>
+                    <w:bottom w:w="100" w:type="dxa"/>
+                    <w:right w:w="100" w:type="dxa"/>
+                  </w:tcMar>
+                </w:tcPr>
+                <w:p>
+                  <w:pPr>
+                    <w:widowControl w:val="0"/>
+                    <w:spacing w:line="240" w:lineRule="auto"/>
+                    <w:ind w:left="0"/>
+                  </w:pPr>
+                </w:p>
+              </w:tc>
+              <w:tc>
+                <w:tcPr>
+                  <w:tcW w:w="3525" w:type="dxa"/>
+                  <w:tcMar>
+                    <w:top w:w="100" w:type="dxa"/>
+                    <w:left w:w="100" w:type="dxa"/>
+                    <w:bottom w:w="100" w:type="dxa"/>
+                    <w:right w:w="100" w:type="dxa"/>
+                  </w:tcMar>
+                </w:tcPr>
+                <w:p>
+                  <w:pPr>
+                    <w:widowControl w:val="0"/>
+                    <w:spacing w:line="240" w:lineRule="auto"/>
+                    <w:ind w:left="0"/>
+                  </w:pPr>
+                </w:p>
+              </w:tc>
+            </w:tr>
+            <w:tr>
+              <w:tc>
+                <w:tcPr>
+                  <w:tcW w:w="2325" w:type="dxa"/>
+                  <w:tcMar>
+                    <w:top w:w="100" w:type="dxa"/>
+                    <w:left w:w="100" w:type="dxa"/>
+                    <w:bottom w:w="100" w:type="dxa"/>
+                    <w:right w:w="100" w:type="dxa"/>
+                  </w:tcMar>
+                </w:tcPr>
+                <w:p>
+                  <w:pPr>
+                    <w:widowControl w:val="0"/>
+                    <w:spacing w:line="240" w:lineRule="auto"/>
+                    <w:ind w:left="0"/>
+                  </w:pPr>
+                </w:p>
+              </w:tc>
+              <w:tc>
+                <w:tcPr>
+                  <w:tcW w:w="2565" w:type="dxa"/>
+                  <w:tcMar>
+                    <w:top w:w="100" w:type="dxa"/>
+                    <w:left w:w="100" w:type="dxa"/>
+                    <w:bottom w:w="100" w:type="dxa"/>
+                    <w:right w:w="100" w:type="dxa"/>
+                  </w:tcMar>
+                </w:tcPr>
+                <w:p>
+                  <w:pPr>
+                    <w:widowControl w:val="0"/>
+                    <w:spacing w:line="240" w:lineRule="auto"/>
+                    <w:ind w:left="0"/>
+                  </w:pPr>
+                </w:p>
+              </w:tc>
+              <w:tc>
+                <w:tcPr>
+                  <w:tcW w:w="3525" w:type="dxa"/>
+                  <w:tcMar>
+                    <w:top w:w="100" w:type="dxa"/>
+                    <w:left w:w="100" w:type="dxa"/>
+                    <w:bottom w:w="100" w:type="dxa"/>
+                    <w:right w:w="100" w:type="dxa"/>
+                  </w:tcMar>
+                </w:tcPr>
+                <w:p>
+                  <w:pPr>
+                    <w:widowControl w:val="0"/>
+                    <w:spacing w:line="240" w:lineRule="auto"/>
+                    <w:ind w:left="0"/>
+                  </w:pPr>
+                </w:p>
+              </w:tc>
+            </w:tr>
+            <w:tr>
+              <w:tc>
+                <w:tcPr>
+                  <w:tcW w:w="2325" w:type="dxa"/>
+                  <w:tcMar>
+                    <w:top w:w="100" w:type="dxa"/>
+                    <w:left w:w="100" w:type="dxa"/>
+                    <w:bottom w:w="100" w:type="dxa"/>
+                    <w:right w:w="100" w:type="dxa"/>
+                  </w:tcMar>
+                </w:tcPr>
+                <w:p>
+                  <w:pPr>
+                    <w:widowControl w:val="0"/>
+                    <w:spacing w:line="240" w:lineRule="auto"/>
+                    <w:ind w:left="0"/>
+                  </w:pPr>
+                </w:p>
+              </w:tc>
+              <w:tc>
+                <w:tcPr>
+                  <w:tcW w:w="2565" w:type="dxa"/>
+                  <w:tcMar>
+                    <w:top w:w="100" w:type="dxa"/>
+                    <w:left w:w="100" w:type="dxa"/>
+                    <w:bottom w:w="100" w:type="dxa"/>
+                    <w:right w:w="100" w:type="dxa"/>
+                  </w:tcMar>
+                </w:tcPr>
+                <w:p>
+                  <w:pPr>
+                    <w:widowControl w:val="0"/>
+                    <w:spacing w:line="240" w:lineRule="auto"/>
+                    <w:ind w:left="0"/>
+                  </w:pPr>
+                </w:p>
+              </w:tc>
+              <w:tc>
+                <w:tcPr>
+                  <w:tcW w:w="3525" w:type="dxa"/>
+                  <w:tcMar>
+                    <w:top w:w="100" w:type="dxa"/>
+                    <w:left w:w="100" w:type="dxa"/>
+                    <w:bottom w:w="100" w:type="dxa"/>
+                    <w:right w:w="100" w:type="dxa"/>
+                  </w:tcMar>
+                </w:tcPr>
+                <w:p>
+                  <w:pPr>
+                    <w:widowControl w:val="0"/>
+                    <w:spacing w:line="240" w:lineRule="auto"/>
+                    <w:ind w:left="0"/>
+                  </w:pPr>
+                </w:p>
+              </w:tc>
+            </w:tr>
+          </w:tbl>
+          <w:p>
+            <w:pPr>
+              <w:spacing w:line="240" w:lineRule="auto"/>
+              <w:ind w:left="0"/>
+            </w:pPr>
+          </w:p>
+          <w:p>
+            <w:pPr>
+              <w:spacing w:line="240" w:lineRule="auto"/>
+              <w:ind w:left="0"/>
+              <w:rPr>
+                <w:shd w:val="clear" w:color="auto" w:fill="D9EAD3"/>
+              </w:rPr>
+            </w:pPr>
+            <w:r>
+              <w:rPr>
+                <w:b/>
+                <w:bCs/>
+                <w:shd w:val="clear" w:color="auto" w:fill="D9EAD3"/>
+              </w:rPr>
+              <w:t xml:space="preserve">Method Name using verbs: </w:t>
+            </w:r>
+            <w:proofErr w:type="spellStart"/>
+            <w:r>
+              <w:rPr>
+                <w:shd w:val="clear" w:color="auto" w:fill="D9EAD3"/>
+              </w:rPr>
+              <w:t>GetPositiveDouble</w:t>
+            </w:r>
+            <w:proofErr w:type="spellEnd"/>
+          </w:p>
+          <w:p>
+            <w:pPr>
+              <w:spacing w:line="240" w:lineRule="auto"/>
+              <w:ind w:left="0"/>
+              <w:rPr>
+                <w:shd w:val="clear" w:color="auto" w:fill="D9EAD3"/>
+              </w:rPr>
+            </w:pPr>
+            <w:r>
+              <w:rPr>
+                <w:b/>
+                <w:bCs/>
+                <w:shd w:val="clear" w:color="auto" w:fill="D9EAD3"/>
+              </w:rPr>
+              <w:t xml:space="preserve">Parameters </w:t>
+            </w:r>
+            <w:r>
+              <w:rPr>
+                <w:shd w:val="clear" w:color="auto" w:fill="D9EAD3"/>
+              </w:rPr>
+              <w:t>Need Scanner object and String to display question prompt</w:t>
+            </w:r>
+          </w:p>
+          <w:p>
+            <w:pPr>
+              <w:spacing w:line="240" w:lineRule="auto"/>
+              <w:ind w:left="0"/>
+              <w:rPr>
+                <w:shd w:val="clear" w:color="auto" w:fill="D9EAD3"/>
+              </w:rPr>
+            </w:pPr>
+            <w:r>
+              <w:rPr>
+                <w:b/>
+                <w:bCs/>
+                <w:shd w:val="clear" w:color="auto" w:fill="D9EAD3"/>
+              </w:rPr>
+              <w:t xml:space="preserve">Return: </w:t>
+            </w:r>
+            <w:r>
+              <w:rPr>
+                <w:shd w:val="clear" w:color="auto" w:fill="D9EAD3"/>
+              </w:rPr>
+              <w:t>valid positive double</w:t>
+            </w:r>
+          </w:p>
+          <w:p>
+            <w:pPr>
+              <w:spacing w:line="240" w:lineRule="auto"/>
+              <w:ind w:left="0"/>
+              <w:rPr>
+                <w:b/>
+                <w:bCs/>
+                <w:shd w:val="clear" w:color="auto" w:fill="D9EAD3"/>
+              </w:rPr>
+            </w:pPr>
+            <w:r>
+              <w:rPr>
+                <w:b/>
+                <w:bCs/>
+                <w:shd w:val="clear" w:color="auto" w:fill="D9EAD3"/>
+              </w:rPr>
+              <w:t xml:space="preserve">Method Signature: </w:t>
+            </w:r>
+            <w:r>
+              <w:rPr>
+                <w:shd w:val="clear" w:color="auto" w:fill="D9EAD3"/>
+              </w:rPr>
+              <w:t xml:space="preserve">double </w:t>
+            </w:r>
+            <w:proofErr w:type="spellStart"/>
+            <w:proofErr w:type="gramStart"/>
+            <w:r>
+              <w:rPr>
+                <w:shd w:val="clear" w:color="auto" w:fill="D9EAD3"/>
+              </w:rPr>
+              <w:t>GetPositiveDouble</w:t>
+            </w:r>
+            <w:proofErr w:type="spellEnd"/>
+            <w:r>
+              <w:rPr>
+                <w:shd w:val="clear" w:color="auto" w:fill="D9EAD3"/>
+              </w:rPr>
+              <w:t>(</w:t>
+            </w:r>
+            <w:proofErr w:type="gramEnd"/>
+            <w:r>
+              <w:rPr>
+                <w:shd w:val="clear" w:color="auto" w:fill="D9EAD3"/>
+              </w:rPr>
+              <w:t xml:space="preserve">Scanner </w:t>
+            </w:r>
+            <w:proofErr w:type="spellStart"/>
+            <w:r>
+              <w:rPr>
+                <w:shd w:val="clear" w:color="auto" w:fill="D9EAD3"/>
+              </w:rPr>
+              <w:t>methodInput</w:t>
+            </w:r>
+            <w:proofErr w:type="spellEnd"/>
+            <w:r>
+              <w:rPr>
+                <w:shd w:val="clear" w:color="auto" w:fill="D9EAD3"/>
+              </w:rPr>
+              <w:t xml:space="preserve">, String </w:t>
+            </w:r>
+            <w:proofErr w:type="spellStart"/>
+            <w:r>
+              <w:rPr>
+                <w:shd w:val="clear" w:color="auto" w:fill="D9EAD3"/>
+              </w:rPr>
+              <w:t>questionPrompt</w:t>
+            </w:r>
+            <w:proofErr w:type="spellEnd"/>
+            <w:r>
+              <w:rPr>
+                <w:shd w:val="clear" w:color="auto" w:fill="D9EAD3"/>
+              </w:rPr>
+              <w:t>)</w:t>
+            </w:r>
+          </w:p>
+          <w:p>
+            <w:pPr>
+              <w:spacing w:line="240" w:lineRule="auto"/>
+              <w:ind w:left="0"/>
+            </w:pPr>
+          </w:p>
+          <w:p>
+            <w:pPr>
+              <w:spacing w:line="240" w:lineRule="auto"/>
+              <w:ind w:left="0"/>
+              <w:rPr>
+                <w:b/>
+                <w:bCs/>
+              </w:rPr>
+            </w:pPr>
+            <w:r>
+              <w:rPr>
+                <w:b/>
+                <w:bCs/>
+              </w:rPr>
+              <w:t>Paste handwritten pseudocode algorithm below</w:t>
+            </w:r>
+          </w:p>
+          <w:p>
+            <w:pPr>
+              <w:spacing w:line="240" w:lineRule="auto"/>
+              <w:ind w:left="0"/>
+            </w:pPr>
+            <w:r>
+              <w:t xml:space="preserve"> </w:t>
+            </w:r>
+          </w:p>
+          <w:p>
+            <w:pPr>
+              <w:spacing w:line="240" w:lineRule="auto"/>
+              <w:ind w:left="0"/>
+            </w:pPr>
+          </w:p>
+          <w:p>
+            <w:pPr>
+              <w:spacing w:line="240" w:lineRule="auto"/>
+              <w:ind w:left="0"/>
+              <w:rPr>
+                <w:b/>
+                <w:bCs/>
+              </w:rPr>
+            </w:pPr>
+            <w:r>
+              <w:rPr>
+                <w:b/>
+                <w:bCs/>
+              </w:rPr>
+              <w:t xml:space="preserve">Implement method code, call from main and test. </w:t>
+            </w:r>
+          </w:p>
+          <w:p>
+            <w:pPr>
+              <w:spacing w:line="240" w:lineRule="auto"/>
+              <w:ind w:left="0"/>
+            </w:pPr>
+          </w:p>
+          <w:p>
+            <w:pPr>
+              <w:spacing w:line="240" w:lineRule="auto"/>
+              <w:ind w:left="0"/>
+            </w:pPr>
+          </w:p>
+          <w:p>
+            <w:pPr>
+              <w:spacing w:line="240" w:lineRule="auto"/>
+              <w:ind w:left="0"/>
+            </w:pPr>
+            <w:r>
+              <w:rPr>
+                <w:b/>
+                <w:bCs/>
+              </w:rPr>
+              <w:t xml:space="preserve">Optional: </w:t>
+            </w:r>
+            <w:r>
+              <w:t xml:space="preserve">Add code that uses a scanner </w:t>
+            </w:r>
+            <w:proofErr w:type="spellStart"/>
+            <w:r>
+              <w:t>hasNext</w:t>
+            </w:r>
+            <w:proofErr w:type="spellEnd"/>
+            <w:r>
+              <w:t xml:space="preserve"> method to make sure a run time error doesn’t occur if the user enters the incorrect data type.</w:t>
+            </w:r>
+          </w:p>
         </w:tc>
       </w:tr>
     </w:tbl>
@@ -4384,510 +4443,571 @@
               <w:right w:w="100" w:type="dxa"/>
             </w:tcMar>
           </w:tcPr>
-          <w:sdt>
-            <w:sdtPr>
-              <w:tag w:val="goog_rdk_9"/>
-              <w:id w:val="-1953282257"/>
-              <w:lock w:val="contentLocked"/>
-            </w:sdtPr>
-            <w:sdtContent>
-              <w:p>
-                <w:pPr>
-                  <w:spacing w:line="240" w:lineRule="auto"/>
-                  <w:ind w:left="0"/>
-                  <w:rPr>
-                    <w:b/>
-                    <w:bCs/>
-                    <w:shd w:val="clear" w:color="auto" w:fill="D9EAD3"/>
-                  </w:rPr>
-                </w:pPr>
-                <w:r>
-                  <w:rPr>
-                    <w:b/>
-                    <w:bCs/>
-                    <w:shd w:val="clear" w:color="auto" w:fill="D9EAD3"/>
-                  </w:rPr>
-                  <w:t>User Story 3: Method to Calculate BMI</w:t>
-                </w:r>
-              </w:p>
-              <w:p>
-                <w:pPr>
-                  <w:spacing w:line="240" w:lineRule="auto"/>
-                  <w:ind w:left="0"/>
-                  <w:rPr>
-                    <w:b/>
-                    <w:bCs/>
-                    <w:shd w:val="clear" w:color="auto" w:fill="D9EAD3"/>
-                  </w:rPr>
-                </w:pPr>
-                <w:r>
-                  <w:rPr>
-                    <w:b/>
-                    <w:bCs/>
-                    <w:shd w:val="clear" w:color="auto" w:fill="D9EAD3"/>
-                  </w:rPr>
-                  <w:t xml:space="preserve">Description: </w:t>
-                </w:r>
-                <w:r>
-                  <w:rPr>
-                    <w:shd w:val="clear" w:color="auto" w:fill="D9EAD3"/>
-                  </w:rPr>
-                  <w:t>Calculates BMI using formula: 703 × weight / height² where weight is in pounds and height is in inches</w:t>
-                </w:r>
-              </w:p>
-              <w:p>
-                <w:pPr>
-                  <w:spacing w:line="240" w:lineRule="auto"/>
-                  <w:ind w:left="0"/>
-                </w:pPr>
-              </w:p>
-              <w:p>
-                <w:pPr>
-                  <w:spacing w:line="240" w:lineRule="auto"/>
-                  <w:ind w:left="0"/>
-                </w:pPr>
-                <w:r>
-                  <w:t>Create 4 test cases and include edge cases</w:t>
-                </w:r>
-              </w:p>
-              <w:sdt>
-                <w:sdtPr>
-                  <w:tag w:val="goog_rdk_8"/>
-                  <w:id w:val="-801699931"/>
-                  <w:lock w:val="contentLocked"/>
-                </w:sdtPr>
-                <w:sdtContent>
-                  <w:tbl>
-                    <w:tblPr>
-                      <w:tblStyle w:val="afff"/>
-                      <w:tblW w:w="8415" w:type="dxa"/>
-                      <w:tblInd w:w="0" w:type="dxa"/>
-                      <w:tblBorders>
-                        <w:top w:val="single" w:sz="8" w:space="0" w:color="000000"/>
-                        <w:left w:val="single" w:sz="8" w:space="0" w:color="000000"/>
-                        <w:bottom w:val="single" w:sz="8" w:space="0" w:color="000000"/>
-                        <w:right w:val="single" w:sz="8" w:space="0" w:color="000000"/>
-                        <w:insideH w:val="single" w:sz="8" w:space="0" w:color="000000"/>
-                        <w:insideV w:val="single" w:sz="8" w:space="0" w:color="000000"/>
-                      </w:tblBorders>
-                      <w:tblLayout w:type="fixed"/>
-                      <w:tblLook w:val="0600" w:firstRow="0" w:lastRow="0" w:firstColumn="0" w:lastColumn="0" w:noHBand="1" w:noVBand="1"/>
-                    </w:tblPr>
-                    <w:tblGrid>
-                      <w:gridCol w:w="2325"/>
-                      <w:gridCol w:w="2610"/>
-                      <w:gridCol w:w="3480"/>
-                    </w:tblGrid>
-                    <w:tr>
-                      <w:tc>
-                        <w:tcPr>
-                          <w:tcW w:w="2325" w:type="dxa"/>
-                          <w:tcMar>
-                            <w:top w:w="100" w:type="dxa"/>
-                            <w:left w:w="100" w:type="dxa"/>
-                            <w:bottom w:w="100" w:type="dxa"/>
-                            <w:right w:w="100" w:type="dxa"/>
-                          </w:tcMar>
-                        </w:tcPr>
-                        <w:p>
-                          <w:pPr>
-                            <w:widowControl w:val="0"/>
-                            <w:spacing w:line="240" w:lineRule="auto"/>
-                            <w:ind w:left="0"/>
-                          </w:pPr>
-                          <w:r>
-                            <w:t>Precondition</w:t>
-                          </w:r>
-                        </w:p>
-                      </w:tc>
-                      <w:tc>
-                        <w:tcPr>
-                          <w:tcW w:w="2610" w:type="dxa"/>
-                          <w:tcMar>
-                            <w:top w:w="100" w:type="dxa"/>
-                            <w:left w:w="100" w:type="dxa"/>
-                            <w:bottom w:w="100" w:type="dxa"/>
-                            <w:right w:w="100" w:type="dxa"/>
-                          </w:tcMar>
-                        </w:tcPr>
-                        <w:p>
-                          <w:pPr>
-                            <w:widowControl w:val="0"/>
-                            <w:spacing w:line="240" w:lineRule="auto"/>
-                            <w:ind w:left="0"/>
-                          </w:pPr>
-                          <w:r>
-                            <w:t>Algorithm Notes</w:t>
-                          </w:r>
-                        </w:p>
-                      </w:tc>
-                      <w:tc>
-                        <w:tcPr>
-                          <w:tcW w:w="3480" w:type="dxa"/>
-                          <w:tcMar>
-                            <w:top w:w="100" w:type="dxa"/>
-                            <w:left w:w="100" w:type="dxa"/>
-                            <w:bottom w:w="100" w:type="dxa"/>
-                            <w:right w:w="100" w:type="dxa"/>
-                          </w:tcMar>
-                        </w:tcPr>
-                        <w:p>
-                          <w:pPr>
-                            <w:widowControl w:val="0"/>
-                            <w:spacing w:line="240" w:lineRule="auto"/>
-                            <w:ind w:left="0"/>
-                          </w:pPr>
-                          <w:r>
-                            <w:t>Postcondition</w:t>
-                          </w:r>
-                        </w:p>
-                      </w:tc>
-                    </w:tr>
-                    <w:tr>
-                      <w:tc>
-                        <w:tcPr>
-                          <w:tcW w:w="2325" w:type="dxa"/>
-                          <w:tcMar>
-                            <w:top w:w="100" w:type="dxa"/>
-                            <w:left w:w="100" w:type="dxa"/>
-                            <w:bottom w:w="100" w:type="dxa"/>
-                            <w:right w:w="100" w:type="dxa"/>
-                          </w:tcMar>
-                        </w:tcPr>
-                        <w:p>
-                          <w:pPr>
-                            <w:widowControl w:val="0"/>
-                            <w:spacing w:line="240" w:lineRule="auto"/>
-                            <w:ind w:left="0"/>
-                          </w:pPr>
-                        </w:p>
-                      </w:tc>
-                      <w:tc>
-                        <w:tcPr>
-                          <w:tcW w:w="2610" w:type="dxa"/>
-                          <w:tcMar>
-                            <w:top w:w="100" w:type="dxa"/>
-                            <w:left w:w="100" w:type="dxa"/>
-                            <w:bottom w:w="100" w:type="dxa"/>
-                            <w:right w:w="100" w:type="dxa"/>
-                          </w:tcMar>
-                        </w:tcPr>
-                        <w:p>
-                          <w:pPr>
-                            <w:widowControl w:val="0"/>
-                            <w:spacing w:line="240" w:lineRule="auto"/>
-                            <w:ind w:left="0"/>
-                          </w:pPr>
-                        </w:p>
-                      </w:tc>
-                      <w:tc>
-                        <w:tcPr>
-                          <w:tcW w:w="3480" w:type="dxa"/>
-                          <w:tcMar>
-                            <w:top w:w="100" w:type="dxa"/>
-                            <w:left w:w="100" w:type="dxa"/>
-                            <w:bottom w:w="100" w:type="dxa"/>
-                            <w:right w:w="100" w:type="dxa"/>
-                          </w:tcMar>
-                        </w:tcPr>
-                        <w:p>
-                          <w:pPr>
-                            <w:widowControl w:val="0"/>
-                            <w:spacing w:line="240" w:lineRule="auto"/>
-                            <w:ind w:left="0"/>
-                          </w:pPr>
-                        </w:p>
-                      </w:tc>
-                    </w:tr>
-                    <w:tr>
-                      <w:tc>
-                        <w:tcPr>
-                          <w:tcW w:w="2325" w:type="dxa"/>
-                          <w:tcMar>
-                            <w:top w:w="100" w:type="dxa"/>
-                            <w:left w:w="100" w:type="dxa"/>
-                            <w:bottom w:w="100" w:type="dxa"/>
-                            <w:right w:w="100" w:type="dxa"/>
-                          </w:tcMar>
-                        </w:tcPr>
-                        <w:p>
-                          <w:pPr>
-                            <w:widowControl w:val="0"/>
-                            <w:spacing w:line="240" w:lineRule="auto"/>
-                            <w:ind w:left="0"/>
-                          </w:pPr>
-                        </w:p>
-                      </w:tc>
-                      <w:tc>
-                        <w:tcPr>
-                          <w:tcW w:w="2610" w:type="dxa"/>
-                          <w:tcMar>
-                            <w:top w:w="100" w:type="dxa"/>
-                            <w:left w:w="100" w:type="dxa"/>
-                            <w:bottom w:w="100" w:type="dxa"/>
-                            <w:right w:w="100" w:type="dxa"/>
-                          </w:tcMar>
-                        </w:tcPr>
-                        <w:p>
-                          <w:pPr>
-                            <w:widowControl w:val="0"/>
-                            <w:spacing w:line="240" w:lineRule="auto"/>
-                            <w:ind w:left="0"/>
-                          </w:pPr>
-                        </w:p>
-                      </w:tc>
-                      <w:tc>
-                        <w:tcPr>
-                          <w:tcW w:w="3480" w:type="dxa"/>
-                          <w:tcMar>
-                            <w:top w:w="100" w:type="dxa"/>
-                            <w:left w:w="100" w:type="dxa"/>
-                            <w:bottom w:w="100" w:type="dxa"/>
-                            <w:right w:w="100" w:type="dxa"/>
-                          </w:tcMar>
-                        </w:tcPr>
-                        <w:p>
-                          <w:pPr>
-                            <w:widowControl w:val="0"/>
-                            <w:spacing w:line="240" w:lineRule="auto"/>
-                            <w:ind w:left="0"/>
-                          </w:pPr>
-                        </w:p>
-                      </w:tc>
-                    </w:tr>
-                    <w:tr>
-                      <w:tc>
-                        <w:tcPr>
-                          <w:tcW w:w="2325" w:type="dxa"/>
-                          <w:tcMar>
-                            <w:top w:w="100" w:type="dxa"/>
-                            <w:left w:w="100" w:type="dxa"/>
-                            <w:bottom w:w="100" w:type="dxa"/>
-                            <w:right w:w="100" w:type="dxa"/>
-                          </w:tcMar>
-                        </w:tcPr>
-                        <w:p>
-                          <w:pPr>
-                            <w:widowControl w:val="0"/>
-                            <w:spacing w:line="240" w:lineRule="auto"/>
-                            <w:ind w:left="0"/>
-                          </w:pPr>
-                        </w:p>
-                      </w:tc>
-                      <w:tc>
-                        <w:tcPr>
-                          <w:tcW w:w="2610" w:type="dxa"/>
-                          <w:tcMar>
-                            <w:top w:w="100" w:type="dxa"/>
-                            <w:left w:w="100" w:type="dxa"/>
-                            <w:bottom w:w="100" w:type="dxa"/>
-                            <w:right w:w="100" w:type="dxa"/>
-                          </w:tcMar>
-                        </w:tcPr>
-                        <w:p>
-                          <w:pPr>
-                            <w:widowControl w:val="0"/>
-                            <w:spacing w:line="240" w:lineRule="auto"/>
-                            <w:ind w:left="0"/>
-                          </w:pPr>
-                        </w:p>
-                      </w:tc>
-                      <w:tc>
-                        <w:tcPr>
-                          <w:tcW w:w="3480" w:type="dxa"/>
-                          <w:tcMar>
-                            <w:top w:w="100" w:type="dxa"/>
-                            <w:left w:w="100" w:type="dxa"/>
-                            <w:bottom w:w="100" w:type="dxa"/>
-                            <w:right w:w="100" w:type="dxa"/>
-                          </w:tcMar>
-                        </w:tcPr>
-                        <w:p>
-                          <w:pPr>
-                            <w:widowControl w:val="0"/>
-                            <w:spacing w:line="240" w:lineRule="auto"/>
-                            <w:ind w:left="0"/>
-                          </w:pPr>
-                        </w:p>
-                      </w:tc>
-                    </w:tr>
-                    <w:tr>
-                      <w:tc>
-                        <w:tcPr>
-                          <w:tcW w:w="2325" w:type="dxa"/>
-                          <w:tcMar>
-                            <w:top w:w="100" w:type="dxa"/>
-                            <w:left w:w="100" w:type="dxa"/>
-                            <w:bottom w:w="100" w:type="dxa"/>
-                            <w:right w:w="100" w:type="dxa"/>
-                          </w:tcMar>
-                        </w:tcPr>
-                        <w:p>
-                          <w:pPr>
-                            <w:widowControl w:val="0"/>
-                            <w:spacing w:line="240" w:lineRule="auto"/>
-                            <w:ind w:left="0"/>
-                          </w:pPr>
-                        </w:p>
-                      </w:tc>
-                      <w:tc>
-                        <w:tcPr>
-                          <w:tcW w:w="2610" w:type="dxa"/>
-                          <w:tcMar>
-                            <w:top w:w="100" w:type="dxa"/>
-                            <w:left w:w="100" w:type="dxa"/>
-                            <w:bottom w:w="100" w:type="dxa"/>
-                            <w:right w:w="100" w:type="dxa"/>
-                          </w:tcMar>
-                        </w:tcPr>
-                        <w:p>
-                          <w:pPr>
-                            <w:widowControl w:val="0"/>
-                            <w:spacing w:line="240" w:lineRule="auto"/>
-                            <w:ind w:left="0"/>
-                          </w:pPr>
-                        </w:p>
-                      </w:tc>
-                      <w:tc>
-                        <w:tcPr>
-                          <w:tcW w:w="3480" w:type="dxa"/>
-                          <w:tcMar>
-                            <w:top w:w="100" w:type="dxa"/>
-                            <w:left w:w="100" w:type="dxa"/>
-                            <w:bottom w:w="100" w:type="dxa"/>
-                            <w:right w:w="100" w:type="dxa"/>
-                          </w:tcMar>
-                        </w:tcPr>
-                        <w:p>
-                          <w:pPr>
-                            <w:widowControl w:val="0"/>
-                            <w:spacing w:line="240" w:lineRule="auto"/>
-                            <w:ind w:left="0"/>
-                          </w:pPr>
-                        </w:p>
-                      </w:tc>
-                    </w:tr>
-                  </w:tbl>
-                </w:sdtContent>
-              </w:sdt>
-              <w:p>
-                <w:pPr>
-                  <w:spacing w:line="240" w:lineRule="auto"/>
-                  <w:ind w:left="0"/>
-                </w:pPr>
-              </w:p>
-              <w:p>
-                <w:pPr>
-                  <w:spacing w:line="240" w:lineRule="auto"/>
-                  <w:ind w:left="0"/>
-                  <w:rPr>
-                    <w:shd w:val="clear" w:color="auto" w:fill="D9EAD3"/>
-                  </w:rPr>
-                </w:pPr>
-                <w:r>
-                  <w:rPr>
-                    <w:b/>
-                    <w:bCs/>
-                    <w:shd w:val="clear" w:color="auto" w:fill="D9EAD3"/>
-                  </w:rPr>
-                  <w:t xml:space="preserve">Method Name (use verbs): </w:t>
-                </w:r>
-                <w:r>
-                  <w:rPr>
-                    <w:shd w:val="clear" w:color="auto" w:fill="D9EAD3"/>
-                  </w:rPr>
-                  <w:t>calculateBMI</w:t>
-                </w:r>
-              </w:p>
-              <w:p>
-                <w:pPr>
-                  <w:spacing w:line="240" w:lineRule="auto"/>
-                  <w:ind w:left="0"/>
-                </w:pPr>
-              </w:p>
-              <w:p>
-                <w:pPr>
-                  <w:spacing w:line="240" w:lineRule="auto"/>
-                  <w:ind w:left="0"/>
-                </w:pPr>
-                <w:r>
-                  <w:t xml:space="preserve">Parameters: </w:t>
-                </w:r>
-              </w:p>
-              <w:p>
-                <w:pPr>
-                  <w:spacing w:line="240" w:lineRule="auto"/>
-                  <w:ind w:left="0"/>
-                </w:pPr>
-                <w:r>
-                  <w:t>Returns:</w:t>
-                </w:r>
-              </w:p>
-              <w:p>
-                <w:pPr>
-                  <w:spacing w:line="240" w:lineRule="auto"/>
-                  <w:ind w:left="0"/>
-                </w:pPr>
-                <w:r>
-                  <w:t>Method Signature:</w:t>
-                </w:r>
-              </w:p>
-              <w:p>
-                <w:pPr>
-                  <w:spacing w:line="240" w:lineRule="auto"/>
-                  <w:ind w:left="0"/>
-                </w:pPr>
-              </w:p>
-              <w:p>
-                <w:pPr>
-                  <w:spacing w:line="240" w:lineRule="auto"/>
-                  <w:ind w:left="0"/>
-                  <w:rPr>
-                    <w:b/>
-                    <w:bCs/>
-                    <w:shd w:val="clear" w:color="auto" w:fill="D9EAD3"/>
-                  </w:rPr>
-                </w:pPr>
-                <w:r>
-                  <w:rPr>
-                    <w:b/>
-                    <w:bCs/>
-                    <w:shd w:val="clear" w:color="auto" w:fill="D9EAD3"/>
-                  </w:rPr>
-                  <w:t>No need to write algorithm.</w:t>
-                </w:r>
-              </w:p>
-              <w:p>
-                <w:pPr>
-                  <w:spacing w:line="240" w:lineRule="auto"/>
-                  <w:ind w:left="0"/>
-                </w:pPr>
-              </w:p>
-              <w:p>
-                <w:pPr>
-                  <w:spacing w:line="240" w:lineRule="auto"/>
-                  <w:ind w:left="0"/>
-                </w:pPr>
-              </w:p>
-              <w:p>
-                <w:pPr>
-                  <w:spacing w:line="240" w:lineRule="auto"/>
-                  <w:ind w:left="0"/>
-                  <w:rPr>
-                    <w:b/>
-                    <w:bCs/>
-                  </w:rPr>
-                </w:pPr>
-                <w:r>
-                  <w:rPr>
-                    <w:b/>
-                    <w:bCs/>
-                  </w:rPr>
-                  <w:t xml:space="preserve">Implement method code, call from main and test. </w:t>
-                </w:r>
-              </w:p>
-            </w:sdtContent>
-          </w:sdt>
+          <w:p>
+            <w:pPr>
+              <w:spacing w:line="240" w:lineRule="auto"/>
+              <w:ind w:left="0"/>
+              <w:rPr>
+                <w:b/>
+                <w:bCs/>
+                <w:shd w:val="clear" w:color="auto" w:fill="D9EAD3"/>
+              </w:rPr>
+            </w:pPr>
+            <w:r>
+              <w:rPr>
+                <w:b/>
+                <w:bCs/>
+                <w:shd w:val="clear" w:color="auto" w:fill="D9EAD3"/>
+              </w:rPr>
+              <w:t>User Story 3: Method to Calculate BMI</w:t>
+            </w:r>
+          </w:p>
+          <w:p>
+            <w:pPr>
+              <w:spacing w:line="240" w:lineRule="auto"/>
+              <w:ind w:left="0"/>
+              <w:rPr>
+                <w:b/>
+                <w:bCs/>
+                <w:shd w:val="clear" w:color="auto" w:fill="D9EAD3"/>
+              </w:rPr>
+            </w:pPr>
+            <w:r>
+              <w:rPr>
+                <w:b/>
+                <w:bCs/>
+                <w:shd w:val="clear" w:color="auto" w:fill="D9EAD3"/>
+              </w:rPr>
+              <w:t xml:space="preserve">Description: </w:t>
+            </w:r>
+            <w:r>
+              <w:rPr>
+                <w:shd w:val="clear" w:color="auto" w:fill="D9EAD3"/>
+              </w:rPr>
+              <w:t>Calculates BMI using formula: 703 × weight / height² where weight is in pounds and height is in inches</w:t>
+            </w:r>
+          </w:p>
+          <w:p>
+            <w:pPr>
+              <w:spacing w:line="240" w:lineRule="auto"/>
+              <w:ind w:left="0"/>
+            </w:pPr>
+          </w:p>
+          <w:p>
+            <w:pPr>
+              <w:spacing w:line="240" w:lineRule="auto"/>
+              <w:ind w:left="0"/>
+            </w:pPr>
+            <w:r>
+              <w:t>Create 4 test cases and include edge cases</w:t>
+            </w:r>
+          </w:p>
+          <w:tbl>
+            <w:tblPr>
+              <w:tblStyle w:val="afff"/>
+              <w:tblW w:w="8415" w:type="dxa"/>
+              <w:tblInd w:w="0" w:type="dxa"/>
+              <w:tblBorders>
+                <w:top w:val="single" w:sz="8" w:space="0" w:color="000000"/>
+                <w:left w:val="single" w:sz="8" w:space="0" w:color="000000"/>
+                <w:bottom w:val="single" w:sz="8" w:space="0" w:color="000000"/>
+                <w:right w:val="single" w:sz="8" w:space="0" w:color="000000"/>
+                <w:insideH w:val="single" w:sz="8" w:space="0" w:color="000000"/>
+                <w:insideV w:val="single" w:sz="8" w:space="0" w:color="000000"/>
+              </w:tblBorders>
+              <w:tblLayout w:type="fixed"/>
+              <w:tblLook w:val="0600" w:firstRow="0" w:lastRow="0" w:firstColumn="0" w:lastColumn="0" w:noHBand="1" w:noVBand="1"/>
+            </w:tblPr>
+            <w:tblGrid>
+              <w:gridCol w:w="2325"/>
+              <w:gridCol w:w="2610"/>
+              <w:gridCol w:w="3480"/>
+            </w:tblGrid>
+            <w:tr>
+              <w:tc>
+                <w:tcPr>
+                  <w:tcW w:w="2325" w:type="dxa"/>
+                  <w:tcMar>
+                    <w:top w:w="100" w:type="dxa"/>
+                    <w:left w:w="100" w:type="dxa"/>
+                    <w:bottom w:w="100" w:type="dxa"/>
+                    <w:right w:w="100" w:type="dxa"/>
+                  </w:tcMar>
+                </w:tcPr>
+                <w:p>
+                  <w:pPr>
+                    <w:widowControl w:val="0"/>
+                    <w:spacing w:line="240" w:lineRule="auto"/>
+                    <w:ind w:left="0"/>
+                  </w:pPr>
+                  <w:r>
+                    <w:t>Precondition</w:t>
+                  </w:r>
+                </w:p>
+              </w:tc>
+              <w:tc>
+                <w:tcPr>
+                  <w:tcW w:w="2610" w:type="dxa"/>
+                  <w:tcMar>
+                    <w:top w:w="100" w:type="dxa"/>
+                    <w:left w:w="100" w:type="dxa"/>
+                    <w:bottom w:w="100" w:type="dxa"/>
+                    <w:right w:w="100" w:type="dxa"/>
+                  </w:tcMar>
+                </w:tcPr>
+                <w:p>
+                  <w:pPr>
+                    <w:widowControl w:val="0"/>
+                    <w:spacing w:line="240" w:lineRule="auto"/>
+                    <w:ind w:left="0"/>
+                  </w:pPr>
+                  <w:r>
+                    <w:t>Algorithm Notes</w:t>
+                  </w:r>
+                </w:p>
+              </w:tc>
+              <w:tc>
+                <w:tcPr>
+                  <w:tcW w:w="3480" w:type="dxa"/>
+                  <w:tcMar>
+                    <w:top w:w="100" w:type="dxa"/>
+                    <w:left w:w="100" w:type="dxa"/>
+                    <w:bottom w:w="100" w:type="dxa"/>
+                    <w:right w:w="100" w:type="dxa"/>
+                  </w:tcMar>
+                </w:tcPr>
+                <w:p>
+                  <w:pPr>
+                    <w:widowControl w:val="0"/>
+                    <w:spacing w:line="240" w:lineRule="auto"/>
+                    <w:ind w:left="0"/>
+                  </w:pPr>
+                  <w:r>
+                    <w:t>Postcondition</w:t>
+                  </w:r>
+                </w:p>
+              </w:tc>
+            </w:tr>
+            <w:tr>
+              <w:tc>
+                <w:tcPr>
+                  <w:tcW w:w="2325" w:type="dxa"/>
+                  <w:tcMar>
+                    <w:top w:w="100" w:type="dxa"/>
+                    <w:left w:w="100" w:type="dxa"/>
+                    <w:bottom w:w="100" w:type="dxa"/>
+                    <w:right w:w="100" w:type="dxa"/>
+                  </w:tcMar>
+                </w:tcPr>
+                <w:p>
+                  <w:pPr>
+                    <w:widowControl w:val="0"/>
+                    <w:spacing w:line="240" w:lineRule="auto"/>
+                    <w:ind w:left="0"/>
+                  </w:pPr>
+                </w:p>
+              </w:tc>
+              <w:tc>
+                <w:tcPr>
+                  <w:tcW w:w="2610" w:type="dxa"/>
+                  <w:tcMar>
+                    <w:top w:w="100" w:type="dxa"/>
+                    <w:left w:w="100" w:type="dxa"/>
+                    <w:bottom w:w="100" w:type="dxa"/>
+                    <w:right w:w="100" w:type="dxa"/>
+                  </w:tcMar>
+                </w:tcPr>
+                <w:p>
+                  <w:pPr>
+                    <w:widowControl w:val="0"/>
+                    <w:spacing w:line="240" w:lineRule="auto"/>
+                    <w:ind w:left="0"/>
+                  </w:pPr>
+                </w:p>
+              </w:tc>
+              <w:tc>
+                <w:tcPr>
+                  <w:tcW w:w="3480" w:type="dxa"/>
+                  <w:tcMar>
+                    <w:top w:w="100" w:type="dxa"/>
+                    <w:left w:w="100" w:type="dxa"/>
+                    <w:bottom w:w="100" w:type="dxa"/>
+                    <w:right w:w="100" w:type="dxa"/>
+                  </w:tcMar>
+                </w:tcPr>
+                <w:p>
+                  <w:pPr>
+                    <w:widowControl w:val="0"/>
+                    <w:spacing w:line="240" w:lineRule="auto"/>
+                    <w:ind w:left="0"/>
+                  </w:pPr>
+                </w:p>
+              </w:tc>
+            </w:tr>
+            <w:tr>
+              <w:tc>
+                <w:tcPr>
+                  <w:tcW w:w="2325" w:type="dxa"/>
+                  <w:tcMar>
+                    <w:top w:w="100" w:type="dxa"/>
+                    <w:left w:w="100" w:type="dxa"/>
+                    <w:bottom w:w="100" w:type="dxa"/>
+                    <w:right w:w="100" w:type="dxa"/>
+                  </w:tcMar>
+                </w:tcPr>
+                <w:p>
+                  <w:pPr>
+                    <w:widowControl w:val="0"/>
+                    <w:spacing w:line="240" w:lineRule="auto"/>
+                    <w:ind w:left="0"/>
+                  </w:pPr>
+                  <w:r>
+                    <w:lastRenderedPageBreak/>
+                    <w:t>Weight = 155</w:t>
+                  </w:r>
+                </w:p>
+                <w:p>
+                  <w:pPr>
+                    <w:widowControl w:val="0"/>
+                    <w:spacing w:line="240" w:lineRule="auto"/>
+                    <w:ind w:left="0"/>
+                  </w:pPr>
+                  <w:r>
+                    <w:t>Height = 69</w:t>
+                  </w:r>
+                </w:p>
+                <w:p>
+                  <w:pPr>
+                    <w:widowControl w:val="0"/>
+                    <w:spacing w:line="240" w:lineRule="auto"/>
+                    <w:ind w:left="0"/>
+                  </w:pPr>
+                  <w:r>
+                    <w:t>703</w:t>
+                  </w:r>
+                </w:p>
+              </w:tc>
+              <w:tc>
+                <w:tcPr>
+                  <w:tcW w:w="2610" w:type="dxa"/>
+                  <w:tcMar>
+                    <w:top w:w="100" w:type="dxa"/>
+                    <w:left w:w="100" w:type="dxa"/>
+                    <w:bottom w:w="100" w:type="dxa"/>
+                    <w:right w:w="100" w:type="dxa"/>
+                  </w:tcMar>
+                </w:tcPr>
+                <w:p>
+                  <w:pPr>
+                    <w:widowControl w:val="0"/>
+                    <w:spacing w:line="240" w:lineRule="auto"/>
+                    <w:ind w:left="0"/>
+                  </w:pPr>
+                </w:p>
+              </w:tc>
+              <w:tc>
+                <w:tcPr>
+                  <w:tcW w:w="3480" w:type="dxa"/>
+                  <w:tcMar>
+                    <w:top w:w="100" w:type="dxa"/>
+                    <w:left w:w="100" w:type="dxa"/>
+                    <w:bottom w:w="100" w:type="dxa"/>
+                    <w:right w:w="100" w:type="dxa"/>
+                  </w:tcMar>
+                </w:tcPr>
+                <w:p>
+                  <w:pPr>
+                    <w:widowControl w:val="0"/>
+                    <w:spacing w:line="240" w:lineRule="auto"/>
+                    <w:ind w:left="0"/>
+                  </w:pPr>
+                </w:p>
+              </w:tc>
+            </w:tr>
+            <w:tr>
+              <w:tc>
+                <w:tcPr>
+                  <w:tcW w:w="2325" w:type="dxa"/>
+                  <w:tcMar>
+                    <w:top w:w="100" w:type="dxa"/>
+                    <w:left w:w="100" w:type="dxa"/>
+                    <w:bottom w:w="100" w:type="dxa"/>
+                    <w:right w:w="100" w:type="dxa"/>
+                  </w:tcMar>
+                </w:tcPr>
+                <w:p>
+                  <w:pPr>
+                    <w:widowControl w:val="0"/>
+                    <w:spacing w:line="240" w:lineRule="auto"/>
+                    <w:ind w:left="0"/>
+                  </w:pPr>
+                </w:p>
+              </w:tc>
+              <w:tc>
+                <w:tcPr>
+                  <w:tcW w:w="2610" w:type="dxa"/>
+                  <w:tcMar>
+                    <w:top w:w="100" w:type="dxa"/>
+                    <w:left w:w="100" w:type="dxa"/>
+                    <w:bottom w:w="100" w:type="dxa"/>
+                    <w:right w:w="100" w:type="dxa"/>
+                  </w:tcMar>
+                </w:tcPr>
+                <w:p>
+                  <w:pPr>
+                    <w:widowControl w:val="0"/>
+                    <w:spacing w:line="240" w:lineRule="auto"/>
+                    <w:ind w:left="0"/>
+                  </w:pPr>
+                </w:p>
+              </w:tc>
+              <w:tc>
+                <w:tcPr>
+                  <w:tcW w:w="3480" w:type="dxa"/>
+                  <w:tcMar>
+                    <w:top w:w="100" w:type="dxa"/>
+                    <w:left w:w="100" w:type="dxa"/>
+                    <w:bottom w:w="100" w:type="dxa"/>
+                    <w:right w:w="100" w:type="dxa"/>
+                  </w:tcMar>
+                </w:tcPr>
+                <w:p>
+                  <w:pPr>
+                    <w:widowControl w:val="0"/>
+                    <w:spacing w:line="240" w:lineRule="auto"/>
+                    <w:ind w:left="0"/>
+                  </w:pPr>
+                </w:p>
+              </w:tc>
+            </w:tr>
+            <w:tr>
+              <w:tc>
+                <w:tcPr>
+                  <w:tcW w:w="2325" w:type="dxa"/>
+                  <w:tcMar>
+                    <w:top w:w="100" w:type="dxa"/>
+                    <w:left w:w="100" w:type="dxa"/>
+                    <w:bottom w:w="100" w:type="dxa"/>
+                    <w:right w:w="100" w:type="dxa"/>
+                  </w:tcMar>
+                </w:tcPr>
+                <w:p>
+                  <w:pPr>
+                    <w:widowControl w:val="0"/>
+                    <w:spacing w:line="240" w:lineRule="auto"/>
+                    <w:ind w:left="0"/>
+                  </w:pPr>
+                </w:p>
+              </w:tc>
+              <w:tc>
+                <w:tcPr>
+                  <w:tcW w:w="2610" w:type="dxa"/>
+                  <w:tcMar>
+                    <w:top w:w="100" w:type="dxa"/>
+                    <w:left w:w="100" w:type="dxa"/>
+                    <w:bottom w:w="100" w:type="dxa"/>
+                    <w:right w:w="100" w:type="dxa"/>
+                  </w:tcMar>
+                </w:tcPr>
+                <w:p>
+                  <w:pPr>
+                    <w:widowControl w:val="0"/>
+                    <w:spacing w:line="240" w:lineRule="auto"/>
+                    <w:ind w:left="0"/>
+                  </w:pPr>
+                </w:p>
+              </w:tc>
+              <w:tc>
+                <w:tcPr>
+                  <w:tcW w:w="3480" w:type="dxa"/>
+                  <w:tcMar>
+                    <w:top w:w="100" w:type="dxa"/>
+                    <w:left w:w="100" w:type="dxa"/>
+                    <w:bottom w:w="100" w:type="dxa"/>
+                    <w:right w:w="100" w:type="dxa"/>
+                  </w:tcMar>
+                </w:tcPr>
+                <w:p>
+                  <w:pPr>
+                    <w:widowControl w:val="0"/>
+                    <w:spacing w:line="240" w:lineRule="auto"/>
+                    <w:ind w:left="0"/>
+                  </w:pPr>
+                </w:p>
+              </w:tc>
+            </w:tr>
+          </w:tbl>
+          <w:p>
+            <w:pPr>
+              <w:spacing w:line="240" w:lineRule="auto"/>
+              <w:ind w:left="0"/>
+            </w:pPr>
+          </w:p>
+          <w:p>
+            <w:pPr>
+              <w:spacing w:line="240" w:lineRule="auto"/>
+              <w:ind w:left="0"/>
+              <w:rPr>
+                <w:shd w:val="clear" w:color="auto" w:fill="D9EAD3"/>
+              </w:rPr>
+            </w:pPr>
+            <w:r>
+              <w:rPr>
+                <w:b/>
+                <w:bCs/>
+                <w:shd w:val="clear" w:color="auto" w:fill="D9EAD3"/>
+              </w:rPr>
+              <w:t xml:space="preserve">Method Name (use verbs): </w:t>
+            </w:r>
+            <w:proofErr w:type="spellStart"/>
+            <w:r>
+              <w:rPr>
+                <w:shd w:val="clear" w:color="auto" w:fill="D9EAD3"/>
+              </w:rPr>
+              <w:t>calculateBMI</w:t>
+            </w:r>
+            <w:proofErr w:type="spellEnd"/>
+          </w:p>
+          <w:p>
+            <w:pPr>
+              <w:spacing w:line="240" w:lineRule="auto"/>
+              <w:ind w:left="0"/>
+            </w:pPr>
+          </w:p>
+          <w:p>
+            <w:pPr>
+              <w:spacing w:line="240" w:lineRule="auto"/>
+              <w:ind w:left="0"/>
+            </w:pPr>
+            <w:r>
+              <w:t xml:space="preserve">Parameters: </w:t>
+            </w:r>
+            <w:r>
+              <w:t>input of height and weight</w:t>
+            </w:r>
+          </w:p>
+          <w:p>
+            <w:pPr>
+              <w:spacing w:line="240" w:lineRule="auto"/>
+              <w:ind w:left="0"/>
+            </w:pPr>
+            <w:r>
+              <w:t>Returns:</w:t>
+            </w:r>
+            <w:r>
+              <w:t xml:space="preserve"> The results as a double</w:t>
+            </w:r>
+          </w:p>
+          <w:p>
+            <w:pPr>
+              <w:spacing w:line="240" w:lineRule="auto"/>
+              <w:ind w:left="0"/>
+            </w:pPr>
+            <w:r>
+              <w:t>Method Signature:</w:t>
+            </w:r>
+            <w:r>
+              <w:t xml:space="preserve"> Public Static double </w:t>
+            </w:r>
+            <w:proofErr w:type="spellStart"/>
+            <w:proofErr w:type="gramStart"/>
+            <w:r>
+              <w:t>bmiCalculation</w:t>
+            </w:r>
+            <w:proofErr w:type="spellEnd"/>
+            <w:r>
+              <w:t>(</w:t>
+            </w:r>
+            <w:proofErr w:type="gramEnd"/>
+            <w:r>
+              <w:t xml:space="preserve">double </w:t>
+            </w:r>
+            <w:proofErr w:type="spellStart"/>
+            <w:proofErr w:type="gramStart"/>
+            <w:r>
+              <w:t>currentBmi</w:t>
+            </w:r>
+            <w:proofErr w:type="spellEnd"/>
+            <w:r>
+              <w:t>)</w:t>
+            </w:r>
+            <w:r>
+              <w:t>{</w:t>
+            </w:r>
+            <w:proofErr w:type="gramEnd"/>
+          </w:p>
+          <w:p>
+            <w:pPr>
+              <w:spacing w:line="240" w:lineRule="auto"/>
+              <w:ind w:left="0"/>
+            </w:pPr>
+          </w:p>
+          <w:p>
+            <w:pPr>
+              <w:spacing w:line="240" w:lineRule="auto"/>
+              <w:ind w:left="0"/>
+              <w:rPr>
+                <w:b/>
+                <w:bCs/>
+                <w:shd w:val="clear" w:color="auto" w:fill="D9EAD3"/>
+              </w:rPr>
+            </w:pPr>
+            <w:r>
+              <w:rPr>
+                <w:b/>
+                <w:bCs/>
+                <w:shd w:val="clear" w:color="auto" w:fill="D9EAD3"/>
+              </w:rPr>
+              <w:t xml:space="preserve">No need to write </w:t>
+            </w:r>
+            <w:proofErr w:type="gramStart"/>
+            <w:r>
+              <w:rPr>
+                <w:b/>
+                <w:bCs/>
+                <w:shd w:val="clear" w:color="auto" w:fill="D9EAD3"/>
+              </w:rPr>
+              <w:t>algorithm</w:t>
+            </w:r>
+            <w:proofErr w:type="gramEnd"/>
+            <w:r>
+              <w:rPr>
+                <w:b/>
+                <w:bCs/>
+                <w:shd w:val="clear" w:color="auto" w:fill="D9EAD3"/>
+              </w:rPr>
+              <w:t>.</w:t>
+            </w:r>
+          </w:p>
+          <w:p>
+            <w:pPr>
+              <w:spacing w:line="240" w:lineRule="auto"/>
+              <w:ind w:left="0"/>
+            </w:pPr>
+          </w:p>
+          <w:p>
+            <w:pPr>
+              <w:spacing w:line="240" w:lineRule="auto"/>
+              <w:ind w:left="0"/>
+            </w:pPr>
+          </w:p>
+          <w:p>
+            <w:pPr>
+              <w:spacing w:line="240" w:lineRule="auto"/>
+              <w:ind w:left="0"/>
+              <w:rPr>
+                <w:b/>
+                <w:bCs/>
+              </w:rPr>
+            </w:pPr>
+            <w:r>
+              <w:rPr>
+                <w:b/>
+                <w:bCs/>
+              </w:rPr>
+              <w:t xml:space="preserve">Implement method code, call from main and test. </w:t>
+            </w:r>
+          </w:p>
         </w:tc>
       </w:tr>
     </w:tbl>
@@ -4924,655 +5044,712 @@
               <w:right w:w="100" w:type="dxa"/>
             </w:tcMar>
           </w:tcPr>
-          <w:sdt>
-            <w:sdtPr>
-              <w:tag w:val="goog_rdk_11"/>
-              <w:id w:val="1889663670"/>
-              <w:lock w:val="contentLocked"/>
-            </w:sdtPr>
-            <w:sdtContent>
-              <w:p>
-                <w:pPr>
-                  <w:spacing w:line="240" w:lineRule="auto"/>
-                  <w:ind w:left="0"/>
-                  <w:rPr>
-                    <w:b/>
-                    <w:bCs/>
-                  </w:rPr>
-                </w:pPr>
-                <w:r>
-                  <w:rPr>
-                    <w:b/>
-                    <w:bCs/>
-                  </w:rPr>
-                  <w:t>User Story 4 Method: Get BMI Category</w:t>
-                </w:r>
-              </w:p>
-              <w:p>
-                <w:pPr>
-                  <w:spacing w:line="240" w:lineRule="auto"/>
-                  <w:ind w:left="0"/>
-                  <w:rPr>
-                    <w:shd w:val="clear" w:color="auto" w:fill="D9EAD3"/>
-                  </w:rPr>
-                </w:pPr>
-                <w:r>
-                  <w:rPr>
-                    <w:b/>
-                    <w:bCs/>
-                    <w:shd w:val="clear" w:color="auto" w:fill="D9EAD3"/>
-                  </w:rPr>
-                  <w:t xml:space="preserve">Description: </w:t>
-                </w:r>
-                <w:r>
-                  <w:rPr>
-                    <w:shd w:val="clear" w:color="auto" w:fill="D9EAD3"/>
-                  </w:rPr>
-                  <w:t>Based on the BMI value determine the correct category value.</w:t>
-                </w:r>
-              </w:p>
-              <w:p>
-                <w:pPr>
-                  <w:spacing w:line="240" w:lineRule="auto"/>
-                  <w:ind w:left="0"/>
-                  <w:rPr>
-                    <w:shd w:val="clear" w:color="auto" w:fill="D9EAD3"/>
-                  </w:rPr>
-                </w:pPr>
-              </w:p>
-              <w:p>
-                <w:pPr>
-                  <w:spacing w:line="240" w:lineRule="auto"/>
-                  <w:ind w:left="0"/>
-                </w:pPr>
-                <w:r>
-                  <w:t>Create  test cases and include edge cases</w:t>
-                </w:r>
-              </w:p>
-              <w:sdt>
-                <w:sdtPr>
-                  <w:tag w:val="goog_rdk_10"/>
-                  <w:id w:val="-7435633"/>
-                  <w:lock w:val="contentLocked"/>
-                </w:sdtPr>
-                <w:sdtContent>
-                  <w:tbl>
-                    <w:tblPr>
-                      <w:tblStyle w:val="afff1"/>
-                      <w:tblW w:w="8415" w:type="dxa"/>
-                      <w:tblInd w:w="0" w:type="dxa"/>
-                      <w:tblBorders>
-                        <w:top w:val="single" w:sz="8" w:space="0" w:color="000000"/>
-                        <w:left w:val="single" w:sz="8" w:space="0" w:color="000000"/>
-                        <w:bottom w:val="single" w:sz="8" w:space="0" w:color="000000"/>
-                        <w:right w:val="single" w:sz="8" w:space="0" w:color="000000"/>
-                        <w:insideH w:val="single" w:sz="8" w:space="0" w:color="000000"/>
-                        <w:insideV w:val="single" w:sz="8" w:space="0" w:color="000000"/>
-                      </w:tblBorders>
-                      <w:tblLayout w:type="fixed"/>
-                      <w:tblLook w:val="0600" w:firstRow="0" w:lastRow="0" w:firstColumn="0" w:lastColumn="0" w:noHBand="1" w:noVBand="1"/>
-                    </w:tblPr>
-                    <w:tblGrid>
-                      <w:gridCol w:w="2310"/>
-                      <w:gridCol w:w="2625"/>
-                      <w:gridCol w:w="3480"/>
-                    </w:tblGrid>
-                    <w:tr>
-                      <w:tc>
-                        <w:tcPr>
-                          <w:tcW w:w="2310" w:type="dxa"/>
-                          <w:tcMar>
-                            <w:top w:w="100" w:type="dxa"/>
-                            <w:left w:w="100" w:type="dxa"/>
-                            <w:bottom w:w="100" w:type="dxa"/>
-                            <w:right w:w="100" w:type="dxa"/>
-                          </w:tcMar>
-                        </w:tcPr>
-                        <w:p>
-                          <w:pPr>
-                            <w:widowControl w:val="0"/>
-                            <w:spacing w:line="240" w:lineRule="auto"/>
-                            <w:ind w:left="0"/>
-                          </w:pPr>
-                          <w:r>
-                            <w:t>Precondition</w:t>
-                          </w:r>
-                        </w:p>
-                      </w:tc>
-                      <w:tc>
-                        <w:tcPr>
-                          <w:tcW w:w="2625" w:type="dxa"/>
-                          <w:tcMar>
-                            <w:top w:w="100" w:type="dxa"/>
-                            <w:left w:w="100" w:type="dxa"/>
-                            <w:bottom w:w="100" w:type="dxa"/>
-                            <w:right w:w="100" w:type="dxa"/>
-                          </w:tcMar>
-                        </w:tcPr>
-                        <w:p>
-                          <w:pPr>
-                            <w:widowControl w:val="0"/>
-                            <w:spacing w:line="240" w:lineRule="auto"/>
-                            <w:ind w:left="0"/>
-                          </w:pPr>
-                          <w:r>
-                            <w:t>Algorithm Notes</w:t>
-                          </w:r>
-                        </w:p>
-                      </w:tc>
-                      <w:tc>
-                        <w:tcPr>
-                          <w:tcW w:w="3480" w:type="dxa"/>
-                          <w:tcMar>
-                            <w:top w:w="100" w:type="dxa"/>
-                            <w:left w:w="100" w:type="dxa"/>
-                            <w:bottom w:w="100" w:type="dxa"/>
-                            <w:right w:w="100" w:type="dxa"/>
-                          </w:tcMar>
-                        </w:tcPr>
-                        <w:p>
-                          <w:pPr>
-                            <w:widowControl w:val="0"/>
-                            <w:spacing w:line="240" w:lineRule="auto"/>
-                            <w:ind w:left="0"/>
-                          </w:pPr>
-                          <w:r>
-                            <w:t>Postcondition</w:t>
-                          </w:r>
-                        </w:p>
-                      </w:tc>
-                    </w:tr>
-                    <w:tr>
-                      <w:tc>
-                        <w:tcPr>
-                          <w:tcW w:w="2310" w:type="dxa"/>
-                          <w:tcMar>
-                            <w:top w:w="100" w:type="dxa"/>
-                            <w:left w:w="100" w:type="dxa"/>
-                            <w:bottom w:w="100" w:type="dxa"/>
-                            <w:right w:w="100" w:type="dxa"/>
-                          </w:tcMar>
-                        </w:tcPr>
-                        <w:p>
-                          <w:pPr>
-                            <w:widowControl w:val="0"/>
-                            <w:spacing w:line="240" w:lineRule="auto"/>
-                            <w:ind w:left="0"/>
-                          </w:pPr>
-                        </w:p>
-                      </w:tc>
-                      <w:tc>
-                        <w:tcPr>
-                          <w:tcW w:w="2625" w:type="dxa"/>
-                          <w:tcMar>
-                            <w:top w:w="100" w:type="dxa"/>
-                            <w:left w:w="100" w:type="dxa"/>
-                            <w:bottom w:w="100" w:type="dxa"/>
-                            <w:right w:w="100" w:type="dxa"/>
-                          </w:tcMar>
-                        </w:tcPr>
-                        <w:p>
-                          <w:pPr>
-                            <w:widowControl w:val="0"/>
-                            <w:spacing w:line="240" w:lineRule="auto"/>
-                            <w:ind w:left="0"/>
-                          </w:pPr>
-                        </w:p>
-                      </w:tc>
-                      <w:tc>
-                        <w:tcPr>
-                          <w:tcW w:w="3480" w:type="dxa"/>
-                          <w:tcMar>
-                            <w:top w:w="100" w:type="dxa"/>
-                            <w:left w:w="100" w:type="dxa"/>
-                            <w:bottom w:w="100" w:type="dxa"/>
-                            <w:right w:w="100" w:type="dxa"/>
-                          </w:tcMar>
-                        </w:tcPr>
-                        <w:p>
-                          <w:pPr>
-                            <w:widowControl w:val="0"/>
-                            <w:spacing w:line="240" w:lineRule="auto"/>
-                            <w:ind w:left="0"/>
-                          </w:pPr>
-                        </w:p>
-                      </w:tc>
-                    </w:tr>
-                    <w:tr>
-                      <w:tc>
-                        <w:tcPr>
-                          <w:tcW w:w="2310" w:type="dxa"/>
-                          <w:tcMar>
-                            <w:top w:w="100" w:type="dxa"/>
-                            <w:left w:w="100" w:type="dxa"/>
-                            <w:bottom w:w="100" w:type="dxa"/>
-                            <w:right w:w="100" w:type="dxa"/>
-                          </w:tcMar>
-                        </w:tcPr>
-                        <w:p>
-                          <w:pPr>
-                            <w:widowControl w:val="0"/>
-                            <w:spacing w:line="240" w:lineRule="auto"/>
-                            <w:ind w:left="0"/>
-                          </w:pPr>
-                        </w:p>
-                      </w:tc>
-                      <w:tc>
-                        <w:tcPr>
-                          <w:tcW w:w="2625" w:type="dxa"/>
-                          <w:tcMar>
-                            <w:top w:w="100" w:type="dxa"/>
-                            <w:left w:w="100" w:type="dxa"/>
-                            <w:bottom w:w="100" w:type="dxa"/>
-                            <w:right w:w="100" w:type="dxa"/>
-                          </w:tcMar>
-                        </w:tcPr>
-                        <w:p>
-                          <w:pPr>
-                            <w:widowControl w:val="0"/>
-                            <w:spacing w:line="240" w:lineRule="auto"/>
-                            <w:ind w:left="0"/>
-                          </w:pPr>
-                        </w:p>
-                      </w:tc>
-                      <w:tc>
-                        <w:tcPr>
-                          <w:tcW w:w="3480" w:type="dxa"/>
-                          <w:tcMar>
-                            <w:top w:w="100" w:type="dxa"/>
-                            <w:left w:w="100" w:type="dxa"/>
-                            <w:bottom w:w="100" w:type="dxa"/>
-                            <w:right w:w="100" w:type="dxa"/>
-                          </w:tcMar>
-                        </w:tcPr>
-                        <w:p>
-                          <w:pPr>
-                            <w:widowControl w:val="0"/>
-                            <w:spacing w:line="240" w:lineRule="auto"/>
-                            <w:ind w:left="0"/>
-                          </w:pPr>
-                        </w:p>
-                      </w:tc>
-                    </w:tr>
-                    <w:tr>
-                      <w:tc>
-                        <w:tcPr>
-                          <w:tcW w:w="2310" w:type="dxa"/>
-                          <w:tcMar>
-                            <w:top w:w="100" w:type="dxa"/>
-                            <w:left w:w="100" w:type="dxa"/>
-                            <w:bottom w:w="100" w:type="dxa"/>
-                            <w:right w:w="100" w:type="dxa"/>
-                          </w:tcMar>
-                        </w:tcPr>
-                        <w:p>
-                          <w:pPr>
-                            <w:widowControl w:val="0"/>
-                            <w:spacing w:line="240" w:lineRule="auto"/>
-                            <w:ind w:left="0"/>
-                          </w:pPr>
-                        </w:p>
-                      </w:tc>
-                      <w:tc>
-                        <w:tcPr>
-                          <w:tcW w:w="2625" w:type="dxa"/>
-                          <w:tcMar>
-                            <w:top w:w="100" w:type="dxa"/>
-                            <w:left w:w="100" w:type="dxa"/>
-                            <w:bottom w:w="100" w:type="dxa"/>
-                            <w:right w:w="100" w:type="dxa"/>
-                          </w:tcMar>
-                        </w:tcPr>
-                        <w:p>
-                          <w:pPr>
-                            <w:widowControl w:val="0"/>
-                            <w:spacing w:line="240" w:lineRule="auto"/>
-                            <w:ind w:left="0"/>
-                          </w:pPr>
-                        </w:p>
-                      </w:tc>
-                      <w:tc>
-                        <w:tcPr>
-                          <w:tcW w:w="3480" w:type="dxa"/>
-                          <w:tcMar>
-                            <w:top w:w="100" w:type="dxa"/>
-                            <w:left w:w="100" w:type="dxa"/>
-                            <w:bottom w:w="100" w:type="dxa"/>
-                            <w:right w:w="100" w:type="dxa"/>
-                          </w:tcMar>
-                        </w:tcPr>
-                        <w:p>
-                          <w:pPr>
-                            <w:widowControl w:val="0"/>
-                            <w:spacing w:line="240" w:lineRule="auto"/>
-                            <w:ind w:left="0"/>
-                          </w:pPr>
-                        </w:p>
-                      </w:tc>
-                    </w:tr>
-                    <w:tr>
-                      <w:tc>
-                        <w:tcPr>
-                          <w:tcW w:w="2310" w:type="dxa"/>
-                          <w:tcMar>
-                            <w:top w:w="100" w:type="dxa"/>
-                            <w:left w:w="100" w:type="dxa"/>
-                            <w:bottom w:w="100" w:type="dxa"/>
-                            <w:right w:w="100" w:type="dxa"/>
-                          </w:tcMar>
-                        </w:tcPr>
-                        <w:p>
-                          <w:pPr>
-                            <w:widowControl w:val="0"/>
-                            <w:spacing w:line="240" w:lineRule="auto"/>
-                            <w:ind w:left="0"/>
-                          </w:pPr>
-                        </w:p>
-                      </w:tc>
-                      <w:tc>
-                        <w:tcPr>
-                          <w:tcW w:w="2625" w:type="dxa"/>
-                          <w:tcMar>
-                            <w:top w:w="100" w:type="dxa"/>
-                            <w:left w:w="100" w:type="dxa"/>
-                            <w:bottom w:w="100" w:type="dxa"/>
-                            <w:right w:w="100" w:type="dxa"/>
-                          </w:tcMar>
-                        </w:tcPr>
-                        <w:p>
-                          <w:pPr>
-                            <w:widowControl w:val="0"/>
-                            <w:spacing w:line="240" w:lineRule="auto"/>
-                            <w:ind w:left="0"/>
-                          </w:pPr>
-                        </w:p>
-                      </w:tc>
-                      <w:tc>
-                        <w:tcPr>
-                          <w:tcW w:w="3480" w:type="dxa"/>
-                          <w:tcMar>
-                            <w:top w:w="100" w:type="dxa"/>
-                            <w:left w:w="100" w:type="dxa"/>
-                            <w:bottom w:w="100" w:type="dxa"/>
-                            <w:right w:w="100" w:type="dxa"/>
-                          </w:tcMar>
-                        </w:tcPr>
-                        <w:p>
-                          <w:pPr>
-                            <w:widowControl w:val="0"/>
-                            <w:spacing w:line="240" w:lineRule="auto"/>
-                            <w:ind w:left="0"/>
-                          </w:pPr>
-                        </w:p>
-                      </w:tc>
-                    </w:tr>
-                    <w:tr>
-                      <w:tc>
-                        <w:tcPr>
-                          <w:tcW w:w="2310" w:type="dxa"/>
-                          <w:tcMar>
-                            <w:top w:w="100" w:type="dxa"/>
-                            <w:left w:w="100" w:type="dxa"/>
-                            <w:bottom w:w="100" w:type="dxa"/>
-                            <w:right w:w="100" w:type="dxa"/>
-                          </w:tcMar>
-                        </w:tcPr>
-                        <w:p>
-                          <w:pPr>
-                            <w:widowControl w:val="0"/>
-                            <w:spacing w:line="240" w:lineRule="auto"/>
-                            <w:ind w:left="0"/>
-                          </w:pPr>
-                        </w:p>
-                      </w:tc>
-                      <w:tc>
-                        <w:tcPr>
-                          <w:tcW w:w="2625" w:type="dxa"/>
-                          <w:tcMar>
-                            <w:top w:w="100" w:type="dxa"/>
-                            <w:left w:w="100" w:type="dxa"/>
-                            <w:bottom w:w="100" w:type="dxa"/>
-                            <w:right w:w="100" w:type="dxa"/>
-                          </w:tcMar>
-                        </w:tcPr>
-                        <w:p>
-                          <w:pPr>
-                            <w:widowControl w:val="0"/>
-                            <w:spacing w:line="240" w:lineRule="auto"/>
-                            <w:ind w:left="0"/>
-                          </w:pPr>
-                        </w:p>
-                      </w:tc>
-                      <w:tc>
-                        <w:tcPr>
-                          <w:tcW w:w="3480" w:type="dxa"/>
-                          <w:tcMar>
-                            <w:top w:w="100" w:type="dxa"/>
-                            <w:left w:w="100" w:type="dxa"/>
-                            <w:bottom w:w="100" w:type="dxa"/>
-                            <w:right w:w="100" w:type="dxa"/>
-                          </w:tcMar>
-                        </w:tcPr>
-                        <w:p>
-                          <w:pPr>
-                            <w:widowControl w:val="0"/>
-                            <w:spacing w:line="240" w:lineRule="auto"/>
-                            <w:ind w:left="0"/>
-                          </w:pPr>
-                        </w:p>
-                      </w:tc>
-                    </w:tr>
-                    <w:tr>
-                      <w:tc>
-                        <w:tcPr>
-                          <w:tcW w:w="2310" w:type="dxa"/>
-                          <w:tcMar>
-                            <w:top w:w="100" w:type="dxa"/>
-                            <w:left w:w="100" w:type="dxa"/>
-                            <w:bottom w:w="100" w:type="dxa"/>
-                            <w:right w:w="100" w:type="dxa"/>
-                          </w:tcMar>
-                        </w:tcPr>
-                        <w:p>
-                          <w:pPr>
-                            <w:widowControl w:val="0"/>
-                            <w:spacing w:line="240" w:lineRule="auto"/>
-                            <w:ind w:left="0"/>
-                          </w:pPr>
-                        </w:p>
-                      </w:tc>
-                      <w:tc>
-                        <w:tcPr>
-                          <w:tcW w:w="2625" w:type="dxa"/>
-                          <w:tcMar>
-                            <w:top w:w="100" w:type="dxa"/>
-                            <w:left w:w="100" w:type="dxa"/>
-                            <w:bottom w:w="100" w:type="dxa"/>
-                            <w:right w:w="100" w:type="dxa"/>
-                          </w:tcMar>
-                        </w:tcPr>
-                        <w:p>
-                          <w:pPr>
-                            <w:widowControl w:val="0"/>
-                            <w:spacing w:line="240" w:lineRule="auto"/>
-                            <w:ind w:left="0"/>
-                          </w:pPr>
-                        </w:p>
-                      </w:tc>
-                      <w:tc>
-                        <w:tcPr>
-                          <w:tcW w:w="3480" w:type="dxa"/>
-                          <w:tcMar>
-                            <w:top w:w="100" w:type="dxa"/>
-                            <w:left w:w="100" w:type="dxa"/>
-                            <w:bottom w:w="100" w:type="dxa"/>
-                            <w:right w:w="100" w:type="dxa"/>
-                          </w:tcMar>
-                        </w:tcPr>
-                        <w:p>
-                          <w:pPr>
-                            <w:widowControl w:val="0"/>
-                            <w:spacing w:line="240" w:lineRule="auto"/>
-                            <w:ind w:left="0"/>
-                          </w:pPr>
-                        </w:p>
-                      </w:tc>
-                    </w:tr>
-                  </w:tbl>
-                </w:sdtContent>
-              </w:sdt>
-              <w:p>
-                <w:pPr>
-                  <w:spacing w:line="240" w:lineRule="auto"/>
-                  <w:ind w:left="0"/>
-                </w:pPr>
-              </w:p>
-              <w:p>
-                <w:pPr>
-                  <w:spacing w:line="240" w:lineRule="auto"/>
-                  <w:ind w:left="0"/>
-                  <w:rPr>
-                    <w:shd w:val="clear" w:color="auto" w:fill="D9EAD3"/>
-                  </w:rPr>
-                </w:pPr>
-                <w:r>
-                  <w:rPr>
-                    <w:b/>
-                    <w:bCs/>
-                    <w:shd w:val="clear" w:color="auto" w:fill="D9EAD3"/>
-                  </w:rPr>
-                  <w:t xml:space="preserve">Method Name (use verbs): </w:t>
-                </w:r>
-                <w:r>
-                  <w:rPr>
-                    <w:shd w:val="clear" w:color="auto" w:fill="D9EAD3"/>
-                  </w:rPr>
-                  <w:t>getBMICategory</w:t>
-                </w:r>
-              </w:p>
-              <w:p>
-                <w:pPr>
-                  <w:spacing w:line="240" w:lineRule="auto"/>
-                  <w:ind w:left="0"/>
-                  <w:rPr>
-                    <w:shd w:val="clear" w:color="auto" w:fill="D9EAD3"/>
-                  </w:rPr>
-                </w:pPr>
-                <w:r>
-                  <w:rPr>
-                    <w:b/>
-                    <w:bCs/>
-                    <w:shd w:val="clear" w:color="auto" w:fill="D9EAD3"/>
-                  </w:rPr>
-                  <w:t xml:space="preserve">Parameters (What does the method need): </w:t>
-                </w:r>
-                <w:r>
-                  <w:rPr>
-                    <w:shd w:val="clear" w:color="auto" w:fill="D9EAD3"/>
-                  </w:rPr>
-                  <w:t>double bmi</w:t>
-                </w:r>
-              </w:p>
-              <w:p>
-                <w:pPr>
-                  <w:spacing w:line="240" w:lineRule="auto"/>
-                  <w:ind w:left="0"/>
-                </w:pPr>
-                <w:r>
-                  <w:rPr>
-                    <w:b/>
-                    <w:bCs/>
-                    <w:shd w:val="clear" w:color="auto" w:fill="D9EAD3"/>
-                  </w:rPr>
-                  <w:t>Return (What does the method return):</w:t>
-                </w:r>
-                <w:r>
-                  <w:rPr>
-                    <w:shd w:val="clear" w:color="auto" w:fill="D9EAD3"/>
-                  </w:rPr>
-                  <w:t xml:space="preserve"> String</w:t>
-                </w:r>
-              </w:p>
-              <w:p>
-                <w:pPr>
-                  <w:spacing w:line="240" w:lineRule="auto"/>
-                  <w:ind w:left="0"/>
-                  <w:rPr>
-                    <w:shd w:val="clear" w:color="auto" w:fill="D9EAD3"/>
-                  </w:rPr>
-                </w:pPr>
-                <w:r>
-                  <w:rPr>
-                    <w:b/>
-                    <w:bCs/>
-                    <w:shd w:val="clear" w:color="auto" w:fill="D9EAD3"/>
-                  </w:rPr>
-                  <w:t xml:space="preserve">Method Signature (return type, method name, parameters): </w:t>
-                </w:r>
-                <w:r>
-                  <w:rPr>
-                    <w:shd w:val="clear" w:color="auto" w:fill="D9EAD3"/>
-                  </w:rPr>
-                  <w:t>String getBMICategory (double currentBMI)</w:t>
-                </w:r>
-              </w:p>
-              <w:p>
-                <w:pPr>
-                  <w:spacing w:line="240" w:lineRule="auto"/>
-                  <w:ind w:left="0"/>
-                </w:pPr>
-              </w:p>
-              <w:p>
-                <w:pPr>
-                  <w:spacing w:line="240" w:lineRule="auto"/>
-                  <w:ind w:left="0"/>
-                  <w:rPr>
-                    <w:b/>
-                    <w:bCs/>
-                  </w:rPr>
-                </w:pPr>
-                <w:r>
-                  <w:rPr>
-                    <w:b/>
-                    <w:bCs/>
-                  </w:rPr>
-                  <w:t>Paste handwritten pseudocode algorithm below</w:t>
-                </w:r>
-              </w:p>
-              <w:p>
-                <w:pPr>
-                  <w:spacing w:line="240" w:lineRule="auto"/>
-                  <w:ind w:left="0"/>
-                  <w:rPr>
-                    <w:b/>
-                    <w:bCs/>
-                  </w:rPr>
-                </w:pPr>
-              </w:p>
-              <w:p>
-                <w:pPr>
-                  <w:spacing w:line="240" w:lineRule="auto"/>
-                  <w:ind w:left="0"/>
-                </w:pPr>
-              </w:p>
-              <w:p>
-                <w:pPr>
-                  <w:spacing w:line="240" w:lineRule="auto"/>
-                  <w:ind w:left="0"/>
-                </w:pPr>
-                <w:r>
-                  <w:rPr>
-                    <w:b/>
-                    <w:bCs/>
-                  </w:rPr>
-                  <w:t xml:space="preserve">Implement method code, call from main and test. </w:t>
-                </w:r>
-                <w:r>
-                  <w:t>Remember to commit and push.</w:t>
-                </w:r>
-              </w:p>
-            </w:sdtContent>
-          </w:sdt>
+          <w:p>
+            <w:pPr>
+              <w:spacing w:line="240" w:lineRule="auto"/>
+              <w:ind w:left="0"/>
+              <w:rPr>
+                <w:b/>
+                <w:bCs/>
+              </w:rPr>
+            </w:pPr>
+            <w:r>
+              <w:rPr>
+                <w:b/>
+                <w:bCs/>
+              </w:rPr>
+              <w:t>User Story 4 Method: Get BMI Category</w:t>
+            </w:r>
+          </w:p>
+          <w:p>
+            <w:pPr>
+              <w:spacing w:line="240" w:lineRule="auto"/>
+              <w:ind w:left="0"/>
+              <w:rPr>
+                <w:shd w:val="clear" w:color="auto" w:fill="D9EAD3"/>
+              </w:rPr>
+            </w:pPr>
+            <w:r>
+              <w:rPr>
+                <w:b/>
+                <w:bCs/>
+                <w:shd w:val="clear" w:color="auto" w:fill="D9EAD3"/>
+              </w:rPr>
+              <w:t xml:space="preserve">Description: </w:t>
+            </w:r>
+            <w:r>
+              <w:rPr>
+                <w:shd w:val="clear" w:color="auto" w:fill="D9EAD3"/>
+              </w:rPr>
+              <w:t xml:space="preserve">Based on the BMI value </w:t>
+            </w:r>
+            <w:proofErr w:type="gramStart"/>
+            <w:r>
+              <w:rPr>
+                <w:shd w:val="clear" w:color="auto" w:fill="D9EAD3"/>
+              </w:rPr>
+              <w:t>determine</w:t>
+            </w:r>
+            <w:proofErr w:type="gramEnd"/>
+            <w:r>
+              <w:rPr>
+                <w:shd w:val="clear" w:color="auto" w:fill="D9EAD3"/>
+              </w:rPr>
+              <w:t xml:space="preserve"> the correct category value.</w:t>
+            </w:r>
+          </w:p>
+          <w:p>
+            <w:pPr>
+              <w:spacing w:line="240" w:lineRule="auto"/>
+              <w:ind w:left="0"/>
+              <w:rPr>
+                <w:shd w:val="clear" w:color="auto" w:fill="D9EAD3"/>
+              </w:rPr>
+            </w:pPr>
+          </w:p>
+          <w:p>
+            <w:pPr>
+              <w:spacing w:line="240" w:lineRule="auto"/>
+              <w:ind w:left="0"/>
+            </w:pPr>
+            <w:proofErr w:type="gramStart"/>
+            <w:r>
+              <w:t>Create  test</w:t>
+            </w:r>
+            <w:proofErr w:type="gramEnd"/>
+            <w:r>
+              <w:t xml:space="preserve"> cases and include edge cases</w:t>
+            </w:r>
+          </w:p>
+          <w:tbl>
+            <w:tblPr>
+              <w:tblStyle w:val="afff1"/>
+              <w:tblW w:w="8415" w:type="dxa"/>
+              <w:tblInd w:w="0" w:type="dxa"/>
+              <w:tblBorders>
+                <w:top w:val="single" w:sz="8" w:space="0" w:color="000000"/>
+                <w:left w:val="single" w:sz="8" w:space="0" w:color="000000"/>
+                <w:bottom w:val="single" w:sz="8" w:space="0" w:color="000000"/>
+                <w:right w:val="single" w:sz="8" w:space="0" w:color="000000"/>
+                <w:insideH w:val="single" w:sz="8" w:space="0" w:color="000000"/>
+                <w:insideV w:val="single" w:sz="8" w:space="0" w:color="000000"/>
+              </w:tblBorders>
+              <w:tblLayout w:type="fixed"/>
+              <w:tblLook w:val="0600" w:firstRow="0" w:lastRow="0" w:firstColumn="0" w:lastColumn="0" w:noHBand="1" w:noVBand="1"/>
+            </w:tblPr>
+            <w:tblGrid>
+              <w:gridCol w:w="2310"/>
+              <w:gridCol w:w="2625"/>
+              <w:gridCol w:w="3480"/>
+            </w:tblGrid>
+            <w:tr>
+              <w:tc>
+                <w:tcPr>
+                  <w:tcW w:w="2310" w:type="dxa"/>
+                  <w:tcMar>
+                    <w:top w:w="100" w:type="dxa"/>
+                    <w:left w:w="100" w:type="dxa"/>
+                    <w:bottom w:w="100" w:type="dxa"/>
+                    <w:right w:w="100" w:type="dxa"/>
+                  </w:tcMar>
+                </w:tcPr>
+                <w:p>
+                  <w:pPr>
+                    <w:widowControl w:val="0"/>
+                    <w:spacing w:line="240" w:lineRule="auto"/>
+                    <w:ind w:left="0"/>
+                  </w:pPr>
+                  <w:r>
+                    <w:t>Precondition</w:t>
+                  </w:r>
+                </w:p>
+              </w:tc>
+              <w:tc>
+                <w:tcPr>
+                  <w:tcW w:w="2625" w:type="dxa"/>
+                  <w:tcMar>
+                    <w:top w:w="100" w:type="dxa"/>
+                    <w:left w:w="100" w:type="dxa"/>
+                    <w:bottom w:w="100" w:type="dxa"/>
+                    <w:right w:w="100" w:type="dxa"/>
+                  </w:tcMar>
+                </w:tcPr>
+                <w:p>
+                  <w:pPr>
+                    <w:widowControl w:val="0"/>
+                    <w:spacing w:line="240" w:lineRule="auto"/>
+                    <w:ind w:left="0"/>
+                  </w:pPr>
+                  <w:r>
+                    <w:t>Algorithm Notes</w:t>
+                  </w:r>
+                </w:p>
+              </w:tc>
+              <w:tc>
+                <w:tcPr>
+                  <w:tcW w:w="3480" w:type="dxa"/>
+                  <w:tcMar>
+                    <w:top w:w="100" w:type="dxa"/>
+                    <w:left w:w="100" w:type="dxa"/>
+                    <w:bottom w:w="100" w:type="dxa"/>
+                    <w:right w:w="100" w:type="dxa"/>
+                  </w:tcMar>
+                </w:tcPr>
+                <w:p>
+                  <w:pPr>
+                    <w:widowControl w:val="0"/>
+                    <w:spacing w:line="240" w:lineRule="auto"/>
+                    <w:ind w:left="0"/>
+                  </w:pPr>
+                  <w:r>
+                    <w:t>Postcondition</w:t>
+                  </w:r>
+                </w:p>
+              </w:tc>
+            </w:tr>
+            <w:tr>
+              <w:tc>
+                <w:tcPr>
+                  <w:tcW w:w="2310" w:type="dxa"/>
+                  <w:tcMar>
+                    <w:top w:w="100" w:type="dxa"/>
+                    <w:left w:w="100" w:type="dxa"/>
+                    <w:bottom w:w="100" w:type="dxa"/>
+                    <w:right w:w="100" w:type="dxa"/>
+                  </w:tcMar>
+                </w:tcPr>
+                <w:p>
+                  <w:pPr>
+                    <w:widowControl w:val="0"/>
+                    <w:spacing w:line="240" w:lineRule="auto"/>
+                    <w:ind w:left="0"/>
+                  </w:pPr>
+                </w:p>
+              </w:tc>
+              <w:tc>
+                <w:tcPr>
+                  <w:tcW w:w="2625" w:type="dxa"/>
+                  <w:tcMar>
+                    <w:top w:w="100" w:type="dxa"/>
+                    <w:left w:w="100" w:type="dxa"/>
+                    <w:bottom w:w="100" w:type="dxa"/>
+                    <w:right w:w="100" w:type="dxa"/>
+                  </w:tcMar>
+                </w:tcPr>
+                <w:p>
+                  <w:pPr>
+                    <w:widowControl w:val="0"/>
+                    <w:spacing w:line="240" w:lineRule="auto"/>
+                    <w:ind w:left="0"/>
+                  </w:pPr>
+                </w:p>
+              </w:tc>
+              <w:tc>
+                <w:tcPr>
+                  <w:tcW w:w="3480" w:type="dxa"/>
+                  <w:tcMar>
+                    <w:top w:w="100" w:type="dxa"/>
+                    <w:left w:w="100" w:type="dxa"/>
+                    <w:bottom w:w="100" w:type="dxa"/>
+                    <w:right w:w="100" w:type="dxa"/>
+                  </w:tcMar>
+                </w:tcPr>
+                <w:p>
+                  <w:pPr>
+                    <w:widowControl w:val="0"/>
+                    <w:spacing w:line="240" w:lineRule="auto"/>
+                    <w:ind w:left="0"/>
+                  </w:pPr>
+                </w:p>
+              </w:tc>
+            </w:tr>
+            <w:tr>
+              <w:tc>
+                <w:tcPr>
+                  <w:tcW w:w="2310" w:type="dxa"/>
+                  <w:tcMar>
+                    <w:top w:w="100" w:type="dxa"/>
+                    <w:left w:w="100" w:type="dxa"/>
+                    <w:bottom w:w="100" w:type="dxa"/>
+                    <w:right w:w="100" w:type="dxa"/>
+                  </w:tcMar>
+                </w:tcPr>
+                <w:p>
+                  <w:pPr>
+                    <w:widowControl w:val="0"/>
+                    <w:spacing w:line="240" w:lineRule="auto"/>
+                    <w:ind w:left="0"/>
+                  </w:pPr>
+                </w:p>
+              </w:tc>
+              <w:tc>
+                <w:tcPr>
+                  <w:tcW w:w="2625" w:type="dxa"/>
+                  <w:tcMar>
+                    <w:top w:w="100" w:type="dxa"/>
+                    <w:left w:w="100" w:type="dxa"/>
+                    <w:bottom w:w="100" w:type="dxa"/>
+                    <w:right w:w="100" w:type="dxa"/>
+                  </w:tcMar>
+                </w:tcPr>
+                <w:p>
+                  <w:pPr>
+                    <w:widowControl w:val="0"/>
+                    <w:spacing w:line="240" w:lineRule="auto"/>
+                    <w:ind w:left="0"/>
+                  </w:pPr>
+                </w:p>
+              </w:tc>
+              <w:tc>
+                <w:tcPr>
+                  <w:tcW w:w="3480" w:type="dxa"/>
+                  <w:tcMar>
+                    <w:top w:w="100" w:type="dxa"/>
+                    <w:left w:w="100" w:type="dxa"/>
+                    <w:bottom w:w="100" w:type="dxa"/>
+                    <w:right w:w="100" w:type="dxa"/>
+                  </w:tcMar>
+                </w:tcPr>
+                <w:p>
+                  <w:pPr>
+                    <w:widowControl w:val="0"/>
+                    <w:spacing w:line="240" w:lineRule="auto"/>
+                    <w:ind w:left="0"/>
+                  </w:pPr>
+                </w:p>
+              </w:tc>
+            </w:tr>
+            <w:tr>
+              <w:tc>
+                <w:tcPr>
+                  <w:tcW w:w="2310" w:type="dxa"/>
+                  <w:tcMar>
+                    <w:top w:w="100" w:type="dxa"/>
+                    <w:left w:w="100" w:type="dxa"/>
+                    <w:bottom w:w="100" w:type="dxa"/>
+                    <w:right w:w="100" w:type="dxa"/>
+                  </w:tcMar>
+                </w:tcPr>
+                <w:p>
+                  <w:pPr>
+                    <w:widowControl w:val="0"/>
+                    <w:spacing w:line="240" w:lineRule="auto"/>
+                    <w:ind w:left="0"/>
+                  </w:pPr>
+                </w:p>
+              </w:tc>
+              <w:tc>
+                <w:tcPr>
+                  <w:tcW w:w="2625" w:type="dxa"/>
+                  <w:tcMar>
+                    <w:top w:w="100" w:type="dxa"/>
+                    <w:left w:w="100" w:type="dxa"/>
+                    <w:bottom w:w="100" w:type="dxa"/>
+                    <w:right w:w="100" w:type="dxa"/>
+                  </w:tcMar>
+                </w:tcPr>
+                <w:p>
+                  <w:pPr>
+                    <w:widowControl w:val="0"/>
+                    <w:spacing w:line="240" w:lineRule="auto"/>
+                    <w:ind w:left="0"/>
+                  </w:pPr>
+                </w:p>
+              </w:tc>
+              <w:tc>
+                <w:tcPr>
+                  <w:tcW w:w="3480" w:type="dxa"/>
+                  <w:tcMar>
+                    <w:top w:w="100" w:type="dxa"/>
+                    <w:left w:w="100" w:type="dxa"/>
+                    <w:bottom w:w="100" w:type="dxa"/>
+                    <w:right w:w="100" w:type="dxa"/>
+                  </w:tcMar>
+                </w:tcPr>
+                <w:p>
+                  <w:pPr>
+                    <w:widowControl w:val="0"/>
+                    <w:spacing w:line="240" w:lineRule="auto"/>
+                    <w:ind w:left="0"/>
+                  </w:pPr>
+                </w:p>
+              </w:tc>
+            </w:tr>
+            <w:tr>
+              <w:tc>
+                <w:tcPr>
+                  <w:tcW w:w="2310" w:type="dxa"/>
+                  <w:tcMar>
+                    <w:top w:w="100" w:type="dxa"/>
+                    <w:left w:w="100" w:type="dxa"/>
+                    <w:bottom w:w="100" w:type="dxa"/>
+                    <w:right w:w="100" w:type="dxa"/>
+                  </w:tcMar>
+                </w:tcPr>
+                <w:p>
+                  <w:pPr>
+                    <w:widowControl w:val="0"/>
+                    <w:spacing w:line="240" w:lineRule="auto"/>
+                    <w:ind w:left="0"/>
+                  </w:pPr>
+                </w:p>
+              </w:tc>
+              <w:tc>
+                <w:tcPr>
+                  <w:tcW w:w="2625" w:type="dxa"/>
+                  <w:tcMar>
+                    <w:top w:w="100" w:type="dxa"/>
+                    <w:left w:w="100" w:type="dxa"/>
+                    <w:bottom w:w="100" w:type="dxa"/>
+                    <w:right w:w="100" w:type="dxa"/>
+                  </w:tcMar>
+                </w:tcPr>
+                <w:p>
+                  <w:pPr>
+                    <w:widowControl w:val="0"/>
+                    <w:spacing w:line="240" w:lineRule="auto"/>
+                    <w:ind w:left="0"/>
+                  </w:pPr>
+                </w:p>
+              </w:tc>
+              <w:tc>
+                <w:tcPr>
+                  <w:tcW w:w="3480" w:type="dxa"/>
+                  <w:tcMar>
+                    <w:top w:w="100" w:type="dxa"/>
+                    <w:left w:w="100" w:type="dxa"/>
+                    <w:bottom w:w="100" w:type="dxa"/>
+                    <w:right w:w="100" w:type="dxa"/>
+                  </w:tcMar>
+                </w:tcPr>
+                <w:p>
+                  <w:pPr>
+                    <w:widowControl w:val="0"/>
+                    <w:spacing w:line="240" w:lineRule="auto"/>
+                    <w:ind w:left="0"/>
+                  </w:pPr>
+                </w:p>
+              </w:tc>
+            </w:tr>
+            <w:tr>
+              <w:tc>
+                <w:tcPr>
+                  <w:tcW w:w="2310" w:type="dxa"/>
+                  <w:tcMar>
+                    <w:top w:w="100" w:type="dxa"/>
+                    <w:left w:w="100" w:type="dxa"/>
+                    <w:bottom w:w="100" w:type="dxa"/>
+                    <w:right w:w="100" w:type="dxa"/>
+                  </w:tcMar>
+                </w:tcPr>
+                <w:p>
+                  <w:pPr>
+                    <w:widowControl w:val="0"/>
+                    <w:spacing w:line="240" w:lineRule="auto"/>
+                    <w:ind w:left="0"/>
+                  </w:pPr>
+                </w:p>
+              </w:tc>
+              <w:tc>
+                <w:tcPr>
+                  <w:tcW w:w="2625" w:type="dxa"/>
+                  <w:tcMar>
+                    <w:top w:w="100" w:type="dxa"/>
+                    <w:left w:w="100" w:type="dxa"/>
+                    <w:bottom w:w="100" w:type="dxa"/>
+                    <w:right w:w="100" w:type="dxa"/>
+                  </w:tcMar>
+                </w:tcPr>
+                <w:p>
+                  <w:pPr>
+                    <w:widowControl w:val="0"/>
+                    <w:spacing w:line="240" w:lineRule="auto"/>
+                    <w:ind w:left="0"/>
+                  </w:pPr>
+                </w:p>
+              </w:tc>
+              <w:tc>
+                <w:tcPr>
+                  <w:tcW w:w="3480" w:type="dxa"/>
+                  <w:tcMar>
+                    <w:top w:w="100" w:type="dxa"/>
+                    <w:left w:w="100" w:type="dxa"/>
+                    <w:bottom w:w="100" w:type="dxa"/>
+                    <w:right w:w="100" w:type="dxa"/>
+                  </w:tcMar>
+                </w:tcPr>
+                <w:p>
+                  <w:pPr>
+                    <w:widowControl w:val="0"/>
+                    <w:spacing w:line="240" w:lineRule="auto"/>
+                    <w:ind w:left="0"/>
+                  </w:pPr>
+                </w:p>
+              </w:tc>
+            </w:tr>
+            <w:tr>
+              <w:tc>
+                <w:tcPr>
+                  <w:tcW w:w="2310" w:type="dxa"/>
+                  <w:tcMar>
+                    <w:top w:w="100" w:type="dxa"/>
+                    <w:left w:w="100" w:type="dxa"/>
+                    <w:bottom w:w="100" w:type="dxa"/>
+                    <w:right w:w="100" w:type="dxa"/>
+                  </w:tcMar>
+                </w:tcPr>
+                <w:p>
+                  <w:pPr>
+                    <w:widowControl w:val="0"/>
+                    <w:spacing w:line="240" w:lineRule="auto"/>
+                    <w:ind w:left="0"/>
+                  </w:pPr>
+                </w:p>
+              </w:tc>
+              <w:tc>
+                <w:tcPr>
+                  <w:tcW w:w="2625" w:type="dxa"/>
+                  <w:tcMar>
+                    <w:top w:w="100" w:type="dxa"/>
+                    <w:left w:w="100" w:type="dxa"/>
+                    <w:bottom w:w="100" w:type="dxa"/>
+                    <w:right w:w="100" w:type="dxa"/>
+                  </w:tcMar>
+                </w:tcPr>
+                <w:p>
+                  <w:pPr>
+                    <w:widowControl w:val="0"/>
+                    <w:spacing w:line="240" w:lineRule="auto"/>
+                    <w:ind w:left="0"/>
+                  </w:pPr>
+                </w:p>
+              </w:tc>
+              <w:tc>
+                <w:tcPr>
+                  <w:tcW w:w="3480" w:type="dxa"/>
+                  <w:tcMar>
+                    <w:top w:w="100" w:type="dxa"/>
+                    <w:left w:w="100" w:type="dxa"/>
+                    <w:bottom w:w="100" w:type="dxa"/>
+                    <w:right w:w="100" w:type="dxa"/>
+                  </w:tcMar>
+                </w:tcPr>
+                <w:p>
+                  <w:pPr>
+                    <w:widowControl w:val="0"/>
+                    <w:spacing w:line="240" w:lineRule="auto"/>
+                    <w:ind w:left="0"/>
+                  </w:pPr>
+                </w:p>
+              </w:tc>
+            </w:tr>
+          </w:tbl>
+          <w:p>
+            <w:pPr>
+              <w:spacing w:line="240" w:lineRule="auto"/>
+              <w:ind w:left="0"/>
+            </w:pPr>
+          </w:p>
+          <w:p>
+            <w:pPr>
+              <w:spacing w:line="240" w:lineRule="auto"/>
+              <w:ind w:left="0"/>
+              <w:rPr>
+                <w:shd w:val="clear" w:color="auto" w:fill="D9EAD3"/>
+              </w:rPr>
+            </w:pPr>
+            <w:r>
+              <w:rPr>
+                <w:b/>
+                <w:bCs/>
+                <w:shd w:val="clear" w:color="auto" w:fill="D9EAD3"/>
+              </w:rPr>
+              <w:t xml:space="preserve">Method Name (use verbs): </w:t>
+            </w:r>
+            <w:proofErr w:type="spellStart"/>
+            <w:r>
+              <w:rPr>
+                <w:shd w:val="clear" w:color="auto" w:fill="D9EAD3"/>
+              </w:rPr>
+              <w:t>getBMICategory</w:t>
+            </w:r>
+            <w:proofErr w:type="spellEnd"/>
+          </w:p>
+          <w:p>
+            <w:pPr>
+              <w:spacing w:line="240" w:lineRule="auto"/>
+              <w:ind w:left="0"/>
+              <w:rPr>
+                <w:shd w:val="clear" w:color="auto" w:fill="D9EAD3"/>
+              </w:rPr>
+            </w:pPr>
+            <w:r>
+              <w:rPr>
+                <w:b/>
+                <w:bCs/>
+                <w:shd w:val="clear" w:color="auto" w:fill="D9EAD3"/>
+              </w:rPr>
+              <w:t xml:space="preserve">Parameters (What does the method need): </w:t>
+            </w:r>
+            <w:r>
+              <w:rPr>
+                <w:shd w:val="clear" w:color="auto" w:fill="D9EAD3"/>
+              </w:rPr>
+              <w:t xml:space="preserve">double </w:t>
+            </w:r>
+            <w:proofErr w:type="spellStart"/>
+            <w:r>
+              <w:rPr>
+                <w:shd w:val="clear" w:color="auto" w:fill="D9EAD3"/>
+              </w:rPr>
+              <w:t>bmi</w:t>
+            </w:r>
+            <w:proofErr w:type="spellEnd"/>
+          </w:p>
+          <w:p>
+            <w:pPr>
+              <w:spacing w:line="240" w:lineRule="auto"/>
+              <w:ind w:left="0"/>
+            </w:pPr>
+            <w:r>
+              <w:rPr>
+                <w:b/>
+                <w:bCs/>
+                <w:shd w:val="clear" w:color="auto" w:fill="D9EAD3"/>
+              </w:rPr>
+              <w:t xml:space="preserve">Return (What </w:t>
+            </w:r>
+            <w:proofErr w:type="gramStart"/>
+            <w:r>
+              <w:rPr>
+                <w:b/>
+                <w:bCs/>
+                <w:shd w:val="clear" w:color="auto" w:fill="D9EAD3"/>
+              </w:rPr>
+              <w:t>does the method</w:t>
+            </w:r>
+            <w:proofErr w:type="gramEnd"/>
+            <w:r>
+              <w:rPr>
+                <w:b/>
+                <w:bCs/>
+                <w:shd w:val="clear" w:color="auto" w:fill="D9EAD3"/>
+              </w:rPr>
+              <w:t xml:space="preserve"> return):</w:t>
+            </w:r>
+            <w:r>
+              <w:rPr>
+                <w:shd w:val="clear" w:color="auto" w:fill="D9EAD3"/>
+              </w:rPr>
+              <w:t xml:space="preserve"> String</w:t>
+            </w:r>
+          </w:p>
+          <w:p>
+            <w:pPr>
+              <w:spacing w:line="240" w:lineRule="auto"/>
+              <w:ind w:left="0"/>
+              <w:rPr>
+                <w:shd w:val="clear" w:color="auto" w:fill="D9EAD3"/>
+              </w:rPr>
+            </w:pPr>
+            <w:r>
+              <w:rPr>
+                <w:b/>
+                <w:bCs/>
+                <w:shd w:val="clear" w:color="auto" w:fill="D9EAD3"/>
+              </w:rPr>
+              <w:t xml:space="preserve">Method Signature (return type, method name, parameters): </w:t>
+            </w:r>
+            <w:r>
+              <w:rPr>
+                <w:shd w:val="clear" w:color="auto" w:fill="D9EAD3"/>
+              </w:rPr>
+              <w:t xml:space="preserve">String </w:t>
+            </w:r>
+            <w:proofErr w:type="spellStart"/>
+            <w:r>
+              <w:rPr>
+                <w:shd w:val="clear" w:color="auto" w:fill="D9EAD3"/>
+              </w:rPr>
+              <w:t>getBMICategory</w:t>
+            </w:r>
+            <w:proofErr w:type="spellEnd"/>
+            <w:r>
+              <w:rPr>
+                <w:shd w:val="clear" w:color="auto" w:fill="D9EAD3"/>
+              </w:rPr>
+              <w:t xml:space="preserve"> (double </w:t>
+            </w:r>
+            <w:proofErr w:type="spellStart"/>
+            <w:r>
+              <w:rPr>
+                <w:shd w:val="clear" w:color="auto" w:fill="D9EAD3"/>
+              </w:rPr>
+              <w:t>currentBMI</w:t>
+            </w:r>
+            <w:proofErr w:type="spellEnd"/>
+            <w:r>
+              <w:rPr>
+                <w:shd w:val="clear" w:color="auto" w:fill="D9EAD3"/>
+              </w:rPr>
+              <w:t>)</w:t>
+            </w:r>
+          </w:p>
+          <w:p>
+            <w:pPr>
+              <w:spacing w:line="240" w:lineRule="auto"/>
+              <w:ind w:left="0"/>
+            </w:pPr>
+          </w:p>
+          <w:p>
+            <w:pPr>
+              <w:spacing w:line="240" w:lineRule="auto"/>
+              <w:ind w:left="0"/>
+              <w:rPr>
+                <w:b/>
+                <w:bCs/>
+              </w:rPr>
+            </w:pPr>
+            <w:r>
+              <w:rPr>
+                <w:b/>
+                <w:bCs/>
+              </w:rPr>
+              <w:t>Paste handwritten pseudocode algorithm below</w:t>
+            </w:r>
+          </w:p>
+          <w:p>
+            <w:pPr>
+              <w:spacing w:line="240" w:lineRule="auto"/>
+              <w:ind w:left="0"/>
+              <w:rPr>
+                <w:b/>
+                <w:bCs/>
+              </w:rPr>
+            </w:pPr>
+          </w:p>
+          <w:p>
+            <w:pPr>
+              <w:spacing w:line="240" w:lineRule="auto"/>
+              <w:ind w:left="0"/>
+            </w:pPr>
+          </w:p>
+          <w:p>
+            <w:pPr>
+              <w:spacing w:line="240" w:lineRule="auto"/>
+              <w:ind w:left="0"/>
+            </w:pPr>
+            <w:r>
+              <w:rPr>
+                <w:b/>
+                <w:bCs/>
+              </w:rPr>
+              <w:t xml:space="preserve">Implement method code, call from main and test. </w:t>
+            </w:r>
+            <w:r>
+              <w:t>Remember to commit and push.</w:t>
+            </w:r>
+          </w:p>
         </w:tc>
       </w:tr>
     </w:tbl>
@@ -5609,476 +5786,533 @@
               <w:right w:w="100" w:type="dxa"/>
             </w:tcMar>
           </w:tcPr>
+          <w:p>
+            <w:pPr>
+              <w:ind w:left="0"/>
+            </w:pPr>
+            <w:r>
+              <w:rPr>
+                <w:b/>
+                <w:bCs/>
+              </w:rPr>
+              <w:t xml:space="preserve">User Story 5 Method: </w:t>
+            </w:r>
+            <w:proofErr w:type="spellStart"/>
+            <w:r>
+              <w:rPr>
+                <w:b/>
+                <w:bCs/>
+              </w:rPr>
+              <w:t>AskToContinue</w:t>
+            </w:r>
+            <w:proofErr w:type="spellEnd"/>
+          </w:p>
+          <w:p>
+            <w:pPr>
+              <w:spacing w:line="240" w:lineRule="auto"/>
+              <w:ind w:left="0"/>
+              <w:rPr>
+                <w:shd w:val="clear" w:color="auto" w:fill="D9EAD3"/>
+              </w:rPr>
+            </w:pPr>
+            <w:r>
+              <w:rPr>
+                <w:shd w:val="clear" w:color="auto" w:fill="D9EAD3"/>
+              </w:rPr>
+              <w:t>Ask the user if they want to continue ‘y’ or ‘n</w:t>
+            </w:r>
+            <w:proofErr w:type="gramStart"/>
+            <w:r>
+              <w:rPr>
+                <w:shd w:val="clear" w:color="auto" w:fill="D9EAD3"/>
+              </w:rPr>
+              <w:t>’..</w:t>
+            </w:r>
+            <w:proofErr w:type="gramEnd"/>
+            <w:r>
+              <w:rPr>
+                <w:shd w:val="clear" w:color="auto" w:fill="D9EAD3"/>
+              </w:rPr>
+              <w:t xml:space="preserve"> Read the first character. When the user doesn’t ‘Y’, ‘y’, ‘N’ or ‘n</w:t>
+            </w:r>
+            <w:proofErr w:type="gramStart"/>
+            <w:r>
+              <w:rPr>
+                <w:shd w:val="clear" w:color="auto" w:fill="D9EAD3"/>
+              </w:rPr>
+              <w:t>’  repeat</w:t>
+            </w:r>
+            <w:proofErr w:type="gramEnd"/>
+            <w:r>
+              <w:rPr>
+                <w:shd w:val="clear" w:color="auto" w:fill="D9EAD3"/>
+              </w:rPr>
+              <w:t xml:space="preserve"> the question.  Return true for 'y' or 'Y' and false for ‘n’ or ‘N’.</w:t>
+            </w:r>
+          </w:p>
+          <w:p>
+            <w:pPr>
+              <w:spacing w:line="240" w:lineRule="auto"/>
+              <w:ind w:left="0"/>
+            </w:pPr>
+          </w:p>
+          <w:p>
+            <w:pPr>
+              <w:spacing w:line="240" w:lineRule="auto"/>
+              <w:ind w:left="0"/>
+            </w:pPr>
+            <w:r>
+              <w:t xml:space="preserve">Create 4 test cases </w:t>
+            </w:r>
+          </w:p>
           <w:sdt>
             <w:sdtPr>
-              <w:tag w:val="goog_rdk_13"/>
-              <w:id w:val="1130246982"/>
+              <w:tag w:val="goog_rdk_12"/>
+              <w:id w:val="-1279697210"/>
               <w:lock w:val="contentLocked"/>
             </w:sdtPr>
             <w:sdtContent>
-              <w:p>
-                <w:pPr>
-                  <w:ind w:left="0"/>
-                </w:pPr>
-                <w:r>
-                  <w:rPr>
-                    <w:b/>
-                    <w:bCs/>
-                  </w:rPr>
-                  <w:t>User Story 5 Method: AskToContinue</w:t>
-                </w:r>
-              </w:p>
-              <w:p>
-                <w:pPr>
-                  <w:spacing w:line="240" w:lineRule="auto"/>
-                  <w:ind w:left="0"/>
-                  <w:rPr>
-                    <w:shd w:val="clear" w:color="auto" w:fill="D9EAD3"/>
-                  </w:rPr>
-                </w:pPr>
-                <w:r>
-                  <w:rPr>
-                    <w:shd w:val="clear" w:color="auto" w:fill="D9EAD3"/>
-                  </w:rPr>
-                  <w:t>Ask the user if they want to continue ‘y’ or ‘n’.. Read the first character. When the user doesn’t ‘Y’, ‘y’, ‘N’ or ‘n’  repeat the question.  Return true for 'y' or 'Y' and false for ‘n’ or ‘N’.</w:t>
-                </w:r>
-              </w:p>
-              <w:p>
-                <w:pPr>
-                  <w:spacing w:line="240" w:lineRule="auto"/>
-                  <w:ind w:left="0"/>
-                </w:pPr>
-              </w:p>
-              <w:p>
-                <w:pPr>
-                  <w:spacing w:line="240" w:lineRule="auto"/>
-                  <w:ind w:left="0"/>
-                </w:pPr>
-                <w:r>
-                  <w:t xml:space="preserve">Create 4 test cases </w:t>
-                </w:r>
-              </w:p>
-              <w:sdt>
-                <w:sdtPr>
-                  <w:tag w:val="goog_rdk_12"/>
-                  <w:id w:val="-1279697210"/>
-                  <w:lock w:val="contentLocked"/>
-                </w:sdtPr>
-                <w:sdtContent>
-                  <w:tbl>
-                    <w:tblPr>
-                      <w:tblStyle w:val="afff3"/>
-                      <w:tblW w:w="8415" w:type="dxa"/>
-                      <w:tblInd w:w="0" w:type="dxa"/>
-                      <w:tblBorders>
-                        <w:top w:val="single" w:sz="8" w:space="0" w:color="000000"/>
-                        <w:left w:val="single" w:sz="8" w:space="0" w:color="000000"/>
-                        <w:bottom w:val="single" w:sz="8" w:space="0" w:color="000000"/>
-                        <w:right w:val="single" w:sz="8" w:space="0" w:color="000000"/>
-                        <w:insideH w:val="single" w:sz="8" w:space="0" w:color="000000"/>
-                        <w:insideV w:val="single" w:sz="8" w:space="0" w:color="000000"/>
-                      </w:tblBorders>
-                      <w:tblLayout w:type="fixed"/>
-                      <w:tblLook w:val="0600" w:firstRow="0" w:lastRow="0" w:firstColumn="0" w:lastColumn="0" w:noHBand="1" w:noVBand="1"/>
-                    </w:tblPr>
-                    <w:tblGrid>
-                      <w:gridCol w:w="2310"/>
-                      <w:gridCol w:w="2805"/>
-                      <w:gridCol w:w="3300"/>
-                    </w:tblGrid>
-                    <w:tr>
-                      <w:tc>
-                        <w:tcPr>
-                          <w:tcW w:w="2310" w:type="dxa"/>
-                          <w:tcMar>
-                            <w:top w:w="100" w:type="dxa"/>
-                            <w:left w:w="100" w:type="dxa"/>
-                            <w:bottom w:w="100" w:type="dxa"/>
-                            <w:right w:w="100" w:type="dxa"/>
-                          </w:tcMar>
-                        </w:tcPr>
-                        <w:p>
-                          <w:pPr>
-                            <w:widowControl w:val="0"/>
-                            <w:spacing w:line="240" w:lineRule="auto"/>
-                            <w:ind w:left="0"/>
-                          </w:pPr>
-                          <w:r>
-                            <w:t>Precondition</w:t>
-                          </w:r>
-                        </w:p>
-                      </w:tc>
-                      <w:tc>
-                        <w:tcPr>
-                          <w:tcW w:w="2805" w:type="dxa"/>
-                          <w:tcMar>
-                            <w:top w:w="100" w:type="dxa"/>
-                            <w:left w:w="100" w:type="dxa"/>
-                            <w:bottom w:w="100" w:type="dxa"/>
-                            <w:right w:w="100" w:type="dxa"/>
-                          </w:tcMar>
-                        </w:tcPr>
-                        <w:p>
-                          <w:pPr>
-                            <w:widowControl w:val="0"/>
-                            <w:spacing w:line="240" w:lineRule="auto"/>
-                            <w:ind w:left="0"/>
-                          </w:pPr>
-                          <w:r>
-                            <w:t>Algorithm Notes</w:t>
-                          </w:r>
-                        </w:p>
-                      </w:tc>
-                      <w:tc>
-                        <w:tcPr>
-                          <w:tcW w:w="3300" w:type="dxa"/>
-                          <w:tcMar>
-                            <w:top w:w="100" w:type="dxa"/>
-                            <w:left w:w="100" w:type="dxa"/>
-                            <w:bottom w:w="100" w:type="dxa"/>
-                            <w:right w:w="100" w:type="dxa"/>
-                          </w:tcMar>
-                        </w:tcPr>
-                        <w:p>
-                          <w:pPr>
-                            <w:widowControl w:val="0"/>
-                            <w:spacing w:line="240" w:lineRule="auto"/>
-                            <w:ind w:left="0"/>
-                          </w:pPr>
-                          <w:r>
-                            <w:t>Postcondition</w:t>
-                          </w:r>
-                        </w:p>
-                      </w:tc>
-                    </w:tr>
-                    <w:tr>
-                      <w:tc>
-                        <w:tcPr>
-                          <w:tcW w:w="2310" w:type="dxa"/>
-                          <w:tcMar>
-                            <w:top w:w="100" w:type="dxa"/>
-                            <w:left w:w="100" w:type="dxa"/>
-                            <w:bottom w:w="100" w:type="dxa"/>
-                            <w:right w:w="100" w:type="dxa"/>
-                          </w:tcMar>
-                        </w:tcPr>
-                        <w:p>
-                          <w:pPr>
-                            <w:widowControl w:val="0"/>
-                            <w:spacing w:line="240" w:lineRule="auto"/>
-                            <w:ind w:left="0"/>
-                          </w:pPr>
-                        </w:p>
-                      </w:tc>
-                      <w:tc>
-                        <w:tcPr>
-                          <w:tcW w:w="2805" w:type="dxa"/>
-                          <w:tcMar>
-                            <w:top w:w="100" w:type="dxa"/>
-                            <w:left w:w="100" w:type="dxa"/>
-                            <w:bottom w:w="100" w:type="dxa"/>
-                            <w:right w:w="100" w:type="dxa"/>
-                          </w:tcMar>
-                        </w:tcPr>
-                        <w:p>
-                          <w:pPr>
-                            <w:widowControl w:val="0"/>
-                            <w:spacing w:line="240" w:lineRule="auto"/>
-                            <w:ind w:left="0"/>
-                          </w:pPr>
-                        </w:p>
-                      </w:tc>
-                      <w:tc>
-                        <w:tcPr>
-                          <w:tcW w:w="3300" w:type="dxa"/>
-                          <w:tcMar>
-                            <w:top w:w="100" w:type="dxa"/>
-                            <w:left w:w="100" w:type="dxa"/>
-                            <w:bottom w:w="100" w:type="dxa"/>
-                            <w:right w:w="100" w:type="dxa"/>
-                          </w:tcMar>
-                        </w:tcPr>
-                        <w:p>
-                          <w:pPr>
-                            <w:widowControl w:val="0"/>
-                            <w:spacing w:line="240" w:lineRule="auto"/>
-                            <w:ind w:left="0"/>
-                          </w:pPr>
-                        </w:p>
-                      </w:tc>
-                    </w:tr>
-                    <w:tr>
-                      <w:tc>
-                        <w:tcPr>
-                          <w:tcW w:w="2310" w:type="dxa"/>
-                          <w:tcMar>
-                            <w:top w:w="100" w:type="dxa"/>
-                            <w:left w:w="100" w:type="dxa"/>
-                            <w:bottom w:w="100" w:type="dxa"/>
-                            <w:right w:w="100" w:type="dxa"/>
-                          </w:tcMar>
-                        </w:tcPr>
-                        <w:p>
-                          <w:pPr>
-                            <w:widowControl w:val="0"/>
-                            <w:spacing w:line="240" w:lineRule="auto"/>
-                            <w:ind w:left="0"/>
-                          </w:pPr>
-                        </w:p>
-                      </w:tc>
-                      <w:tc>
-                        <w:tcPr>
-                          <w:tcW w:w="2805" w:type="dxa"/>
-                          <w:tcMar>
-                            <w:top w:w="100" w:type="dxa"/>
-                            <w:left w:w="100" w:type="dxa"/>
-                            <w:bottom w:w="100" w:type="dxa"/>
-                            <w:right w:w="100" w:type="dxa"/>
-                          </w:tcMar>
-                        </w:tcPr>
-                        <w:p>
-                          <w:pPr>
-                            <w:widowControl w:val="0"/>
-                            <w:spacing w:line="240" w:lineRule="auto"/>
-                            <w:ind w:left="0"/>
-                          </w:pPr>
-                        </w:p>
-                      </w:tc>
-                      <w:tc>
-                        <w:tcPr>
-                          <w:tcW w:w="3300" w:type="dxa"/>
-                          <w:tcMar>
-                            <w:top w:w="100" w:type="dxa"/>
-                            <w:left w:w="100" w:type="dxa"/>
-                            <w:bottom w:w="100" w:type="dxa"/>
-                            <w:right w:w="100" w:type="dxa"/>
-                          </w:tcMar>
-                        </w:tcPr>
-                        <w:p>
-                          <w:pPr>
-                            <w:widowControl w:val="0"/>
-                            <w:spacing w:line="240" w:lineRule="auto"/>
-                            <w:ind w:left="0"/>
-                          </w:pPr>
-                        </w:p>
-                      </w:tc>
-                    </w:tr>
-                    <w:tr>
-                      <w:tc>
-                        <w:tcPr>
-                          <w:tcW w:w="2310" w:type="dxa"/>
-                          <w:tcMar>
-                            <w:top w:w="100" w:type="dxa"/>
-                            <w:left w:w="100" w:type="dxa"/>
-                            <w:bottom w:w="100" w:type="dxa"/>
-                            <w:right w:w="100" w:type="dxa"/>
-                          </w:tcMar>
-                        </w:tcPr>
-                        <w:p>
-                          <w:pPr>
-                            <w:widowControl w:val="0"/>
-                            <w:spacing w:line="240" w:lineRule="auto"/>
-                            <w:ind w:left="0"/>
-                          </w:pPr>
-                        </w:p>
-                      </w:tc>
-                      <w:tc>
-                        <w:tcPr>
-                          <w:tcW w:w="2805" w:type="dxa"/>
-                          <w:tcMar>
-                            <w:top w:w="100" w:type="dxa"/>
-                            <w:left w:w="100" w:type="dxa"/>
-                            <w:bottom w:w="100" w:type="dxa"/>
-                            <w:right w:w="100" w:type="dxa"/>
-                          </w:tcMar>
-                        </w:tcPr>
-                        <w:p>
-                          <w:pPr>
-                            <w:widowControl w:val="0"/>
-                            <w:spacing w:line="240" w:lineRule="auto"/>
-                            <w:ind w:left="0"/>
-                          </w:pPr>
-                        </w:p>
-                      </w:tc>
-                      <w:tc>
-                        <w:tcPr>
-                          <w:tcW w:w="3300" w:type="dxa"/>
-                          <w:tcMar>
-                            <w:top w:w="100" w:type="dxa"/>
-                            <w:left w:w="100" w:type="dxa"/>
-                            <w:bottom w:w="100" w:type="dxa"/>
-                            <w:right w:w="100" w:type="dxa"/>
-                          </w:tcMar>
-                        </w:tcPr>
-                        <w:p>
-                          <w:pPr>
-                            <w:widowControl w:val="0"/>
-                            <w:spacing w:line="240" w:lineRule="auto"/>
-                            <w:ind w:left="0"/>
-                          </w:pPr>
-                        </w:p>
-                      </w:tc>
-                    </w:tr>
-                    <w:tr>
-                      <w:tc>
-                        <w:tcPr>
-                          <w:tcW w:w="2310" w:type="dxa"/>
-                          <w:tcMar>
-                            <w:top w:w="100" w:type="dxa"/>
-                            <w:left w:w="100" w:type="dxa"/>
-                            <w:bottom w:w="100" w:type="dxa"/>
-                            <w:right w:w="100" w:type="dxa"/>
-                          </w:tcMar>
-                        </w:tcPr>
-                        <w:p>
-                          <w:pPr>
-                            <w:widowControl w:val="0"/>
-                            <w:spacing w:line="240" w:lineRule="auto"/>
-                            <w:ind w:left="0"/>
-                          </w:pPr>
-                        </w:p>
-                      </w:tc>
-                      <w:tc>
-                        <w:tcPr>
-                          <w:tcW w:w="2805" w:type="dxa"/>
-                          <w:tcMar>
-                            <w:top w:w="100" w:type="dxa"/>
-                            <w:left w:w="100" w:type="dxa"/>
-                            <w:bottom w:w="100" w:type="dxa"/>
-                            <w:right w:w="100" w:type="dxa"/>
-                          </w:tcMar>
-                        </w:tcPr>
-                        <w:p>
-                          <w:pPr>
-                            <w:widowControl w:val="0"/>
-                            <w:spacing w:line="240" w:lineRule="auto"/>
-                            <w:ind w:left="0"/>
-                          </w:pPr>
-                        </w:p>
-                      </w:tc>
-                      <w:tc>
-                        <w:tcPr>
-                          <w:tcW w:w="3300" w:type="dxa"/>
-                          <w:tcMar>
-                            <w:top w:w="100" w:type="dxa"/>
-                            <w:left w:w="100" w:type="dxa"/>
-                            <w:bottom w:w="100" w:type="dxa"/>
-                            <w:right w:w="100" w:type="dxa"/>
-                          </w:tcMar>
-                        </w:tcPr>
-                        <w:p>
-                          <w:pPr>
-                            <w:widowControl w:val="0"/>
-                            <w:spacing w:line="240" w:lineRule="auto"/>
-                            <w:ind w:left="0"/>
-                          </w:pPr>
-                        </w:p>
-                      </w:tc>
-                    </w:tr>
-                  </w:tbl>
-                </w:sdtContent>
-              </w:sdt>
-              <w:p>
-                <w:pPr>
-                  <w:spacing w:line="240" w:lineRule="auto"/>
-                  <w:ind w:left="0"/>
-                </w:pPr>
-              </w:p>
-              <w:p>
-                <w:pPr>
-                  <w:spacing w:line="240" w:lineRule="auto"/>
-                  <w:ind w:left="0"/>
-                </w:pPr>
-                <w:r>
-                  <w:rPr>
-                    <w:b/>
-                    <w:bCs/>
-                  </w:rPr>
-                  <w:t>Method Signature:</w:t>
-                </w:r>
-                <w:r>
-                  <w:t xml:space="preserve"> boolean AskToContinue()</w:t>
-                </w:r>
-              </w:p>
-              <w:p>
-                <w:pPr>
-                  <w:spacing w:line="240" w:lineRule="auto"/>
-                  <w:ind w:left="0"/>
-                </w:pPr>
-                <w:r>
-                  <w:t>Description: Ask the user if they want to continue. When the user doesn’t enter a ‘y’, ‘Y’</w:t>
-                </w:r>
-              </w:p>
-              <w:p>
-                <w:pPr>
-                  <w:spacing w:line="240" w:lineRule="auto"/>
-                  <w:ind w:left="0"/>
-                  <w:rPr>
-                    <w:b/>
-                    <w:bCs/>
-                  </w:rPr>
-                </w:pPr>
-              </w:p>
-              <w:p>
-                <w:pPr>
-                  <w:spacing w:line="240" w:lineRule="auto"/>
-                  <w:ind w:left="0"/>
-                </w:pPr>
-                <w:r>
-                  <w:rPr>
-                    <w:b/>
-                    <w:bCs/>
-                  </w:rPr>
-                  <w:t>Paste handwritten pseudocode algorithm below</w:t>
-                </w:r>
-              </w:p>
-              <w:p>
-                <w:pPr>
-                  <w:spacing w:line="240" w:lineRule="auto"/>
-                  <w:ind w:left="0"/>
-                </w:pPr>
-              </w:p>
-              <w:p>
-                <w:pPr>
-                  <w:spacing w:line="240" w:lineRule="auto"/>
-                  <w:ind w:left="0"/>
-                </w:pPr>
-              </w:p>
-              <w:p>
-                <w:pPr>
-                  <w:spacing w:line="240" w:lineRule="auto"/>
-                  <w:ind w:left="0"/>
-                </w:pPr>
-                <w:r>
-                  <w:rPr>
-                    <w:b/>
-                    <w:bCs/>
-                  </w:rPr>
-                  <w:t xml:space="preserve">Implement method code, call from main and test. </w:t>
-                </w:r>
-                <w:r>
-                  <w:t>Remember to commit and push.</w:t>
-                </w:r>
-              </w:p>
-              <w:p>
-                <w:pPr>
-                  <w:spacing w:line="240" w:lineRule="auto"/>
-                  <w:ind w:left="0"/>
-                  <w:rPr>
-                    <w:b/>
-                    <w:bCs/>
-                  </w:rPr>
-                </w:pPr>
-                <w:r>
-                  <w:rPr>
-                    <w:b/>
-                    <w:bCs/>
-                  </w:rPr>
-                  <w:t xml:space="preserve"> </w:t>
-                </w:r>
-              </w:p>
+              <w:tbl>
+                <w:tblPr>
+                  <w:tblStyle w:val="afff3"/>
+                  <w:tblW w:w="8415" w:type="dxa"/>
+                  <w:tblInd w:w="0" w:type="dxa"/>
+                  <w:tblBorders>
+                    <w:top w:val="single" w:sz="8" w:space="0" w:color="000000"/>
+                    <w:left w:val="single" w:sz="8" w:space="0" w:color="000000"/>
+                    <w:bottom w:val="single" w:sz="8" w:space="0" w:color="000000"/>
+                    <w:right w:val="single" w:sz="8" w:space="0" w:color="000000"/>
+                    <w:insideH w:val="single" w:sz="8" w:space="0" w:color="000000"/>
+                    <w:insideV w:val="single" w:sz="8" w:space="0" w:color="000000"/>
+                  </w:tblBorders>
+                  <w:tblLayout w:type="fixed"/>
+                  <w:tblLook w:val="0600" w:firstRow="0" w:lastRow="0" w:firstColumn="0" w:lastColumn="0" w:noHBand="1" w:noVBand="1"/>
+                </w:tblPr>
+                <w:tblGrid>
+                  <w:gridCol w:w="2310"/>
+                  <w:gridCol w:w="2805"/>
+                  <w:gridCol w:w="3300"/>
+                </w:tblGrid>
+                <w:tr>
+                  <w:tc>
+                    <w:tcPr>
+                      <w:tcW w:w="2310" w:type="dxa"/>
+                      <w:tcMar>
+                        <w:top w:w="100" w:type="dxa"/>
+                        <w:left w:w="100" w:type="dxa"/>
+                        <w:bottom w:w="100" w:type="dxa"/>
+                        <w:right w:w="100" w:type="dxa"/>
+                      </w:tcMar>
+                    </w:tcPr>
+                    <w:p>
+                      <w:pPr>
+                        <w:widowControl w:val="0"/>
+                        <w:spacing w:line="240" w:lineRule="auto"/>
+                        <w:ind w:left="0"/>
+                      </w:pPr>
+                      <w:r>
+                        <w:t>Precondition</w:t>
+                      </w:r>
+                    </w:p>
+                  </w:tc>
+                  <w:tc>
+                    <w:tcPr>
+                      <w:tcW w:w="2805" w:type="dxa"/>
+                      <w:tcMar>
+                        <w:top w:w="100" w:type="dxa"/>
+                        <w:left w:w="100" w:type="dxa"/>
+                        <w:bottom w:w="100" w:type="dxa"/>
+                        <w:right w:w="100" w:type="dxa"/>
+                      </w:tcMar>
+                    </w:tcPr>
+                    <w:p>
+                      <w:pPr>
+                        <w:widowControl w:val="0"/>
+                        <w:spacing w:line="240" w:lineRule="auto"/>
+                        <w:ind w:left="0"/>
+                      </w:pPr>
+                      <w:r>
+                        <w:t>Algorithm Notes</w:t>
+                      </w:r>
+                    </w:p>
+                  </w:tc>
+                  <w:tc>
+                    <w:tcPr>
+                      <w:tcW w:w="3300" w:type="dxa"/>
+                      <w:tcMar>
+                        <w:top w:w="100" w:type="dxa"/>
+                        <w:left w:w="100" w:type="dxa"/>
+                        <w:bottom w:w="100" w:type="dxa"/>
+                        <w:right w:w="100" w:type="dxa"/>
+                      </w:tcMar>
+                    </w:tcPr>
+                    <w:p>
+                      <w:pPr>
+                        <w:widowControl w:val="0"/>
+                        <w:spacing w:line="240" w:lineRule="auto"/>
+                        <w:ind w:left="0"/>
+                      </w:pPr>
+                      <w:r>
+                        <w:t>Postcondition</w:t>
+                      </w:r>
+                    </w:p>
+                  </w:tc>
+                </w:tr>
+                <w:tr>
+                  <w:tc>
+                    <w:tcPr>
+                      <w:tcW w:w="2310" w:type="dxa"/>
+                      <w:tcMar>
+                        <w:top w:w="100" w:type="dxa"/>
+                        <w:left w:w="100" w:type="dxa"/>
+                        <w:bottom w:w="100" w:type="dxa"/>
+                        <w:right w:w="100" w:type="dxa"/>
+                      </w:tcMar>
+                    </w:tcPr>
+                    <w:p>
+                      <w:pPr>
+                        <w:widowControl w:val="0"/>
+                        <w:spacing w:line="240" w:lineRule="auto"/>
+                        <w:ind w:left="0"/>
+                      </w:pPr>
+                    </w:p>
+                  </w:tc>
+                  <w:tc>
+                    <w:tcPr>
+                      <w:tcW w:w="2805" w:type="dxa"/>
+                      <w:tcMar>
+                        <w:top w:w="100" w:type="dxa"/>
+                        <w:left w:w="100" w:type="dxa"/>
+                        <w:bottom w:w="100" w:type="dxa"/>
+                        <w:right w:w="100" w:type="dxa"/>
+                      </w:tcMar>
+                    </w:tcPr>
+                    <w:p>
+                      <w:pPr>
+                        <w:widowControl w:val="0"/>
+                        <w:spacing w:line="240" w:lineRule="auto"/>
+                        <w:ind w:left="0"/>
+                      </w:pPr>
+                    </w:p>
+                  </w:tc>
+                  <w:tc>
+                    <w:tcPr>
+                      <w:tcW w:w="3300" w:type="dxa"/>
+                      <w:tcMar>
+                        <w:top w:w="100" w:type="dxa"/>
+                        <w:left w:w="100" w:type="dxa"/>
+                        <w:bottom w:w="100" w:type="dxa"/>
+                        <w:right w:w="100" w:type="dxa"/>
+                      </w:tcMar>
+                    </w:tcPr>
+                    <w:p>
+                      <w:pPr>
+                        <w:widowControl w:val="0"/>
+                        <w:spacing w:line="240" w:lineRule="auto"/>
+                        <w:ind w:left="0"/>
+                      </w:pPr>
+                    </w:p>
+                  </w:tc>
+                </w:tr>
+                <w:tr>
+                  <w:tc>
+                    <w:tcPr>
+                      <w:tcW w:w="2310" w:type="dxa"/>
+                      <w:tcMar>
+                        <w:top w:w="100" w:type="dxa"/>
+                        <w:left w:w="100" w:type="dxa"/>
+                        <w:bottom w:w="100" w:type="dxa"/>
+                        <w:right w:w="100" w:type="dxa"/>
+                      </w:tcMar>
+                    </w:tcPr>
+                    <w:p>
+                      <w:pPr>
+                        <w:widowControl w:val="0"/>
+                        <w:spacing w:line="240" w:lineRule="auto"/>
+                        <w:ind w:left="0"/>
+                      </w:pPr>
+                    </w:p>
+                  </w:tc>
+                  <w:tc>
+                    <w:tcPr>
+                      <w:tcW w:w="2805" w:type="dxa"/>
+                      <w:tcMar>
+                        <w:top w:w="100" w:type="dxa"/>
+                        <w:left w:w="100" w:type="dxa"/>
+                        <w:bottom w:w="100" w:type="dxa"/>
+                        <w:right w:w="100" w:type="dxa"/>
+                      </w:tcMar>
+                    </w:tcPr>
+                    <w:p>
+                      <w:pPr>
+                        <w:widowControl w:val="0"/>
+                        <w:spacing w:line="240" w:lineRule="auto"/>
+                        <w:ind w:left="0"/>
+                      </w:pPr>
+                    </w:p>
+                  </w:tc>
+                  <w:tc>
+                    <w:tcPr>
+                      <w:tcW w:w="3300" w:type="dxa"/>
+                      <w:tcMar>
+                        <w:top w:w="100" w:type="dxa"/>
+                        <w:left w:w="100" w:type="dxa"/>
+                        <w:bottom w:w="100" w:type="dxa"/>
+                        <w:right w:w="100" w:type="dxa"/>
+                      </w:tcMar>
+                    </w:tcPr>
+                    <w:p>
+                      <w:pPr>
+                        <w:widowControl w:val="0"/>
+                        <w:spacing w:line="240" w:lineRule="auto"/>
+                        <w:ind w:left="0"/>
+                      </w:pPr>
+                    </w:p>
+                  </w:tc>
+                </w:tr>
+                <w:tr>
+                  <w:tc>
+                    <w:tcPr>
+                      <w:tcW w:w="2310" w:type="dxa"/>
+                      <w:tcMar>
+                        <w:top w:w="100" w:type="dxa"/>
+                        <w:left w:w="100" w:type="dxa"/>
+                        <w:bottom w:w="100" w:type="dxa"/>
+                        <w:right w:w="100" w:type="dxa"/>
+                      </w:tcMar>
+                    </w:tcPr>
+                    <w:p>
+                      <w:pPr>
+                        <w:widowControl w:val="0"/>
+                        <w:spacing w:line="240" w:lineRule="auto"/>
+                        <w:ind w:left="0"/>
+                      </w:pPr>
+                    </w:p>
+                  </w:tc>
+                  <w:tc>
+                    <w:tcPr>
+                      <w:tcW w:w="2805" w:type="dxa"/>
+                      <w:tcMar>
+                        <w:top w:w="100" w:type="dxa"/>
+                        <w:left w:w="100" w:type="dxa"/>
+                        <w:bottom w:w="100" w:type="dxa"/>
+                        <w:right w:w="100" w:type="dxa"/>
+                      </w:tcMar>
+                    </w:tcPr>
+                    <w:p>
+                      <w:pPr>
+                        <w:widowControl w:val="0"/>
+                        <w:spacing w:line="240" w:lineRule="auto"/>
+                        <w:ind w:left="0"/>
+                      </w:pPr>
+                    </w:p>
+                  </w:tc>
+                  <w:tc>
+                    <w:tcPr>
+                      <w:tcW w:w="3300" w:type="dxa"/>
+                      <w:tcMar>
+                        <w:top w:w="100" w:type="dxa"/>
+                        <w:left w:w="100" w:type="dxa"/>
+                        <w:bottom w:w="100" w:type="dxa"/>
+                        <w:right w:w="100" w:type="dxa"/>
+                      </w:tcMar>
+                    </w:tcPr>
+                    <w:p>
+                      <w:pPr>
+                        <w:widowControl w:val="0"/>
+                        <w:spacing w:line="240" w:lineRule="auto"/>
+                        <w:ind w:left="0"/>
+                      </w:pPr>
+                    </w:p>
+                  </w:tc>
+                </w:tr>
+                <w:tr>
+                  <w:tc>
+                    <w:tcPr>
+                      <w:tcW w:w="2310" w:type="dxa"/>
+                      <w:tcMar>
+                        <w:top w:w="100" w:type="dxa"/>
+                        <w:left w:w="100" w:type="dxa"/>
+                        <w:bottom w:w="100" w:type="dxa"/>
+                        <w:right w:w="100" w:type="dxa"/>
+                      </w:tcMar>
+                    </w:tcPr>
+                    <w:p>
+                      <w:pPr>
+                        <w:widowControl w:val="0"/>
+                        <w:spacing w:line="240" w:lineRule="auto"/>
+                        <w:ind w:left="0"/>
+                      </w:pPr>
+                    </w:p>
+                  </w:tc>
+                  <w:tc>
+                    <w:tcPr>
+                      <w:tcW w:w="2805" w:type="dxa"/>
+                      <w:tcMar>
+                        <w:top w:w="100" w:type="dxa"/>
+                        <w:left w:w="100" w:type="dxa"/>
+                        <w:bottom w:w="100" w:type="dxa"/>
+                        <w:right w:w="100" w:type="dxa"/>
+                      </w:tcMar>
+                    </w:tcPr>
+                    <w:p>
+                      <w:pPr>
+                        <w:widowControl w:val="0"/>
+                        <w:spacing w:line="240" w:lineRule="auto"/>
+                        <w:ind w:left="0"/>
+                      </w:pPr>
+                    </w:p>
+                  </w:tc>
+                  <w:tc>
+                    <w:tcPr>
+                      <w:tcW w:w="3300" w:type="dxa"/>
+                      <w:tcMar>
+                        <w:top w:w="100" w:type="dxa"/>
+                        <w:left w:w="100" w:type="dxa"/>
+                        <w:bottom w:w="100" w:type="dxa"/>
+                        <w:right w:w="100" w:type="dxa"/>
+                      </w:tcMar>
+                    </w:tcPr>
+                    <w:p>
+                      <w:pPr>
+                        <w:widowControl w:val="0"/>
+                        <w:spacing w:line="240" w:lineRule="auto"/>
+                        <w:ind w:left="0"/>
+                      </w:pPr>
+                    </w:p>
+                  </w:tc>
+                </w:tr>
+              </w:tbl>
             </w:sdtContent>
           </w:sdt>
+          <w:p>
+            <w:pPr>
+              <w:spacing w:line="240" w:lineRule="auto"/>
+              <w:ind w:left="0"/>
+            </w:pPr>
+          </w:p>
+          <w:p>
+            <w:pPr>
+              <w:spacing w:line="240" w:lineRule="auto"/>
+              <w:ind w:left="0"/>
+            </w:pPr>
+            <w:r>
+              <w:rPr>
+                <w:b/>
+                <w:bCs/>
+              </w:rPr>
+              <w:t>Method Signature:</w:t>
+            </w:r>
+            <w:r>
+              <w:t xml:space="preserve"> </w:t>
+            </w:r>
+            <w:proofErr w:type="spellStart"/>
+            <w:r>
+              <w:t>boolean</w:t>
+            </w:r>
+            <w:proofErr w:type="spellEnd"/>
+            <w:r>
+              <w:t xml:space="preserve"> </w:t>
+            </w:r>
+            <w:proofErr w:type="spellStart"/>
+            <w:proofErr w:type="gramStart"/>
+            <w:r>
+              <w:t>AskToContinue</w:t>
+            </w:r>
+            <w:proofErr w:type="spellEnd"/>
+            <w:r>
+              <w:t>(</w:t>
+            </w:r>
+            <w:proofErr w:type="gramEnd"/>
+            <w:r>
+              <w:t>)</w:t>
+            </w:r>
+          </w:p>
+          <w:p>
+            <w:pPr>
+              <w:spacing w:line="240" w:lineRule="auto"/>
+              <w:ind w:left="0"/>
+            </w:pPr>
+            <w:r>
+              <w:t>Description: Ask the user if they want to continue. When the user doesn’t enter a ‘y</w:t>
+            </w:r>
+            <w:proofErr w:type="gramStart"/>
+            <w:r>
+              <w:t>’, ‘</w:t>
+            </w:r>
+            <w:proofErr w:type="gramEnd"/>
+            <w:r>
+              <w:t>Y’</w:t>
+            </w:r>
+          </w:p>
+          <w:p>
+            <w:pPr>
+              <w:spacing w:line="240" w:lineRule="auto"/>
+              <w:ind w:left="0"/>
+              <w:rPr>
+                <w:b/>
+                <w:bCs/>
+              </w:rPr>
+            </w:pPr>
+          </w:p>
+          <w:p>
+            <w:pPr>
+              <w:spacing w:line="240" w:lineRule="auto"/>
+              <w:ind w:left="0"/>
+            </w:pPr>
+            <w:r>
+              <w:rPr>
+                <w:b/>
+                <w:bCs/>
+              </w:rPr>
+              <w:t>Paste handwritten pseudocode algorithm below</w:t>
+            </w:r>
+          </w:p>
+          <w:p>
+            <w:pPr>
+              <w:spacing w:line="240" w:lineRule="auto"/>
+              <w:ind w:left="0"/>
+            </w:pPr>
+          </w:p>
+          <w:p>
+            <w:pPr>
+              <w:spacing w:line="240" w:lineRule="auto"/>
+              <w:ind w:left="0"/>
+            </w:pPr>
+          </w:p>
+          <w:p>
+            <w:pPr>
+              <w:spacing w:line="240" w:lineRule="auto"/>
+              <w:ind w:left="0"/>
+            </w:pPr>
+            <w:r>
+              <w:rPr>
+                <w:b/>
+                <w:bCs/>
+              </w:rPr>
+              <w:t xml:space="preserve">Implement method code, call from main and test. </w:t>
+            </w:r>
+            <w:r>
+              <w:t>Remember to commit and push.</w:t>
+            </w:r>
+          </w:p>
+          <w:p>
+            <w:pPr>
+              <w:spacing w:line="240" w:lineRule="auto"/>
+              <w:ind w:left="0"/>
+              <w:rPr>
+                <w:b/>
+                <w:bCs/>
+              </w:rPr>
+            </w:pPr>
+            <w:r>
+              <w:rPr>
+                <w:b/>
+                <w:bCs/>
+              </w:rPr>
+              <w:t xml:space="preserve"> </w:t>
+            </w:r>
+          </w:p>
         </w:tc>
       </w:tr>
     </w:tbl>
@@ -6086,151 +6320,150 @@
     <w:p/>
     <w:p/>
     <w:p/>
-    <w:sdt>
-      <w:sdtPr>
-        <w:tag w:val="goog_rdk_14"/>
-        <w:id w:val="1943109746"/>
-        <w:lock w:val="contentLocked"/>
-      </w:sdtPr>
-      <w:sdtContent>
-        <w:tbl>
-          <w:tblPr>
-            <w:tblStyle w:val="afff4"/>
-            <w:tblW w:w="8640" w:type="dxa"/>
-            <w:tblInd w:w="720" w:type="dxa"/>
-            <w:tblBorders>
-              <w:top w:val="single" w:sz="8" w:space="0" w:color="000000"/>
-              <w:left w:val="single" w:sz="8" w:space="0" w:color="000000"/>
-              <w:bottom w:val="single" w:sz="8" w:space="0" w:color="000000"/>
-              <w:right w:val="single" w:sz="8" w:space="0" w:color="000000"/>
-              <w:insideH w:val="single" w:sz="8" w:space="0" w:color="000000"/>
-              <w:insideV w:val="single" w:sz="8" w:space="0" w:color="000000"/>
-            </w:tblBorders>
-            <w:tblLayout w:type="fixed"/>
-            <w:tblLook w:val="0600" w:firstRow="0" w:lastRow="0" w:firstColumn="0" w:lastColumn="0" w:noHBand="1" w:noVBand="1"/>
-          </w:tblPr>
-          <w:tblGrid>
-            <w:gridCol w:w="8640"/>
-          </w:tblGrid>
-          <w:tr>
-            <w:tc>
-              <w:tcPr>
-                <w:tcW w:w="8640" w:type="dxa"/>
-                <w:shd w:val="clear" w:color="auto" w:fill="FFF2CC"/>
-                <w:tcMar>
-                  <w:top w:w="100" w:type="dxa"/>
-                  <w:left w:w="100" w:type="dxa"/>
-                  <w:bottom w:w="100" w:type="dxa"/>
-                  <w:right w:w="100" w:type="dxa"/>
-                </w:tcMar>
-              </w:tcPr>
-              <w:p>
-                <w:pPr>
-                  <w:spacing w:line="240" w:lineRule="auto"/>
-                  <w:ind w:left="0"/>
-                </w:pPr>
-                <w:r>
-                  <w:t xml:space="preserve">Main Method Planning </w:t>
-                </w:r>
-              </w:p>
-              <w:p>
-                <w:pPr>
-                  <w:spacing w:line="240" w:lineRule="auto"/>
-                  <w:ind w:left="0"/>
-                </w:pPr>
-              </w:p>
-              <w:p>
-                <w:pPr>
-                  <w:spacing w:line="240" w:lineRule="auto"/>
-                  <w:ind w:left="0"/>
-                </w:pPr>
-                <w:r>
-                  <w:t xml:space="preserve">Think about what is the order of calling methods. </w:t>
-                </w:r>
-              </w:p>
-              <w:p>
-                <w:pPr>
-                  <w:spacing w:line="240" w:lineRule="auto"/>
-                  <w:ind w:left="0"/>
-                </w:pPr>
-                <w:r>
-                  <w:t>What is repeated and when?</w:t>
-                </w:r>
-              </w:p>
-              <w:p>
-                <w:pPr>
-                  <w:spacing w:line="240" w:lineRule="auto"/>
-                  <w:ind w:left="0"/>
-                </w:pPr>
-              </w:p>
-              <w:p>
-                <w:pPr>
-                  <w:spacing w:line="240" w:lineRule="auto"/>
-                  <w:ind w:left="0"/>
-                </w:pPr>
-                <w:r>
-                  <w:t>Does the loop at least run one time? Do you know how many times the loop will run?</w:t>
-                </w:r>
-              </w:p>
-              <w:p>
-                <w:pPr>
-                  <w:spacing w:line="240" w:lineRule="auto"/>
-                  <w:ind w:left="0"/>
-                </w:pPr>
-                <w:r>
-                  <w:t xml:space="preserve">What type of loop would be best?  </w:t>
-                </w:r>
-              </w:p>
-              <w:p>
-                <w:pPr>
-                  <w:spacing w:line="240" w:lineRule="auto"/>
-                  <w:ind w:left="0"/>
-                </w:pPr>
-              </w:p>
-              <w:p>
-                <w:pPr>
-                  <w:spacing w:line="240" w:lineRule="auto"/>
-                  <w:ind w:left="0"/>
-                </w:pPr>
-                <w:r>
-                  <w:t>Add this loop to the main method so the program will call the methods you created to work for one athlete.</w:t>
-                </w:r>
-              </w:p>
-              <w:p>
-                <w:pPr>
-                  <w:widowControl w:val="0"/>
-                  <w:spacing w:line="240" w:lineRule="auto"/>
-                  <w:ind w:left="0"/>
-                </w:pPr>
-              </w:p>
-            </w:tc>
-          </w:tr>
-          <w:tr>
-            <w:tc>
-              <w:tcPr>
-                <w:tcW w:w="8640" w:type="dxa"/>
-                <w:shd w:val="clear" w:color="auto" w:fill="FFF2CC"/>
-                <w:tcMar>
-                  <w:top w:w="100" w:type="dxa"/>
-                  <w:left w:w="100" w:type="dxa"/>
-                  <w:bottom w:w="100" w:type="dxa"/>
-                  <w:right w:w="100" w:type="dxa"/>
-                </w:tcMar>
-              </w:tcPr>
-              <w:p>
-                <w:pPr>
-                  <w:spacing w:line="240" w:lineRule="auto"/>
-                  <w:ind w:left="0"/>
-                </w:pPr>
-                <w:r>
-                  <w:t xml:space="preserve">Update your technical document to explain concepts and use examples from section 2.2. </w:t>
-                </w:r>
-              </w:p>
-            </w:tc>
-          </w:tr>
-        </w:tbl>
-      </w:sdtContent>
-    </w:sdt>
+    <w:tbl>
+      <w:tblPr>
+        <w:tblStyle w:val="afff4"/>
+        <w:tblW w:w="8640" w:type="dxa"/>
+        <w:tblInd w:w="720" w:type="dxa"/>
+        <w:tblBorders>
+          <w:top w:val="single" w:sz="8" w:space="0" w:color="000000"/>
+          <w:left w:val="single" w:sz="8" w:space="0" w:color="000000"/>
+          <w:bottom w:val="single" w:sz="8" w:space="0" w:color="000000"/>
+          <w:right w:val="single" w:sz="8" w:space="0" w:color="000000"/>
+          <w:insideH w:val="single" w:sz="8" w:space="0" w:color="000000"/>
+          <w:insideV w:val="single" w:sz="8" w:space="0" w:color="000000"/>
+        </w:tblBorders>
+        <w:tblLayout w:type="fixed"/>
+        <w:tblLook w:val="0600" w:firstRow="0" w:lastRow="0" w:firstColumn="0" w:lastColumn="0" w:noHBand="1" w:noVBand="1"/>
+      </w:tblPr>
+      <w:tblGrid>
+        <w:gridCol w:w="8640"/>
+      </w:tblGrid>
+      <w:tr>
+        <w:tc>
+          <w:tcPr>
+            <w:tcW w:w="8640" w:type="dxa"/>
+            <w:shd w:val="clear" w:color="auto" w:fill="FFF2CC"/>
+            <w:tcMar>
+              <w:top w:w="100" w:type="dxa"/>
+              <w:left w:w="100" w:type="dxa"/>
+              <w:bottom w:w="100" w:type="dxa"/>
+              <w:right w:w="100" w:type="dxa"/>
+            </w:tcMar>
+          </w:tcPr>
+          <w:p>
+            <w:pPr>
+              <w:spacing w:line="240" w:lineRule="auto"/>
+              <w:ind w:left="0"/>
+            </w:pPr>
+            <w:r>
+              <w:t xml:space="preserve">Main Method Planning </w:t>
+            </w:r>
+          </w:p>
+          <w:p>
+            <w:pPr>
+              <w:spacing w:line="240" w:lineRule="auto"/>
+              <w:ind w:left="0"/>
+            </w:pPr>
+          </w:p>
+          <w:p>
+            <w:pPr>
+              <w:spacing w:line="240" w:lineRule="auto"/>
+              <w:ind w:left="0"/>
+            </w:pPr>
+            <w:r>
+              <w:t xml:space="preserve">Think about what </w:t>
+            </w:r>
+            <w:proofErr w:type="gramStart"/>
+            <w:r>
+              <w:t>is the order</w:t>
+            </w:r>
+            <w:proofErr w:type="gramEnd"/>
+            <w:r>
+              <w:t xml:space="preserve"> of calling methods. </w:t>
+            </w:r>
+          </w:p>
+          <w:p>
+            <w:pPr>
+              <w:spacing w:line="240" w:lineRule="auto"/>
+              <w:ind w:left="0"/>
+            </w:pPr>
+            <w:r>
+              <w:t>What is repeated and when?</w:t>
+            </w:r>
+          </w:p>
+          <w:p>
+            <w:pPr>
+              <w:spacing w:line="240" w:lineRule="auto"/>
+              <w:ind w:left="0"/>
+            </w:pPr>
+          </w:p>
+          <w:p>
+            <w:pPr>
+              <w:spacing w:line="240" w:lineRule="auto"/>
+              <w:ind w:left="0"/>
+            </w:pPr>
+            <w:r>
+              <w:t>Does the loop at least run one time? Do you know how many times the loop will run?</w:t>
+            </w:r>
+          </w:p>
+          <w:p>
+            <w:pPr>
+              <w:spacing w:line="240" w:lineRule="auto"/>
+              <w:ind w:left="0"/>
+            </w:pPr>
+            <w:r>
+              <w:t xml:space="preserve">What type of loop would be best?  </w:t>
+            </w:r>
+          </w:p>
+          <w:p>
+            <w:pPr>
+              <w:spacing w:line="240" w:lineRule="auto"/>
+              <w:ind w:left="0"/>
+            </w:pPr>
+          </w:p>
+          <w:p>
+            <w:pPr>
+              <w:spacing w:line="240" w:lineRule="auto"/>
+              <w:ind w:left="0"/>
+            </w:pPr>
+            <w:r>
+              <w:t>Add this loop to the main method so the program will call the methods you created to work for one athlete.</w:t>
+            </w:r>
+          </w:p>
+          <w:p>
+            <w:pPr>
+              <w:widowControl w:val="0"/>
+              <w:spacing w:line="240" w:lineRule="auto"/>
+              <w:ind w:left="0"/>
+            </w:pPr>
+          </w:p>
+        </w:tc>
+      </w:tr>
+      <w:tr>
+        <w:tc>
+          <w:tcPr>
+            <w:tcW w:w="8640" w:type="dxa"/>
+            <w:shd w:val="clear" w:color="auto" w:fill="FFF2CC"/>
+            <w:tcMar>
+              <w:top w:w="100" w:type="dxa"/>
+              <w:left w:w="100" w:type="dxa"/>
+              <w:bottom w:w="100" w:type="dxa"/>
+              <w:right w:w="100" w:type="dxa"/>
+            </w:tcMar>
+          </w:tcPr>
+          <w:p>
+            <w:pPr>
+              <w:spacing w:line="240" w:lineRule="auto"/>
+              <w:ind w:left="0"/>
+            </w:pPr>
+            <w:r>
+              <w:t xml:space="preserve">Update your technical document to explain concepts and use examples from section 2.2. </w:t>
+            </w:r>
+          </w:p>
+        </w:tc>
+      </w:tr>
+    </w:tbl>
     <w:p/>
     <w:p>
       <w:pPr>
@@ -6261,265 +6494,280 @@
       </w:r>
     </w:p>
     <w:p/>
-    <w:sdt>
-      <w:sdtPr>
-        <w:tag w:val="goog_rdk_15"/>
-        <w:id w:val="-234039993"/>
-        <w:lock w:val="contentLocked"/>
-      </w:sdtPr>
-      <w:sdtContent>
-        <w:tbl>
-          <w:tblPr>
-            <w:tblStyle w:val="afff5"/>
-            <w:tblW w:w="8640" w:type="dxa"/>
-            <w:tblInd w:w="720" w:type="dxa"/>
-            <w:tblBorders>
-              <w:top w:val="single" w:sz="8" w:space="0" w:color="000000"/>
-              <w:left w:val="single" w:sz="8" w:space="0" w:color="000000"/>
-              <w:bottom w:val="single" w:sz="8" w:space="0" w:color="000000"/>
-              <w:right w:val="single" w:sz="8" w:space="0" w:color="000000"/>
-              <w:insideH w:val="single" w:sz="8" w:space="0" w:color="000000"/>
-              <w:insideV w:val="single" w:sz="8" w:space="0" w:color="000000"/>
-            </w:tblBorders>
-            <w:tblLayout w:type="fixed"/>
-            <w:tblLook w:val="0600" w:firstRow="0" w:lastRow="0" w:firstColumn="0" w:lastColumn="0" w:noHBand="1" w:noVBand="1"/>
-          </w:tblPr>
-          <w:tblGrid>
-            <w:gridCol w:w="8640"/>
-          </w:tblGrid>
-          <w:tr>
-            <w:tc>
-              <w:tcPr>
-                <w:tcW w:w="8640" w:type="dxa"/>
-                <w:shd w:val="clear" w:color="auto" w:fill="FFF2CC"/>
-                <w:tcMar>
-                  <w:top w:w="100" w:type="dxa"/>
-                  <w:left w:w="100" w:type="dxa"/>
-                  <w:bottom w:w="100" w:type="dxa"/>
-                  <w:right w:w="100" w:type="dxa"/>
-                </w:tcMar>
-              </w:tcPr>
-              <w:p>
-                <w:pPr>
-                  <w:spacing w:line="240" w:lineRule="auto"/>
-                  <w:ind w:left="0"/>
-                </w:pPr>
-                <w:r>
-                  <w:t>1. Why was a while loop appropriate for allowing multiple athlete entries instead of a for loop?</w:t>
-                </w:r>
-              </w:p>
-              <w:p>
-                <w:pPr>
-                  <w:spacing w:line="240" w:lineRule="auto"/>
-                  <w:ind w:left="0"/>
-                </w:pPr>
-              </w:p>
-              <w:p>
-                <w:pPr>
-                  <w:widowControl w:val="0"/>
-                  <w:spacing w:line="240" w:lineRule="auto"/>
-                  <w:ind w:left="0"/>
-                  <w:rPr>
-                    <w:rFonts w:ascii="Calibri" w:eastAsia="Calibri" w:hAnsi="Calibri" w:cs="Calibri"/>
-                  </w:rPr>
-                </w:pPr>
-              </w:p>
-            </w:tc>
-          </w:tr>
-          <w:tr>
-            <w:tc>
-              <w:tcPr>
-                <w:tcW w:w="8640" w:type="dxa"/>
-                <w:shd w:val="clear" w:color="auto" w:fill="FFF2CC"/>
-                <w:tcMar>
-                  <w:top w:w="100" w:type="dxa"/>
-                  <w:left w:w="100" w:type="dxa"/>
-                  <w:bottom w:w="100" w:type="dxa"/>
-                  <w:right w:w="100" w:type="dxa"/>
-                </w:tcMar>
-              </w:tcPr>
-              <w:p>
-                <w:pPr>
-                  <w:spacing w:line="240" w:lineRule="auto"/>
-                  <w:ind w:left="0"/>
-                </w:pPr>
-                <w:r>
-                  <w:t>2.  Why is input validation important before performing calculations like BMI?</w:t>
-                </w:r>
-              </w:p>
-              <w:p>
-                <w:pPr>
-                  <w:spacing w:line="240" w:lineRule="auto"/>
-                  <w:ind w:left="0"/>
-                </w:pPr>
-              </w:p>
-              <w:p>
-                <w:pPr>
-                  <w:spacing w:line="240" w:lineRule="auto"/>
-                  <w:ind w:left="0"/>
-                </w:pPr>
-              </w:p>
-            </w:tc>
-          </w:tr>
-          <w:tr>
-            <w:tc>
-              <w:tcPr>
-                <w:tcW w:w="8640" w:type="dxa"/>
-                <w:shd w:val="clear" w:color="auto" w:fill="FFF2CC"/>
-                <w:tcMar>
-                  <w:top w:w="100" w:type="dxa"/>
-                  <w:left w:w="100" w:type="dxa"/>
-                  <w:bottom w:w="100" w:type="dxa"/>
-                  <w:right w:w="100" w:type="dxa"/>
-                </w:tcMar>
-              </w:tcPr>
-              <w:p>
-                <w:pPr>
-                  <w:spacing w:line="240" w:lineRule="auto"/>
-                  <w:ind w:left="0"/>
-                </w:pPr>
-                <w:r>
-                  <w:t>3. How did breaking the program into tasks make the implementation easier?</w:t>
-                </w:r>
-              </w:p>
-              <w:p>
-                <w:pPr>
-                  <w:spacing w:line="240" w:lineRule="auto"/>
-                  <w:ind w:left="0"/>
-                </w:pPr>
-              </w:p>
-              <w:p>
-                <w:pPr>
-                  <w:spacing w:line="240" w:lineRule="auto"/>
-                  <w:ind w:left="0"/>
-                </w:pPr>
-              </w:p>
-            </w:tc>
-          </w:tr>
-          <w:tr>
-            <w:tc>
-              <w:tcPr>
-                <w:tcW w:w="8640" w:type="dxa"/>
-                <w:shd w:val="clear" w:color="auto" w:fill="FFF2CC"/>
-                <w:tcMar>
-                  <w:top w:w="100" w:type="dxa"/>
-                  <w:left w:w="100" w:type="dxa"/>
-                  <w:bottom w:w="100" w:type="dxa"/>
-                  <w:right w:w="100" w:type="dxa"/>
-                </w:tcMar>
-              </w:tcPr>
-              <w:p>
-                <w:pPr>
-                  <w:spacing w:line="240" w:lineRule="auto"/>
-                  <w:ind w:left="0"/>
-                </w:pPr>
-                <w:r>
-                  <w:t>4. SRP and DRY</w:t>
-                </w:r>
-              </w:p>
-              <w:p>
-                <w:pPr>
-                  <w:spacing w:line="240" w:lineRule="auto"/>
-                  <w:ind w:left="0"/>
-                </w:pPr>
-                <w:r>
-                  <w:t>Explain SRP and include a good example that demonstrates this from 2.2.</w:t>
-                </w:r>
-              </w:p>
-              <w:p>
-                <w:pPr>
-                  <w:spacing w:line="240" w:lineRule="auto"/>
-                  <w:ind w:left="0"/>
-                </w:pPr>
-              </w:p>
-              <w:p>
-                <w:pPr>
-                  <w:spacing w:line="240" w:lineRule="auto"/>
-                  <w:ind w:left="0"/>
-                </w:pPr>
-              </w:p>
-              <w:p>
-                <w:pPr>
-                  <w:spacing w:line="240" w:lineRule="auto"/>
-                  <w:ind w:left="0"/>
-                </w:pPr>
-              </w:p>
-              <w:p>
-                <w:pPr>
-                  <w:spacing w:line="240" w:lineRule="auto"/>
-                  <w:ind w:left="0"/>
-                </w:pPr>
-                <w:r>
-                  <w:t>Explain DRY and include a good example that demonstrates this from 2.2.</w:t>
-                </w:r>
-              </w:p>
-              <w:p>
-                <w:pPr>
-                  <w:spacing w:line="240" w:lineRule="auto"/>
-                  <w:ind w:left="0"/>
-                </w:pPr>
-              </w:p>
-            </w:tc>
-          </w:tr>
-          <w:tr>
-            <w:tc>
-              <w:tcPr>
-                <w:tcW w:w="8640" w:type="dxa"/>
-                <w:shd w:val="clear" w:color="auto" w:fill="FFF2CC"/>
-                <w:tcMar>
-                  <w:top w:w="100" w:type="dxa"/>
-                  <w:left w:w="100" w:type="dxa"/>
-                  <w:bottom w:w="100" w:type="dxa"/>
-                  <w:right w:w="100" w:type="dxa"/>
-                </w:tcMar>
-              </w:tcPr>
-              <w:p>
-                <w:pPr>
-                  <w:spacing w:line="240" w:lineRule="auto"/>
-                  <w:ind w:left="0"/>
-                </w:pPr>
-                <w:r>
-                  <w:t>5. Did any of your test cases reveal a logic error in your algorithm?</w:t>
-                </w:r>
-              </w:p>
-              <w:p>
-                <w:pPr>
-                  <w:spacing w:line="240" w:lineRule="auto"/>
-                  <w:ind w:left="0"/>
-                </w:pPr>
-                <w:r>
-                  <w:t>If so, explain.</w:t>
-                </w:r>
-              </w:p>
-              <w:p>
-                <w:pPr>
-                  <w:spacing w:line="240" w:lineRule="auto"/>
-                  <w:ind w:left="0"/>
-                </w:pPr>
-              </w:p>
-              <w:p>
-                <w:pPr>
-                  <w:spacing w:line="240" w:lineRule="auto"/>
-                  <w:ind w:left="0"/>
-                </w:pPr>
-                <w:r>
-                  <w:t>What bug did you encounter while implementing this assignment?</w:t>
-                </w:r>
-              </w:p>
-              <w:p>
-                <w:pPr>
-                  <w:spacing w:line="240" w:lineRule="auto"/>
-                  <w:ind w:left="0"/>
-                </w:pPr>
-                <w:r>
-                  <w:t>How did you identify and fix it?</w:t>
-                </w:r>
-              </w:p>
-            </w:tc>
-          </w:tr>
-        </w:tbl>
-      </w:sdtContent>
-    </w:sdt>
+    <w:tbl>
+      <w:tblPr>
+        <w:tblStyle w:val="afff5"/>
+        <w:tblW w:w="8640" w:type="dxa"/>
+        <w:tblInd w:w="720" w:type="dxa"/>
+        <w:tblBorders>
+          <w:top w:val="single" w:sz="8" w:space="0" w:color="000000"/>
+          <w:left w:val="single" w:sz="8" w:space="0" w:color="000000"/>
+          <w:bottom w:val="single" w:sz="8" w:space="0" w:color="000000"/>
+          <w:right w:val="single" w:sz="8" w:space="0" w:color="000000"/>
+          <w:insideH w:val="single" w:sz="8" w:space="0" w:color="000000"/>
+          <w:insideV w:val="single" w:sz="8" w:space="0" w:color="000000"/>
+        </w:tblBorders>
+        <w:tblLayout w:type="fixed"/>
+        <w:tblLook w:val="0600" w:firstRow="0" w:lastRow="0" w:firstColumn="0" w:lastColumn="0" w:noHBand="1" w:noVBand="1"/>
+      </w:tblPr>
+      <w:tblGrid>
+        <w:gridCol w:w="8640"/>
+      </w:tblGrid>
+      <w:tr>
+        <w:tc>
+          <w:tcPr>
+            <w:tcW w:w="8640" w:type="dxa"/>
+            <w:shd w:val="clear" w:color="auto" w:fill="FFF2CC"/>
+            <w:tcMar>
+              <w:top w:w="100" w:type="dxa"/>
+              <w:left w:w="100" w:type="dxa"/>
+              <w:bottom w:w="100" w:type="dxa"/>
+              <w:right w:w="100" w:type="dxa"/>
+            </w:tcMar>
+          </w:tcPr>
+          <w:p>
+            <w:pPr>
+              <w:spacing w:line="240" w:lineRule="auto"/>
+              <w:ind w:left="0"/>
+            </w:pPr>
+            <w:r>
+              <w:t xml:space="preserve">1. Why </w:t>
+            </w:r>
+            <w:proofErr w:type="gramStart"/>
+            <w:r>
+              <w:t>was</w:t>
+            </w:r>
+            <w:proofErr w:type="gramEnd"/>
+            <w:r>
+              <w:t xml:space="preserve"> a while loop appropriate for allowing multiple athlete entries instead of a for loop?</w:t>
+            </w:r>
+          </w:p>
+          <w:p>
+            <w:pPr>
+              <w:spacing w:line="240" w:lineRule="auto"/>
+              <w:ind w:left="0"/>
+            </w:pPr>
+          </w:p>
+          <w:p>
+            <w:pPr>
+              <w:widowControl w:val="0"/>
+              <w:spacing w:line="240" w:lineRule="auto"/>
+              <w:ind w:left="0"/>
+              <w:rPr>
+                <w:rFonts w:ascii="Calibri" w:eastAsia="Calibri" w:hAnsi="Calibri" w:cs="Calibri"/>
+              </w:rPr>
+            </w:pPr>
+          </w:p>
+        </w:tc>
+      </w:tr>
+      <w:tr>
+        <w:tc>
+          <w:tcPr>
+            <w:tcW w:w="8640" w:type="dxa"/>
+            <w:shd w:val="clear" w:color="auto" w:fill="FFF2CC"/>
+            <w:tcMar>
+              <w:top w:w="100" w:type="dxa"/>
+              <w:left w:w="100" w:type="dxa"/>
+              <w:bottom w:w="100" w:type="dxa"/>
+              <w:right w:w="100" w:type="dxa"/>
+            </w:tcMar>
+          </w:tcPr>
+          <w:p>
+            <w:pPr>
+              <w:spacing w:line="240" w:lineRule="auto"/>
+              <w:ind w:left="0"/>
+            </w:pPr>
+            <w:r>
+              <w:t>2</w:t>
+            </w:r>
+            <w:proofErr w:type="gramStart"/>
+            <w:r>
+              <w:t>.  Why</w:t>
+            </w:r>
+            <w:proofErr w:type="gramEnd"/>
+            <w:r>
+              <w:t xml:space="preserve"> is input validation important before performing calculations like BMI?</w:t>
+            </w:r>
+          </w:p>
+          <w:p>
+            <w:pPr>
+              <w:spacing w:line="240" w:lineRule="auto"/>
+              <w:ind w:left="0"/>
+            </w:pPr>
+          </w:p>
+          <w:p>
+            <w:pPr>
+              <w:spacing w:line="240" w:lineRule="auto"/>
+              <w:ind w:left="0"/>
+            </w:pPr>
+          </w:p>
+        </w:tc>
+      </w:tr>
+      <w:tr>
+        <w:tc>
+          <w:tcPr>
+            <w:tcW w:w="8640" w:type="dxa"/>
+            <w:shd w:val="clear" w:color="auto" w:fill="FFF2CC"/>
+            <w:tcMar>
+              <w:top w:w="100" w:type="dxa"/>
+              <w:left w:w="100" w:type="dxa"/>
+              <w:bottom w:w="100" w:type="dxa"/>
+              <w:right w:w="100" w:type="dxa"/>
+            </w:tcMar>
+          </w:tcPr>
+          <w:p>
+            <w:pPr>
+              <w:spacing w:line="240" w:lineRule="auto"/>
+              <w:ind w:left="0"/>
+            </w:pPr>
+            <w:r>
+              <w:t>3. How did breaking the program into tasks make the implementation easier?</w:t>
+            </w:r>
+          </w:p>
+          <w:p>
+            <w:pPr>
+              <w:spacing w:line="240" w:lineRule="auto"/>
+              <w:ind w:left="0"/>
+            </w:pPr>
+          </w:p>
+          <w:p>
+            <w:pPr>
+              <w:spacing w:line="240" w:lineRule="auto"/>
+              <w:ind w:left="0"/>
+            </w:pPr>
+          </w:p>
+        </w:tc>
+      </w:tr>
+      <w:tr>
+        <w:tc>
+          <w:tcPr>
+            <w:tcW w:w="8640" w:type="dxa"/>
+            <w:shd w:val="clear" w:color="auto" w:fill="FFF2CC"/>
+            <w:tcMar>
+              <w:top w:w="100" w:type="dxa"/>
+              <w:left w:w="100" w:type="dxa"/>
+              <w:bottom w:w="100" w:type="dxa"/>
+              <w:right w:w="100" w:type="dxa"/>
+            </w:tcMar>
+          </w:tcPr>
+          <w:p>
+            <w:pPr>
+              <w:spacing w:line="240" w:lineRule="auto"/>
+              <w:ind w:left="0"/>
+            </w:pPr>
+            <w:r>
+              <w:t>4. SRP and DRY</w:t>
+            </w:r>
+          </w:p>
+          <w:p>
+            <w:pPr>
+              <w:spacing w:line="240" w:lineRule="auto"/>
+              <w:ind w:left="0"/>
+            </w:pPr>
+            <w:r>
+              <w:t>Explain SRP and include a good example that demonstrates this from 2.2.</w:t>
+            </w:r>
+          </w:p>
+          <w:p>
+            <w:pPr>
+              <w:spacing w:line="240" w:lineRule="auto"/>
+              <w:ind w:left="0"/>
+            </w:pPr>
+          </w:p>
+          <w:p>
+            <w:pPr>
+              <w:spacing w:line="240" w:lineRule="auto"/>
+              <w:ind w:left="0"/>
+            </w:pPr>
+          </w:p>
+          <w:p>
+            <w:pPr>
+              <w:spacing w:line="240" w:lineRule="auto"/>
+              <w:ind w:left="0"/>
+            </w:pPr>
+          </w:p>
+          <w:p>
+            <w:pPr>
+              <w:spacing w:line="240" w:lineRule="auto"/>
+              <w:ind w:left="0"/>
+            </w:pPr>
+            <w:r>
+              <w:t>Explain DRY and include a good example that demonstrates this from 2.2.</w:t>
+            </w:r>
+          </w:p>
+          <w:p>
+            <w:pPr>
+              <w:spacing w:line="240" w:lineRule="auto"/>
+              <w:ind w:left="0"/>
+            </w:pPr>
+          </w:p>
+        </w:tc>
+      </w:tr>
+      <w:tr>
+        <w:tc>
+          <w:tcPr>
+            <w:tcW w:w="8640" w:type="dxa"/>
+            <w:shd w:val="clear" w:color="auto" w:fill="FFF2CC"/>
+            <w:tcMar>
+              <w:top w:w="100" w:type="dxa"/>
+              <w:left w:w="100" w:type="dxa"/>
+              <w:bottom w:w="100" w:type="dxa"/>
+              <w:right w:w="100" w:type="dxa"/>
+            </w:tcMar>
+          </w:tcPr>
+          <w:p>
+            <w:pPr>
+              <w:spacing w:line="240" w:lineRule="auto"/>
+              <w:ind w:left="0"/>
+            </w:pPr>
+            <w:r>
+              <w:t xml:space="preserve">5. Did any of your test cases reveal a </w:t>
+            </w:r>
+            <w:proofErr w:type="gramStart"/>
+            <w:r>
+              <w:t>logic</w:t>
+            </w:r>
+            <w:proofErr w:type="gramEnd"/>
+            <w:r>
+              <w:t xml:space="preserve"> error in your algorithm?</w:t>
+            </w:r>
+          </w:p>
+          <w:p>
+            <w:pPr>
+              <w:spacing w:line="240" w:lineRule="auto"/>
+              <w:ind w:left="0"/>
+            </w:pPr>
+            <w:r>
+              <w:t>If so, explain.</w:t>
+            </w:r>
+          </w:p>
+          <w:p>
+            <w:pPr>
+              <w:spacing w:line="240" w:lineRule="auto"/>
+              <w:ind w:left="0"/>
+            </w:pPr>
+          </w:p>
+          <w:p>
+            <w:pPr>
+              <w:spacing w:line="240" w:lineRule="auto"/>
+              <w:ind w:left="0"/>
+            </w:pPr>
+            <w:r>
+              <w:t>What bug did you encounter while implementing this assignment?</w:t>
+            </w:r>
+          </w:p>
+          <w:p>
+            <w:pPr>
+              <w:spacing w:line="240" w:lineRule="auto"/>
+              <w:ind w:left="0"/>
+            </w:pPr>
+            <w:r>
+              <w:t>How did you identify and fix it?</w:t>
+            </w:r>
+          </w:p>
+        </w:tc>
+      </w:tr>
+    </w:tbl>
     <w:p/>
     <w:p/>
     <w:p/>
